--- a/Knowledge/3-Work knowledge/1-Software Engineering/2-General Technologies/9-Databases/5-My Source/2-SQL/5-SQL Commands - TCL/3-SQL SAVEPOINT and ROLLBACK_.docx
+++ b/Knowledge/3-Work knowledge/1-Software Engineering/2-General Technologies/9-Databases/5-My Source/2-SQL/5-SQL Commands - TCL/3-SQL SAVEPOINT and ROLLBACK_.docx
@@ -63,25 +63,7 @@
           <w:sz w:val="18"/>
           <w:highlight w:val="lightGray"/>
         </w:rPr>
-        <w:t xml:space="preserve">: Persons Table -&gt; ID Column: 1, </w:t>
-      </w:r>
-      <w:proofErr w:type="spellStart"/>
-      <w:r>
-        <w:rPr>
-          <w:color w:val="000000"/>
-          <w:sz w:val="18"/>
-          <w:highlight w:val="lightGray"/>
-        </w:rPr>
-        <w:t>Name_En</w:t>
-      </w:r>
-      <w:proofErr w:type="spellEnd"/>
-      <w:r>
-        <w:rPr>
-          <w:color w:val="000000"/>
-          <w:sz w:val="18"/>
-          <w:highlight w:val="lightGray"/>
-        </w:rPr>
-        <w:t xml:space="preserve"> Column: Motasem Essam] -&gt; </w:t>
+        <w:t xml:space="preserve">: Persons Table -&gt; ID Column: 1, Name_En Column: Motasem Essam] -&gt; </w:t>
       </w:r>
       <w:r>
         <w:rPr>
@@ -126,14 +108,12 @@
         <w:rPr>
           <w:rFonts w:ascii="Roboto Mono" w:eastAsia="Roboto Mono" w:hAnsi="Roboto Mono" w:cs="Roboto Mono"/>
           <w:color w:val="188038"/>
-          <w:sz w:val="24"/>
         </w:rPr>
         <w:t>ROLLBACK</w:t>
       </w:r>
       <w:r>
         <w:rPr>
           <w:rFonts w:ascii="Roboto Mono" w:eastAsia="Roboto Mono" w:hAnsi="Roboto Mono"/>
-          <w:sz w:val="24"/>
         </w:rPr>
         <w:t xml:space="preserve"> is a TCL (Transaction Control Language) command used to </w:t>
       </w:r>
@@ -142,14 +122,12 @@
           <w:rFonts w:ascii="Roboto Mono" w:eastAsia="Roboto Mono" w:hAnsi="Roboto Mono"/>
           <w:b/>
           <w:bCs/>
-          <w:sz w:val="24"/>
         </w:rPr>
         <w:t>undo changes</w:t>
       </w:r>
       <w:r>
         <w:rPr>
           <w:rFonts w:ascii="Roboto Mono" w:eastAsia="Roboto Mono" w:hAnsi="Roboto Mono"/>
-          <w:sz w:val="24"/>
         </w:rPr>
         <w:t xml:space="preserve"> made in the current transaction </w:t>
       </w:r>
@@ -158,14 +136,12 @@
           <w:rFonts w:ascii="Roboto Mono" w:eastAsia="Roboto Mono" w:hAnsi="Roboto Mono"/>
           <w:b/>
           <w:bCs/>
-          <w:sz w:val="24"/>
         </w:rPr>
         <w:t>before a COMMIT is issued</w:t>
       </w:r>
       <w:r>
         <w:rPr>
           <w:rFonts w:ascii="Roboto Mono" w:eastAsia="Roboto Mono" w:hAnsi="Roboto Mono"/>
-          <w:sz w:val="24"/>
         </w:rPr>
         <w:t>.</w:t>
       </w:r>
@@ -198,7 +174,7 @@
           <w:noProof/>
         </w:rPr>
         <w:drawing>
-          <wp:inline distT="114300" distB="114300" distL="114300" distR="114300" wp14:anchorId="6E9C902D" wp14:editId="0754032A">
+          <wp:inline distT="114300" distB="114300" distL="114300" distR="114300" wp14:anchorId="0D32EF82" wp14:editId="761AF69C">
             <wp:extent cx="5943600" cy="812800"/>
             <wp:effectExtent l="0" t="0" r="0" b="0"/>
             <wp:docPr id="36" name="image38.png"/>
@@ -238,7 +214,6 @@
       <w:r>
         <w:rPr>
           <w:rFonts w:ascii="Roboto Mono" w:eastAsia="Roboto Mono" w:hAnsi="Roboto Mono"/>
-          <w:sz w:val="24"/>
         </w:rPr>
         <w:t>ROLLBACK;</w:t>
       </w:r>
@@ -290,25 +265,7 @@
           <w:sz w:val="18"/>
           <w:highlight w:val="lightGray"/>
         </w:rPr>
-        <w:t xml:space="preserve">: Persons Table -&gt; ID Column: 1, </w:t>
-      </w:r>
-      <w:proofErr w:type="spellStart"/>
-      <w:r>
-        <w:rPr>
-          <w:color w:val="000000"/>
-          <w:sz w:val="18"/>
-          <w:highlight w:val="lightGray"/>
-        </w:rPr>
-        <w:t>Name_En</w:t>
-      </w:r>
-      <w:proofErr w:type="spellEnd"/>
-      <w:r>
-        <w:rPr>
-          <w:color w:val="000000"/>
-          <w:sz w:val="18"/>
-          <w:highlight w:val="lightGray"/>
-        </w:rPr>
-        <w:t xml:space="preserve"> Column: Motasem Essam] -&gt; </w:t>
+        <w:t xml:space="preserve">: Persons Table -&gt; ID Column: 1, Name_En Column: Motasem Essam] -&gt; </w:t>
       </w:r>
       <w:r>
         <w:rPr>
@@ -351,19 +308,17 @@
           <w:ilvl w:val="0"/>
           <w:numId w:val="2"/>
         </w:numPr>
-        <w:spacing w:before="240"/>
-      </w:pPr>
-      <w:r>
-        <w:rPr>
-          <w:rFonts w:ascii="Roboto Mono" w:eastAsia="Roboto Mono" w:hAnsi="Roboto Mono"/>
-          <w:sz w:val="24"/>
+        <w:spacing w:before="240" w:after="0" w:line="276" w:lineRule="auto"/>
+      </w:pPr>
+      <w:r>
+        <w:rPr>
+          <w:rFonts w:ascii="Roboto Mono" w:eastAsia="Roboto Mono" w:hAnsi="Roboto Mono"/>
         </w:rPr>
         <w:t>If an error occurs during a transaction.</w:t>
       </w:r>
       <w:r>
         <w:rPr>
           <w:rFonts w:ascii="Roboto Mono" w:eastAsia="Roboto Mono" w:hAnsi="Roboto Mono"/>
-          <w:sz w:val="24"/>
         </w:rPr>
         <w:br/>
       </w:r>
@@ -374,18 +329,17 @@
           <w:ilvl w:val="0"/>
           <w:numId w:val="2"/>
         </w:numPr>
-      </w:pPr>
-      <w:r>
-        <w:rPr>
-          <w:rFonts w:ascii="Roboto Mono" w:eastAsia="Roboto Mono" w:hAnsi="Roboto Mono"/>
-          <w:sz w:val="24"/>
+        <w:spacing w:after="0" w:line="276" w:lineRule="auto"/>
+      </w:pPr>
+      <w:r>
+        <w:rPr>
+          <w:rFonts w:ascii="Roboto Mono" w:eastAsia="Roboto Mono" w:hAnsi="Roboto Mono"/>
         </w:rPr>
         <w:t>If you realize something went wrong and want to undo the changes.</w:t>
       </w:r>
       <w:r>
         <w:rPr>
           <w:rFonts w:ascii="Roboto Mono" w:eastAsia="Roboto Mono" w:hAnsi="Roboto Mono"/>
-          <w:sz w:val="24"/>
         </w:rPr>
         <w:br/>
       </w:r>
@@ -396,12 +350,11 @@
           <w:ilvl w:val="0"/>
           <w:numId w:val="2"/>
         </w:numPr>
-        <w:spacing w:after="240"/>
-      </w:pPr>
-      <w:r>
-        <w:rPr>
-          <w:rFonts w:ascii="Roboto Mono" w:eastAsia="Roboto Mono" w:hAnsi="Roboto Mono"/>
-          <w:sz w:val="24"/>
+        <w:spacing w:after="240" w:line="276" w:lineRule="auto"/>
+      </w:pPr>
+      <w:r>
+        <w:rPr>
+          <w:rFonts w:ascii="Roboto Mono" w:eastAsia="Roboto Mono" w:hAnsi="Roboto Mono"/>
         </w:rPr>
         <w:t xml:space="preserve">If you want to return to a </w:t>
       </w:r>
@@ -410,32 +363,18 @@
           <w:rFonts w:ascii="Roboto Mono" w:eastAsia="Roboto Mono" w:hAnsi="Roboto Mono"/>
           <w:b/>
           <w:bCs/>
-          <w:sz w:val="24"/>
-        </w:rPr>
-        <w:t xml:space="preserve">previous </w:t>
-      </w:r>
-      <w:proofErr w:type="spellStart"/>
-      <w:r>
-        <w:rPr>
-          <w:rFonts w:ascii="Roboto Mono" w:eastAsia="Roboto Mono" w:hAnsi="Roboto Mono"/>
-          <w:b/>
-          <w:bCs/>
-          <w:sz w:val="24"/>
-        </w:rPr>
-        <w:t>savepoint</w:t>
-      </w:r>
-      <w:proofErr w:type="spellEnd"/>
-      <w:r>
-        <w:rPr>
-          <w:rFonts w:ascii="Roboto Mono" w:eastAsia="Roboto Mono" w:hAnsi="Roboto Mono"/>
-          <w:sz w:val="24"/>
+        </w:rPr>
+        <w:t>previous savepoint</w:t>
+      </w:r>
+      <w:r>
+        <w:rPr>
+          <w:rFonts w:ascii="Roboto Mono" w:eastAsia="Roboto Mono" w:hAnsi="Roboto Mono"/>
         </w:rPr>
         <w:t xml:space="preserve"> (advanced usage).</w:t>
       </w:r>
       <w:r>
         <w:rPr>
           <w:rFonts w:ascii="Roboto Mono" w:eastAsia="Roboto Mono" w:hAnsi="Roboto Mono"/>
-          <w:sz w:val="24"/>
         </w:rPr>
         <w:br/>
       </w:r>
@@ -463,15 +402,7 @@
       <w:bookmarkStart w:id="4" w:name="_81ljchgndayf" w:colFirst="0" w:colLast="0"/>
       <w:bookmarkEnd w:id="4"/>
       <w:r>
-        <w:t xml:space="preserve">Step 1: Disable </w:t>
-      </w:r>
-      <w:proofErr w:type="spellStart"/>
-      <w:r>
-        <w:t>autocommit</w:t>
-      </w:r>
-      <w:proofErr w:type="spellEnd"/>
-      <w:r>
-        <w:t xml:space="preserve"> (MySQL default is ON)</w:t>
+        <w:t>Step 1: Disable autocommit (MySQL default is ON)</w:t>
       </w:r>
     </w:p>
     <w:p>
@@ -485,7 +416,6 @@
           <w:sz w:val="18"/>
           <w:highlight w:val="lightGray"/>
         </w:rPr>
-        <w:lastRenderedPageBreak/>
         <w:t># Source: AI Source: Provided by: [Data Path</w:t>
       </w:r>
       <w:r>
@@ -494,25 +424,7 @@
           <w:sz w:val="18"/>
           <w:highlight w:val="lightGray"/>
         </w:rPr>
-        <w:t xml:space="preserve">: Persons Table -&gt; ID Column: 1, </w:t>
-      </w:r>
-      <w:proofErr w:type="spellStart"/>
-      <w:r>
-        <w:rPr>
-          <w:color w:val="000000"/>
-          <w:sz w:val="18"/>
-          <w:highlight w:val="lightGray"/>
-        </w:rPr>
-        <w:t>Name_En</w:t>
-      </w:r>
-      <w:proofErr w:type="spellEnd"/>
-      <w:r>
-        <w:rPr>
-          <w:color w:val="000000"/>
-          <w:sz w:val="18"/>
-          <w:highlight w:val="lightGray"/>
-        </w:rPr>
-        <w:t xml:space="preserve"> Column: Motasem Essam] -&gt; </w:t>
+        <w:t xml:space="preserve">: Persons Table -&gt; ID Column: 1, Name_En Column: Motasem Essam] -&gt; </w:t>
       </w:r>
       <w:r>
         <w:rPr>
@@ -555,7 +467,7 @@
           <w:noProof/>
         </w:rPr>
         <w:drawing>
-          <wp:inline distT="114300" distB="114300" distL="114300" distR="114300" wp14:anchorId="3D0A1CA1" wp14:editId="47F91312">
+          <wp:inline distT="114300" distB="114300" distL="114300" distR="114300" wp14:anchorId="0373BB35" wp14:editId="09E18F8A">
             <wp:extent cx="5943600" cy="812800"/>
             <wp:effectExtent l="0" t="0" r="0" b="0"/>
             <wp:docPr id="16" name="image15.png"/>
@@ -595,7 +507,6 @@
       <w:r>
         <w:rPr>
           <w:rFonts w:ascii="Roboto Mono" w:eastAsia="Roboto Mono" w:hAnsi="Roboto Mono"/>
-          <w:sz w:val="24"/>
         </w:rPr>
         <w:t>SET AUTOCOMMIT = 0;</w:t>
       </w:r>
@@ -633,25 +544,7 @@
           <w:sz w:val="18"/>
           <w:highlight w:val="lightGray"/>
         </w:rPr>
-        <w:t xml:space="preserve">: Persons Table -&gt; ID Column: 1, </w:t>
-      </w:r>
-      <w:proofErr w:type="spellStart"/>
-      <w:r>
-        <w:rPr>
-          <w:color w:val="000000"/>
-          <w:sz w:val="18"/>
-          <w:highlight w:val="lightGray"/>
-        </w:rPr>
-        <w:t>Name_En</w:t>
-      </w:r>
-      <w:proofErr w:type="spellEnd"/>
-      <w:r>
-        <w:rPr>
-          <w:color w:val="000000"/>
-          <w:sz w:val="18"/>
-          <w:highlight w:val="lightGray"/>
-        </w:rPr>
-        <w:t xml:space="preserve"> Column: Motasem Essam] -&gt; </w:t>
+        <w:t xml:space="preserve">: Persons Table -&gt; ID Column: 1, Name_En Column: Motasem Essam] -&gt; </w:t>
       </w:r>
       <w:r>
         <w:rPr>
@@ -694,7 +587,7 @@
           <w:noProof/>
         </w:rPr>
         <w:drawing>
-          <wp:inline distT="114300" distB="114300" distL="114300" distR="114300" wp14:anchorId="395D776D" wp14:editId="51BB5AED">
+          <wp:inline distT="114300" distB="114300" distL="114300" distR="114300" wp14:anchorId="2D4C45D9" wp14:editId="62206FD2">
             <wp:extent cx="5943600" cy="825500"/>
             <wp:effectExtent l="0" t="0" r="0" b="0"/>
             <wp:docPr id="10" name="image18.png"/>
@@ -734,41 +627,8 @@
       <w:r>
         <w:rPr>
           <w:rFonts w:ascii="Roboto Mono" w:eastAsia="Roboto Mono" w:hAnsi="Roboto Mono"/>
-          <w:sz w:val="24"/>
-        </w:rPr>
-        <w:t>INSERT INTO Customers (</w:t>
-      </w:r>
-      <w:proofErr w:type="spellStart"/>
-      <w:r>
-        <w:rPr>
-          <w:rFonts w:ascii="Roboto Mono" w:eastAsia="Roboto Mono" w:hAnsi="Roboto Mono"/>
-          <w:sz w:val="24"/>
-        </w:rPr>
-        <w:t>CustomerID</w:t>
-      </w:r>
-      <w:proofErr w:type="spellEnd"/>
-      <w:r>
-        <w:rPr>
-          <w:rFonts w:ascii="Roboto Mono" w:eastAsia="Roboto Mono" w:hAnsi="Roboto Mono"/>
-          <w:sz w:val="24"/>
-        </w:rPr>
-        <w:t xml:space="preserve">, </w:t>
-      </w:r>
-      <w:proofErr w:type="spellStart"/>
-      <w:r>
-        <w:rPr>
-          <w:rFonts w:ascii="Roboto Mono" w:eastAsia="Roboto Mono" w:hAnsi="Roboto Mono"/>
-          <w:sz w:val="24"/>
-        </w:rPr>
-        <w:t>CustomerName</w:t>
-      </w:r>
-      <w:proofErr w:type="spellEnd"/>
-      <w:r>
-        <w:rPr>
-          <w:rFonts w:ascii="Roboto Mono" w:eastAsia="Roboto Mono" w:hAnsi="Roboto Mono"/>
-          <w:sz w:val="24"/>
-        </w:rPr>
-        <w:t>) VALUES (999, 'Test Rollback');</w:t>
+        </w:rPr>
+        <w:t>INSERT INTO Customers (CustomerID, CustomerName) VALUES (999, 'Test Rollback');</w:t>
       </w:r>
     </w:p>
     <w:p/>
@@ -802,25 +662,7 @@
           <w:sz w:val="18"/>
           <w:highlight w:val="lightGray"/>
         </w:rPr>
-        <w:t xml:space="preserve">: Persons Table -&gt; ID Column: 1, </w:t>
-      </w:r>
-      <w:proofErr w:type="spellStart"/>
-      <w:r>
-        <w:rPr>
-          <w:color w:val="000000"/>
-          <w:sz w:val="18"/>
-          <w:highlight w:val="lightGray"/>
-        </w:rPr>
-        <w:t>Name_En</w:t>
-      </w:r>
-      <w:proofErr w:type="spellEnd"/>
-      <w:r>
-        <w:rPr>
-          <w:color w:val="000000"/>
-          <w:sz w:val="18"/>
-          <w:highlight w:val="lightGray"/>
-        </w:rPr>
-        <w:t xml:space="preserve"> Column: Motasem Essam] -&gt; </w:t>
+        <w:t xml:space="preserve">: Persons Table -&gt; ID Column: 1, Name_En Column: Motasem Essam] -&gt; </w:t>
       </w:r>
       <w:r>
         <w:rPr>
@@ -863,7 +705,7 @@
           <w:noProof/>
         </w:rPr>
         <w:drawing>
-          <wp:inline distT="114300" distB="114300" distL="114300" distR="114300" wp14:anchorId="1B9C1722" wp14:editId="4E302F72">
+          <wp:inline distT="114300" distB="114300" distL="114300" distR="114300" wp14:anchorId="116EAAE7" wp14:editId="5D9F0AB3">
             <wp:extent cx="5943600" cy="812800"/>
             <wp:effectExtent l="0" t="0" r="0" b="0"/>
             <wp:docPr id="30" name="image21.png"/>
@@ -903,7 +745,6 @@
       <w:r>
         <w:rPr>
           <w:rFonts w:ascii="Roboto Mono" w:eastAsia="Roboto Mono" w:hAnsi="Roboto Mono"/>
-          <w:sz w:val="24"/>
         </w:rPr>
         <w:t>ROLLBACK;</w:t>
       </w:r>
@@ -938,25 +779,7 @@
           <w:sz w:val="18"/>
           <w:highlight w:val="lightGray"/>
         </w:rPr>
-        <w:t xml:space="preserve">: Persons Table -&gt; ID Column: 1, </w:t>
-      </w:r>
-      <w:proofErr w:type="spellStart"/>
-      <w:r>
-        <w:rPr>
-          <w:color w:val="000000"/>
-          <w:sz w:val="18"/>
-          <w:highlight w:val="lightGray"/>
-        </w:rPr>
-        <w:t>Name_En</w:t>
-      </w:r>
-      <w:proofErr w:type="spellEnd"/>
-      <w:r>
-        <w:rPr>
-          <w:color w:val="000000"/>
-          <w:sz w:val="18"/>
-          <w:highlight w:val="lightGray"/>
-        </w:rPr>
-        <w:t xml:space="preserve"> Column: Motasem Essam] -&gt; </w:t>
+        <w:t xml:space="preserve">: Persons Table -&gt; ID Column: 1, Name_En Column: Motasem Essam] -&gt; </w:t>
       </w:r>
       <w:r>
         <w:rPr>
@@ -998,9 +821,8 @@
         <w:rPr>
           <w:noProof/>
         </w:rPr>
-        <w:lastRenderedPageBreak/>
         <w:drawing>
-          <wp:inline distT="114300" distB="114300" distL="114300" distR="114300" wp14:anchorId="2998F5D1" wp14:editId="6C1B1EC0">
+          <wp:inline distT="114300" distB="114300" distL="114300" distR="114300" wp14:anchorId="396A6A5E" wp14:editId="427F5CDC">
             <wp:extent cx="5943600" cy="812800"/>
             <wp:effectExtent l="0" t="0" r="0" b="0"/>
             <wp:docPr id="23" name="image17.png"/>
@@ -1040,25 +862,8 @@
       <w:r>
         <w:rPr>
           <w:rFonts w:ascii="Roboto Mono" w:eastAsia="Roboto Mono" w:hAnsi="Roboto Mono"/>
-          <w:sz w:val="24"/>
-        </w:rPr>
-        <w:t xml:space="preserve">SELECT * FROM Customers WHERE </w:t>
-      </w:r>
-      <w:proofErr w:type="spellStart"/>
-      <w:r>
-        <w:rPr>
-          <w:rFonts w:ascii="Roboto Mono" w:eastAsia="Roboto Mono" w:hAnsi="Roboto Mono"/>
-          <w:sz w:val="24"/>
-        </w:rPr>
-        <w:t>CustomerID</w:t>
-      </w:r>
-      <w:proofErr w:type="spellEnd"/>
-      <w:r>
-        <w:rPr>
-          <w:rFonts w:ascii="Roboto Mono" w:eastAsia="Roboto Mono" w:hAnsi="Roboto Mono"/>
-          <w:sz w:val="24"/>
-        </w:rPr>
-        <w:t xml:space="preserve"> = 999;</w:t>
+        </w:rPr>
+        <w:t>SELECT * FROM Customers WHERE CustomerID = 999;</w:t>
       </w:r>
     </w:p>
     <w:p/>
@@ -1067,7 +872,6 @@
       <w:r>
         <w:rPr>
           <w:rFonts w:ascii="Roboto Mono" w:eastAsia="Roboto Mono" w:hAnsi="Roboto Mono"/>
-          <w:sz w:val="24"/>
         </w:rPr>
         <w:t xml:space="preserve">🟥 The row will </w:t>
       </w:r>
@@ -1076,14 +880,12 @@
           <w:rFonts w:ascii="Roboto Mono" w:eastAsia="Roboto Mono" w:hAnsi="Roboto Mono"/>
           <w:b/>
           <w:bCs/>
-          <w:sz w:val="24"/>
         </w:rPr>
         <w:t>not exist</w:t>
       </w:r>
       <w:r>
         <w:rPr>
           <w:rFonts w:ascii="Roboto Mono" w:eastAsia="Roboto Mono" w:hAnsi="Roboto Mono"/>
-          <w:sz w:val="24"/>
         </w:rPr>
         <w:t>, because the insert was rolled back.</w:t>
       </w:r>
@@ -1131,25 +933,7 @@
           <w:sz w:val="18"/>
           <w:highlight w:val="lightGray"/>
         </w:rPr>
-        <w:t xml:space="preserve">: Persons Table -&gt; ID Column: 1, </w:t>
-      </w:r>
-      <w:proofErr w:type="spellStart"/>
-      <w:r>
-        <w:rPr>
-          <w:color w:val="000000"/>
-          <w:sz w:val="18"/>
-          <w:highlight w:val="lightGray"/>
-        </w:rPr>
-        <w:t>Name_En</w:t>
-      </w:r>
-      <w:proofErr w:type="spellEnd"/>
-      <w:r>
-        <w:rPr>
-          <w:color w:val="000000"/>
-          <w:sz w:val="18"/>
-          <w:highlight w:val="lightGray"/>
-        </w:rPr>
-        <w:t xml:space="preserve"> Column: Motasem Essam] -&gt; </w:t>
+        <w:t xml:space="preserve">: Persons Table -&gt; ID Column: 1, Name_En Column: Motasem Essam] -&gt; </w:t>
       </w:r>
       <w:r>
         <w:rPr>
@@ -1192,7 +976,7 @@
           <w:noProof/>
         </w:rPr>
         <w:drawing>
-          <wp:inline distT="114300" distB="114300" distL="114300" distR="114300" wp14:anchorId="6777A50F" wp14:editId="74040D48">
+          <wp:inline distT="114300" distB="114300" distL="114300" distR="114300" wp14:anchorId="2B1A2D0E" wp14:editId="263F305A">
             <wp:extent cx="5943600" cy="3187700"/>
             <wp:effectExtent l="0" t="0" r="0" b="0"/>
             <wp:docPr id="31" name="image20.png"/>
@@ -1232,7 +1016,6 @@
       <w:r>
         <w:rPr>
           <w:rFonts w:ascii="Roboto Mono" w:eastAsia="Roboto Mono" w:hAnsi="Roboto Mono"/>
-          <w:sz w:val="24"/>
         </w:rPr>
         <w:t>SET AUTOCOMMIT = 0;</w:t>
       </w:r>
@@ -1242,7 +1025,6 @@
       <w:r>
         <w:rPr>
           <w:rFonts w:ascii="Roboto Mono" w:eastAsia="Roboto Mono" w:hAnsi="Roboto Mono"/>
-          <w:sz w:val="24"/>
         </w:rPr>
         <w:t>SAVEPOINT sp1;</w:t>
       </w:r>
@@ -1252,57 +1034,8 @@
       <w:r>
         <w:rPr>
           <w:rFonts w:ascii="Roboto Mono" w:eastAsia="Roboto Mono" w:hAnsi="Roboto Mono"/>
-          <w:sz w:val="24"/>
-        </w:rPr>
-        <w:t>INSERT INTO Customers (</w:t>
-      </w:r>
-      <w:proofErr w:type="spellStart"/>
-      <w:r>
-        <w:rPr>
-          <w:rFonts w:ascii="Roboto Mono" w:eastAsia="Roboto Mono" w:hAnsi="Roboto Mono"/>
-          <w:sz w:val="24"/>
-        </w:rPr>
-        <w:t>CustomerID</w:t>
-      </w:r>
-      <w:proofErr w:type="spellEnd"/>
-      <w:r>
-        <w:rPr>
-          <w:rFonts w:ascii="Roboto Mono" w:eastAsia="Roboto Mono" w:hAnsi="Roboto Mono"/>
-          <w:sz w:val="24"/>
-        </w:rPr>
-        <w:t xml:space="preserve">, </w:t>
-      </w:r>
-      <w:proofErr w:type="spellStart"/>
-      <w:r>
-        <w:rPr>
-          <w:rFonts w:ascii="Roboto Mono" w:eastAsia="Roboto Mono" w:hAnsi="Roboto Mono"/>
-          <w:sz w:val="24"/>
-        </w:rPr>
-        <w:t>CustomerName</w:t>
-      </w:r>
-      <w:proofErr w:type="spellEnd"/>
-      <w:r>
-        <w:rPr>
-          <w:rFonts w:ascii="Roboto Mono" w:eastAsia="Roboto Mono" w:hAnsi="Roboto Mono"/>
-          <w:sz w:val="24"/>
-        </w:rPr>
-        <w:t xml:space="preserve">) VALUES (1000, 'Before </w:t>
-      </w:r>
-      <w:proofErr w:type="spellStart"/>
-      <w:r>
-        <w:rPr>
-          <w:rFonts w:ascii="Roboto Mono" w:eastAsia="Roboto Mono" w:hAnsi="Roboto Mono"/>
-          <w:sz w:val="24"/>
-        </w:rPr>
-        <w:t>Savepoint</w:t>
-      </w:r>
-      <w:proofErr w:type="spellEnd"/>
-      <w:r>
-        <w:rPr>
-          <w:rFonts w:ascii="Roboto Mono" w:eastAsia="Roboto Mono" w:hAnsi="Roboto Mono"/>
-          <w:sz w:val="24"/>
-        </w:rPr>
-        <w:t>');</w:t>
+        </w:rPr>
+        <w:t>INSERT INTO Customers (CustomerID, CustomerName) VALUES (1000, 'Before Savepoint');</w:t>
       </w:r>
     </w:p>
     <w:p/>
@@ -1310,9 +1043,7 @@
       <w:r>
         <w:rPr>
           <w:rFonts w:ascii="Roboto Mono" w:eastAsia="Roboto Mono" w:hAnsi="Roboto Mono"/>
-          <w:sz w:val="24"/>
-        </w:rPr>
-        <w:lastRenderedPageBreak/>
+        </w:rPr>
         <w:t>SAVEPOINT sp2;</w:t>
       </w:r>
     </w:p>
@@ -1321,57 +1052,8 @@
       <w:r>
         <w:rPr>
           <w:rFonts w:ascii="Roboto Mono" w:eastAsia="Roboto Mono" w:hAnsi="Roboto Mono"/>
-          <w:sz w:val="24"/>
-        </w:rPr>
-        <w:t>INSERT INTO Customers (</w:t>
-      </w:r>
-      <w:proofErr w:type="spellStart"/>
-      <w:r>
-        <w:rPr>
-          <w:rFonts w:ascii="Roboto Mono" w:eastAsia="Roboto Mono" w:hAnsi="Roboto Mono"/>
-          <w:sz w:val="24"/>
-        </w:rPr>
-        <w:t>CustomerID</w:t>
-      </w:r>
-      <w:proofErr w:type="spellEnd"/>
-      <w:r>
-        <w:rPr>
-          <w:rFonts w:ascii="Roboto Mono" w:eastAsia="Roboto Mono" w:hAnsi="Roboto Mono"/>
-          <w:sz w:val="24"/>
-        </w:rPr>
-        <w:t xml:space="preserve">, </w:t>
-      </w:r>
-      <w:proofErr w:type="spellStart"/>
-      <w:r>
-        <w:rPr>
-          <w:rFonts w:ascii="Roboto Mono" w:eastAsia="Roboto Mono" w:hAnsi="Roboto Mono"/>
-          <w:sz w:val="24"/>
-        </w:rPr>
-        <w:t>CustomerName</w:t>
-      </w:r>
-      <w:proofErr w:type="spellEnd"/>
-      <w:r>
-        <w:rPr>
-          <w:rFonts w:ascii="Roboto Mono" w:eastAsia="Roboto Mono" w:hAnsi="Roboto Mono"/>
-          <w:sz w:val="24"/>
-        </w:rPr>
-        <w:t xml:space="preserve">) VALUES (1001, 'After </w:t>
-      </w:r>
-      <w:proofErr w:type="spellStart"/>
-      <w:r>
-        <w:rPr>
-          <w:rFonts w:ascii="Roboto Mono" w:eastAsia="Roboto Mono" w:hAnsi="Roboto Mono"/>
-          <w:sz w:val="24"/>
-        </w:rPr>
-        <w:t>Savepoint</w:t>
-      </w:r>
-      <w:proofErr w:type="spellEnd"/>
-      <w:r>
-        <w:rPr>
-          <w:rFonts w:ascii="Roboto Mono" w:eastAsia="Roboto Mono" w:hAnsi="Roboto Mono"/>
-          <w:sz w:val="24"/>
-        </w:rPr>
-        <w:t>');</w:t>
+        </w:rPr>
+        <w:t>INSERT INTO Customers (CustomerID, CustomerName) VALUES (1001, 'After Savepoint');</w:t>
       </w:r>
     </w:p>
     <w:p/>
@@ -1379,7 +1061,6 @@
       <w:r>
         <w:rPr>
           <w:rFonts w:ascii="Roboto Mono" w:eastAsia="Roboto Mono" w:hAnsi="Roboto Mono"/>
-          <w:sz w:val="24"/>
         </w:rPr>
         <w:t>-- Roll back to before second insert</w:t>
       </w:r>
@@ -1388,7 +1069,6 @@
       <w:r>
         <w:rPr>
           <w:rFonts w:ascii="Roboto Mono" w:eastAsia="Roboto Mono" w:hAnsi="Roboto Mono"/>
-          <w:sz w:val="24"/>
         </w:rPr>
         <w:t>ROLLBACK TO sp2;</w:t>
       </w:r>
@@ -1398,7 +1078,6 @@
       <w:r>
         <w:rPr>
           <w:rFonts w:ascii="Roboto Mono" w:eastAsia="Roboto Mono" w:hAnsi="Roboto Mono"/>
-          <w:sz w:val="24"/>
         </w:rPr>
         <w:t>COMMIT;</w:t>
       </w:r>
@@ -1411,25 +1090,8 @@
       <w:r>
         <w:rPr>
           <w:rFonts w:ascii="Roboto Mono" w:eastAsia="Roboto Mono" w:hAnsi="Roboto Mono" w:cs="Arial Unicode MS"/>
-          <w:sz w:val="24"/>
-        </w:rPr>
-        <w:t xml:space="preserve">✅ Result: Only </w:t>
-      </w:r>
-      <w:proofErr w:type="spellStart"/>
-      <w:r>
-        <w:rPr>
-          <w:rFonts w:ascii="Roboto Mono" w:eastAsia="Roboto Mono" w:hAnsi="Roboto Mono" w:cs="Arial Unicode MS"/>
-          <w:sz w:val="24"/>
-        </w:rPr>
-        <w:t>CustomerID</w:t>
-      </w:r>
-      <w:proofErr w:type="spellEnd"/>
-      <w:r>
-        <w:rPr>
-          <w:rFonts w:ascii="Roboto Mono" w:eastAsia="Roboto Mono" w:hAnsi="Roboto Mono" w:cs="Arial Unicode MS"/>
-          <w:sz w:val="24"/>
-        </w:rPr>
-        <w:t xml:space="preserve"> 1000 is committed.</w:t>
+        </w:rPr>
+        <w:t>✅ Result: Only CustomerID 1000 is committed.</w:t>
       </w:r>
     </w:p>
     <w:p/>
@@ -1465,25 +1127,7 @@
           <w:sz w:val="18"/>
           <w:highlight w:val="lightGray"/>
         </w:rPr>
-        <w:t xml:space="preserve">: Persons Table -&gt; ID Column: 1, </w:t>
-      </w:r>
-      <w:proofErr w:type="spellStart"/>
-      <w:r>
-        <w:rPr>
-          <w:color w:val="000000"/>
-          <w:sz w:val="18"/>
-          <w:highlight w:val="lightGray"/>
-        </w:rPr>
-        <w:t>Name_En</w:t>
-      </w:r>
-      <w:proofErr w:type="spellEnd"/>
-      <w:r>
-        <w:rPr>
-          <w:color w:val="000000"/>
-          <w:sz w:val="18"/>
-          <w:highlight w:val="lightGray"/>
-        </w:rPr>
-        <w:t xml:space="preserve"> Column: Motasem Essam] -&gt; </w:t>
+        <w:t xml:space="preserve">: Persons Table -&gt; ID Column: 1, Name_En Column: Motasem Essam] -&gt; </w:t>
       </w:r>
       <w:r>
         <w:rPr>
@@ -1526,20 +1170,18 @@
           <w:ilvl w:val="0"/>
           <w:numId w:val="6"/>
         </w:numPr>
-        <w:spacing w:before="240"/>
+        <w:spacing w:before="240" w:after="0" w:line="276" w:lineRule="auto"/>
       </w:pPr>
       <w:r>
         <w:rPr>
           <w:rFonts w:ascii="Roboto Mono" w:eastAsia="Roboto Mono" w:hAnsi="Roboto Mono" w:cs="Roboto Mono"/>
           <w:color w:val="188038"/>
-          <w:sz w:val="24"/>
         </w:rPr>
         <w:t>ROLLBACK</w:t>
       </w:r>
       <w:r>
         <w:rPr>
           <w:rFonts w:ascii="Roboto Mono" w:eastAsia="Roboto Mono" w:hAnsi="Roboto Mono"/>
-          <w:sz w:val="24"/>
         </w:rPr>
         <w:t xml:space="preserve"> only works on </w:t>
       </w:r>
@@ -1548,21 +1190,18 @@
           <w:rFonts w:ascii="Roboto Mono" w:eastAsia="Roboto Mono" w:hAnsi="Roboto Mono"/>
           <w:b/>
           <w:bCs/>
-          <w:sz w:val="24"/>
         </w:rPr>
         <w:t>uncommitted</w:t>
       </w:r>
       <w:r>
         <w:rPr>
           <w:rFonts w:ascii="Roboto Mono" w:eastAsia="Roboto Mono" w:hAnsi="Roboto Mono"/>
-          <w:sz w:val="24"/>
         </w:rPr>
         <w:t xml:space="preserve"> changes.</w:t>
       </w:r>
       <w:r>
         <w:rPr>
           <w:rFonts w:ascii="Roboto Mono" w:eastAsia="Roboto Mono" w:hAnsi="Roboto Mono"/>
-          <w:sz w:val="24"/>
         </w:rPr>
         <w:br/>
       </w:r>
@@ -1573,11 +1212,11 @@
           <w:ilvl w:val="0"/>
           <w:numId w:val="6"/>
         </w:numPr>
-      </w:pPr>
-      <w:r>
-        <w:rPr>
-          <w:rFonts w:ascii="Roboto Mono" w:eastAsia="Roboto Mono" w:hAnsi="Roboto Mono"/>
-          <w:sz w:val="24"/>
+        <w:spacing w:after="0" w:line="276" w:lineRule="auto"/>
+      </w:pPr>
+      <w:r>
+        <w:rPr>
+          <w:rFonts w:ascii="Roboto Mono" w:eastAsia="Roboto Mono" w:hAnsi="Roboto Mono"/>
         </w:rPr>
         <w:t xml:space="preserve">Once a </w:t>
       </w:r>
@@ -1585,14 +1224,12 @@
         <w:rPr>
           <w:rFonts w:ascii="Roboto Mono" w:eastAsia="Roboto Mono" w:hAnsi="Roboto Mono" w:cs="Roboto Mono"/>
           <w:color w:val="188038"/>
-          <w:sz w:val="24"/>
         </w:rPr>
         <w:t>COMMIT</w:t>
       </w:r>
       <w:r>
         <w:rPr>
           <w:rFonts w:ascii="Roboto Mono" w:eastAsia="Roboto Mono" w:hAnsi="Roboto Mono"/>
-          <w:sz w:val="24"/>
         </w:rPr>
         <w:t xml:space="preserve"> is executed, </w:t>
       </w:r>
@@ -1601,21 +1238,18 @@
           <w:rFonts w:ascii="Roboto Mono" w:eastAsia="Roboto Mono" w:hAnsi="Roboto Mono"/>
           <w:b/>
           <w:bCs/>
-          <w:sz w:val="24"/>
         </w:rPr>
         <w:t>rollback has no effect</w:t>
       </w:r>
       <w:r>
         <w:rPr>
           <w:rFonts w:ascii="Roboto Mono" w:eastAsia="Roboto Mono" w:hAnsi="Roboto Mono"/>
-          <w:sz w:val="24"/>
         </w:rPr>
         <w:t xml:space="preserve"> on that transaction.</w:t>
       </w:r>
       <w:r>
         <w:rPr>
           <w:rFonts w:ascii="Roboto Mono" w:eastAsia="Roboto Mono" w:hAnsi="Roboto Mono"/>
-          <w:sz w:val="24"/>
         </w:rPr>
         <w:br/>
       </w:r>
@@ -1626,12 +1260,11 @@
           <w:ilvl w:val="0"/>
           <w:numId w:val="6"/>
         </w:numPr>
-        <w:spacing w:after="240"/>
-      </w:pPr>
-      <w:r>
-        <w:rPr>
-          <w:rFonts w:ascii="Roboto Mono" w:eastAsia="Roboto Mono" w:hAnsi="Roboto Mono"/>
-          <w:sz w:val="24"/>
+        <w:spacing w:after="240" w:line="276" w:lineRule="auto"/>
+      </w:pPr>
+      <w:r>
+        <w:rPr>
+          <w:rFonts w:ascii="Roboto Mono" w:eastAsia="Roboto Mono" w:hAnsi="Roboto Mono"/>
         </w:rPr>
         <w:t xml:space="preserve">Transactions must be </w:t>
       </w:r>
@@ -1640,45 +1273,25 @@
           <w:rFonts w:ascii="Roboto Mono" w:eastAsia="Roboto Mono" w:hAnsi="Roboto Mono"/>
           <w:b/>
           <w:bCs/>
-          <w:sz w:val="24"/>
         </w:rPr>
         <w:t>explicitly started</w:t>
       </w:r>
       <w:r>
         <w:rPr>
           <w:rFonts w:ascii="Roboto Mono" w:eastAsia="Roboto Mono" w:hAnsi="Roboto Mono"/>
-          <w:sz w:val="24"/>
-        </w:rPr>
-        <w:t xml:space="preserve"> by disabling </w:t>
-      </w:r>
-      <w:proofErr w:type="spellStart"/>
-      <w:r>
-        <w:rPr>
-          <w:rFonts w:ascii="Roboto Mono" w:eastAsia="Roboto Mono" w:hAnsi="Roboto Mono"/>
-          <w:sz w:val="24"/>
-        </w:rPr>
-        <w:t>autocommit</w:t>
-      </w:r>
-      <w:proofErr w:type="spellEnd"/>
-      <w:r>
-        <w:rPr>
-          <w:rFonts w:ascii="Roboto Mono" w:eastAsia="Roboto Mono" w:hAnsi="Roboto Mono"/>
-          <w:sz w:val="24"/>
-        </w:rPr>
-        <w:t xml:space="preserve"> (</w:t>
+        </w:rPr>
+        <w:t xml:space="preserve"> by disabling autocommit (</w:t>
       </w:r>
       <w:r>
         <w:rPr>
           <w:rFonts w:ascii="Roboto Mono" w:eastAsia="Roboto Mono" w:hAnsi="Roboto Mono" w:cs="Roboto Mono"/>
           <w:color w:val="188038"/>
-          <w:sz w:val="24"/>
         </w:rPr>
         <w:t>SET AUTOCOMMIT = 0</w:t>
       </w:r>
       <w:r>
         <w:rPr>
           <w:rFonts w:ascii="Roboto Mono" w:eastAsia="Roboto Mono" w:hAnsi="Roboto Mono"/>
-          <w:sz w:val="24"/>
         </w:rPr>
         <w:t>).</w:t>
       </w:r>
@@ -1719,25 +1332,7 @@
           <w:sz w:val="18"/>
           <w:highlight w:val="lightGray"/>
         </w:rPr>
-        <w:t xml:space="preserve">: Persons Table -&gt; ID Column: 1, </w:t>
-      </w:r>
-      <w:proofErr w:type="spellStart"/>
-      <w:r>
-        <w:rPr>
-          <w:color w:val="000000"/>
-          <w:sz w:val="18"/>
-          <w:highlight w:val="lightGray"/>
-        </w:rPr>
-        <w:t>Name_En</w:t>
-      </w:r>
-      <w:proofErr w:type="spellEnd"/>
-      <w:r>
-        <w:rPr>
-          <w:color w:val="000000"/>
-          <w:sz w:val="18"/>
-          <w:highlight w:val="lightGray"/>
-        </w:rPr>
-        <w:t xml:space="preserve"> Column: Motasem Essam] -&gt; </w:t>
+        <w:t xml:space="preserve">: Persons Table -&gt; ID Column: 1, Name_En Column: Motasem Essam] -&gt; </w:t>
       </w:r>
       <w:r>
         <w:rPr>
@@ -1788,7 +1383,6 @@
           <w:rFonts w:ascii="Roboto Mono" w:eastAsia="Roboto Mono" w:hAnsi="Roboto Mono"/>
           <w:b/>
           <w:bCs/>
-          <w:sz w:val="24"/>
           <w:szCs w:val="26"/>
         </w:rPr>
         <w:t>is ROLLBACK work if there are problem or any way is will work</w:t>
@@ -1801,7 +1395,6 @@
       <w:r>
         <w:rPr>
           <w:rFonts w:ascii="Roboto Mono" w:eastAsia="Roboto Mono" w:hAnsi="Roboto Mono"/>
-          <w:sz w:val="24"/>
         </w:rPr>
         <w:t xml:space="preserve">Great question! Let’s clarify how </w:t>
       </w:r>
@@ -1809,14 +1402,12 @@
         <w:rPr>
           <w:rFonts w:ascii="Roboto Mono" w:eastAsia="Roboto Mono" w:hAnsi="Roboto Mono" w:cs="Roboto Mono"/>
           <w:color w:val="188038"/>
-          <w:sz w:val="24"/>
         </w:rPr>
         <w:t>ROLLBACK</w:t>
       </w:r>
       <w:r>
         <w:rPr>
           <w:rFonts w:ascii="Roboto Mono" w:eastAsia="Roboto Mono" w:hAnsi="Roboto Mono"/>
-          <w:sz w:val="24"/>
         </w:rPr>
         <w:t xml:space="preserve"> works in </w:t>
       </w:r>
@@ -1825,14 +1416,12 @@
           <w:rFonts w:ascii="Roboto Mono" w:eastAsia="Roboto Mono" w:hAnsi="Roboto Mono"/>
           <w:b/>
           <w:bCs/>
-          <w:sz w:val="24"/>
         </w:rPr>
         <w:t>MySQL</w:t>
       </w:r>
       <w:r>
         <w:rPr>
           <w:rFonts w:ascii="Roboto Mono" w:eastAsia="Roboto Mono" w:hAnsi="Roboto Mono"/>
-          <w:sz w:val="24"/>
         </w:rPr>
         <w:t>, especially in transactional contexts.</w:t>
       </w:r>
@@ -1841,9 +1430,8 @@
       <w:r>
         <w:rPr>
           <w:rFonts w:ascii="Roboto Mono" w:eastAsia="Roboto Mono" w:hAnsi="Roboto Mono"/>
-          <w:sz w:val="24"/>
-        </w:rPr>
-        <w:pict w14:anchorId="5A7E8561">
+        </w:rPr>
+        <w:pict w14:anchorId="54D9C2B9">
           <v:rect id="_x0000_i1025" style="width:0;height:1.5pt" o:hralign="center" o:hrstd="t" o:hr="t" fillcolor="#a0a0a0" stroked="f"/>
         </w:pict>
       </w:r>
@@ -1860,7 +1448,6 @@
         <w:rPr>
           <w:rFonts w:ascii="Arial Unicode MS" w:eastAsia="Arial Unicode MS" w:hAnsi="Arial Unicode MS" w:cs="Arial Unicode MS"/>
         </w:rPr>
-        <w:lastRenderedPageBreak/>
         <w:t xml:space="preserve">✅ What is </w:t>
       </w:r>
       <w:r>
@@ -1893,25 +1480,7 @@
           <w:sz w:val="18"/>
           <w:highlight w:val="lightGray"/>
         </w:rPr>
-        <w:t xml:space="preserve">: Persons Table -&gt; ID Column: 1, </w:t>
-      </w:r>
-      <w:proofErr w:type="spellStart"/>
-      <w:r>
-        <w:rPr>
-          <w:color w:val="000000"/>
-          <w:sz w:val="18"/>
-          <w:highlight w:val="lightGray"/>
-        </w:rPr>
-        <w:t>Name_En</w:t>
-      </w:r>
-      <w:proofErr w:type="spellEnd"/>
-      <w:r>
-        <w:rPr>
-          <w:color w:val="000000"/>
-          <w:sz w:val="18"/>
-          <w:highlight w:val="lightGray"/>
-        </w:rPr>
-        <w:t xml:space="preserve"> Column: Motasem Essam] -&gt; </w:t>
+        <w:t xml:space="preserve">: Persons Table -&gt; ID Column: 1, Name_En Column: Motasem Essam] -&gt; </w:t>
       </w:r>
       <w:r>
         <w:rPr>
@@ -1956,14 +1525,12 @@
         <w:rPr>
           <w:rFonts w:ascii="Roboto Mono" w:eastAsia="Roboto Mono" w:hAnsi="Roboto Mono" w:cs="Roboto Mono"/>
           <w:color w:val="188038"/>
-          <w:sz w:val="24"/>
         </w:rPr>
         <w:t>ROLLBACK</w:t>
       </w:r>
       <w:r>
         <w:rPr>
           <w:rFonts w:ascii="Roboto Mono" w:eastAsia="Roboto Mono" w:hAnsi="Roboto Mono"/>
-          <w:sz w:val="24"/>
         </w:rPr>
         <w:t xml:space="preserve"> is used to undo all or part of a transaction in MySQL, depending on how you use it.</w:t>
       </w:r>
@@ -1974,7 +1541,7 @@
           <w:ilvl w:val="0"/>
           <w:numId w:val="5"/>
         </w:numPr>
-        <w:spacing w:before="240"/>
+        <w:spacing w:before="240" w:after="0" w:line="276" w:lineRule="auto"/>
       </w:pPr>
       <w:r>
         <w:rPr>
@@ -1982,7 +1549,6 @@
           <w:b/>
           <w:bCs/>
           <w:color w:val="188038"/>
-          <w:sz w:val="24"/>
         </w:rPr>
         <w:t>ROLLBACK</w:t>
       </w:r>
@@ -1991,57 +1557,32 @@
           <w:rFonts w:ascii="Roboto Mono" w:eastAsia="Roboto Mono" w:hAnsi="Roboto Mono"/>
           <w:b/>
           <w:bCs/>
-          <w:sz w:val="24"/>
-        </w:rPr>
-        <w:t xml:space="preserve"> (without a </w:t>
-      </w:r>
-      <w:proofErr w:type="spellStart"/>
+        </w:rPr>
+        <w:t xml:space="preserve"> (without a savepoint)</w:t>
+      </w:r>
+      <w:r>
+        <w:rPr>
+          <w:rFonts w:ascii="Roboto Mono" w:eastAsia="Roboto Mono" w:hAnsi="Roboto Mono"/>
+        </w:rPr>
+        <w:t xml:space="preserve"> undoes </w:t>
+      </w:r>
       <w:r>
         <w:rPr>
           <w:rFonts w:ascii="Roboto Mono" w:eastAsia="Roboto Mono" w:hAnsi="Roboto Mono"/>
           <w:b/>
           <w:bCs/>
-          <w:sz w:val="24"/>
-        </w:rPr>
-        <w:t>savepoint</w:t>
-      </w:r>
-      <w:proofErr w:type="spellEnd"/>
-      <w:r>
-        <w:rPr>
-          <w:rFonts w:ascii="Roboto Mono" w:eastAsia="Roboto Mono" w:hAnsi="Roboto Mono"/>
-          <w:b/>
-          <w:bCs/>
-          <w:sz w:val="24"/>
-        </w:rPr>
-        <w:t>)</w:t>
-      </w:r>
-      <w:r>
-        <w:rPr>
-          <w:rFonts w:ascii="Roboto Mono" w:eastAsia="Roboto Mono" w:hAnsi="Roboto Mono"/>
-          <w:sz w:val="24"/>
-        </w:rPr>
-        <w:t xml:space="preserve"> undoes </w:t>
-      </w:r>
-      <w:r>
-        <w:rPr>
-          <w:rFonts w:ascii="Roboto Mono" w:eastAsia="Roboto Mono" w:hAnsi="Roboto Mono"/>
-          <w:b/>
-          <w:bCs/>
-          <w:sz w:val="24"/>
         </w:rPr>
         <w:t>all uncommitted changes</w:t>
       </w:r>
       <w:r>
         <w:rPr>
           <w:rFonts w:ascii="Roboto Mono" w:eastAsia="Roboto Mono" w:hAnsi="Roboto Mono"/>
-          <w:sz w:val="24"/>
         </w:rPr>
         <w:t xml:space="preserve"> in the current transaction.</w:t>
       </w:r>
       <w:r>
         <w:rPr>
           <w:rFonts w:ascii="Roboto Mono" w:eastAsia="Roboto Mono" w:hAnsi="Roboto Mono"/>
-          <w:sz w:val="24"/>
         </w:rPr>
         <w:br/>
       </w:r>
@@ -2052,7 +1593,7 @@
           <w:ilvl w:val="0"/>
           <w:numId w:val="5"/>
         </w:numPr>
-        <w:spacing w:after="240"/>
+        <w:spacing w:after="240" w:line="276" w:lineRule="auto"/>
       </w:pPr>
       <w:r>
         <w:rPr>
@@ -2060,14 +1601,12 @@
           <w:b/>
           <w:bCs/>
           <w:color w:val="188038"/>
-          <w:sz w:val="24"/>
         </w:rPr>
         <w:t>ROLLBACK TO SAVEPOINT name</w:t>
       </w:r>
       <w:r>
         <w:rPr>
           <w:rFonts w:ascii="Roboto Mono" w:eastAsia="Roboto Mono" w:hAnsi="Roboto Mono"/>
-          <w:sz w:val="24"/>
         </w:rPr>
         <w:t xml:space="preserve"> undoes everything </w:t>
       </w:r>
@@ -2076,32 +1615,18 @@
           <w:rFonts w:ascii="Roboto Mono" w:eastAsia="Roboto Mono" w:hAnsi="Roboto Mono"/>
           <w:b/>
           <w:bCs/>
-          <w:sz w:val="24"/>
-        </w:rPr>
-        <w:t xml:space="preserve">after that </w:t>
-      </w:r>
-      <w:proofErr w:type="spellStart"/>
-      <w:r>
-        <w:rPr>
-          <w:rFonts w:ascii="Roboto Mono" w:eastAsia="Roboto Mono" w:hAnsi="Roboto Mono"/>
-          <w:b/>
-          <w:bCs/>
-          <w:sz w:val="24"/>
-        </w:rPr>
-        <w:t>savepoint</w:t>
-      </w:r>
-      <w:proofErr w:type="spellEnd"/>
-      <w:r>
-        <w:rPr>
-          <w:rFonts w:ascii="Roboto Mono" w:eastAsia="Roboto Mono" w:hAnsi="Roboto Mono"/>
-          <w:sz w:val="24"/>
+        </w:rPr>
+        <w:t>after that savepoint</w:t>
+      </w:r>
+      <w:r>
+        <w:rPr>
+          <w:rFonts w:ascii="Roboto Mono" w:eastAsia="Roboto Mono" w:hAnsi="Roboto Mono"/>
         </w:rPr>
         <w:t>, but keeps changes before it.</w:t>
       </w:r>
       <w:r>
         <w:rPr>
           <w:rFonts w:ascii="Roboto Mono" w:eastAsia="Roboto Mono" w:hAnsi="Roboto Mono"/>
-          <w:sz w:val="24"/>
         </w:rPr>
         <w:br/>
       </w:r>
@@ -2110,9 +1635,8 @@
       <w:r>
         <w:rPr>
           <w:rFonts w:ascii="Roboto Mono" w:eastAsia="Roboto Mono" w:hAnsi="Roboto Mono"/>
-          <w:sz w:val="24"/>
-        </w:rPr>
-        <w:pict w14:anchorId="42CFCEC0">
+        </w:rPr>
+        <w:pict w14:anchorId="41101DFB">
           <v:rect id="_x0000_i1026" style="width:0;height:1.5pt" o:hralign="center" o:hrstd="t" o:hr="t" fillcolor="#a0a0a0" stroked="f"/>
         </w:pict>
       </w:r>
@@ -2173,25 +1697,7 @@
           <w:sz w:val="18"/>
           <w:highlight w:val="lightGray"/>
         </w:rPr>
-        <w:t xml:space="preserve">: Persons Table -&gt; ID Column: 1, </w:t>
-      </w:r>
-      <w:proofErr w:type="spellStart"/>
-      <w:r>
-        <w:rPr>
-          <w:color w:val="000000"/>
-          <w:sz w:val="18"/>
-          <w:highlight w:val="lightGray"/>
-        </w:rPr>
-        <w:t>Name_En</w:t>
-      </w:r>
-      <w:proofErr w:type="spellEnd"/>
-      <w:r>
-        <w:rPr>
-          <w:color w:val="000000"/>
-          <w:sz w:val="18"/>
-          <w:highlight w:val="lightGray"/>
-        </w:rPr>
-        <w:t xml:space="preserve"> Column: Motasem Essam] -&gt; </w:t>
+        <w:t xml:space="preserve">: Persons Table -&gt; ID Column: 1, Name_En Column: Motasem Essam] -&gt; </w:t>
       </w:r>
       <w:r>
         <w:rPr>
@@ -2235,25 +1741,8 @@
       <w:r>
         <w:rPr>
           <w:rFonts w:ascii="Roboto Mono" w:eastAsia="Roboto Mono" w:hAnsi="Roboto Mono"/>
-          <w:sz w:val="24"/>
-        </w:rPr>
-        <w:t xml:space="preserve">MySQL will only allow rollbacks if you have turned off </w:t>
-      </w:r>
-      <w:proofErr w:type="spellStart"/>
-      <w:r>
-        <w:rPr>
-          <w:rFonts w:ascii="Roboto Mono" w:eastAsia="Roboto Mono" w:hAnsi="Roboto Mono"/>
-          <w:sz w:val="24"/>
-        </w:rPr>
-        <w:t>autocommit</w:t>
-      </w:r>
-      <w:proofErr w:type="spellEnd"/>
-      <w:r>
-        <w:rPr>
-          <w:rFonts w:ascii="Roboto Mono" w:eastAsia="Roboto Mono" w:hAnsi="Roboto Mono"/>
-          <w:sz w:val="24"/>
-        </w:rPr>
-        <w:t>:</w:t>
+        </w:rPr>
+        <w:t>MySQL will only allow rollbacks if you have turned off autocommit:</w:t>
       </w:r>
     </w:p>
     <w:p>
@@ -2265,7 +1754,7 @@
           <w:noProof/>
         </w:rPr>
         <w:drawing>
-          <wp:inline distT="114300" distB="114300" distL="114300" distR="114300" wp14:anchorId="393B86E6" wp14:editId="3BB2F5A7">
+          <wp:inline distT="114300" distB="114300" distL="114300" distR="114300" wp14:anchorId="612EC45C" wp14:editId="5A2FEB31">
             <wp:extent cx="5943600" cy="825500"/>
             <wp:effectExtent l="0" t="0" r="0" b="0"/>
             <wp:docPr id="9" name="image12.png"/>
@@ -2305,7 +1794,6 @@
       <w:r>
         <w:rPr>
           <w:rFonts w:ascii="Roboto Mono" w:eastAsia="Roboto Mono" w:hAnsi="Roboto Mono"/>
-          <w:sz w:val="24"/>
         </w:rPr>
         <w:t>SET AUTOCOMMIT = 0;</w:t>
       </w:r>
@@ -2318,7 +1806,6 @@
       <w:r>
         <w:rPr>
           <w:rFonts w:ascii="Roboto Mono" w:eastAsia="Roboto Mono" w:hAnsi="Roboto Mono"/>
-          <w:sz w:val="24"/>
         </w:rPr>
         <w:t>or started an explicit transaction:</w:t>
       </w:r>
@@ -2332,7 +1819,7 @@
           <w:noProof/>
         </w:rPr>
         <w:drawing>
-          <wp:inline distT="114300" distB="114300" distL="114300" distR="114300" wp14:anchorId="5B86E82D" wp14:editId="6185DE63">
+          <wp:inline distT="114300" distB="114300" distL="114300" distR="114300" wp14:anchorId="7B5E949C" wp14:editId="76780E65">
             <wp:extent cx="5943600" cy="812800"/>
             <wp:effectExtent l="0" t="0" r="0" b="0"/>
             <wp:docPr id="14" name="image14.png"/>
@@ -2372,9 +1859,7 @@
       <w:r>
         <w:rPr>
           <w:rFonts w:ascii="Roboto Mono" w:eastAsia="Roboto Mono" w:hAnsi="Roboto Mono"/>
-          <w:sz w:val="24"/>
-        </w:rPr>
-        <w:lastRenderedPageBreak/>
+        </w:rPr>
         <w:t>START TRANSACTION;</w:t>
       </w:r>
     </w:p>
@@ -2386,7 +1871,6 @@
       <w:r>
         <w:rPr>
           <w:rFonts w:ascii="Roboto Mono" w:eastAsia="Roboto Mono" w:hAnsi="Roboto Mono"/>
-          <w:sz w:val="24"/>
         </w:rPr>
         <w:t xml:space="preserve">If you're not in a transaction, then changes are auto-committed and </w:t>
       </w:r>
@@ -2394,14 +1878,12 @@
         <w:rPr>
           <w:rFonts w:ascii="Roboto Mono" w:eastAsia="Roboto Mono" w:hAnsi="Roboto Mono" w:cs="Roboto Mono"/>
           <w:color w:val="188038"/>
-          <w:sz w:val="24"/>
         </w:rPr>
         <w:t>ROLLBACK</w:t>
       </w:r>
       <w:r>
         <w:rPr>
           <w:rFonts w:ascii="Roboto Mono" w:eastAsia="Roboto Mono" w:hAnsi="Roboto Mono"/>
-          <w:sz w:val="24"/>
         </w:rPr>
         <w:t xml:space="preserve"> </w:t>
       </w:r>
@@ -2410,14 +1892,12 @@
           <w:rFonts w:ascii="Roboto Mono" w:eastAsia="Roboto Mono" w:hAnsi="Roboto Mono"/>
           <w:b/>
           <w:bCs/>
-          <w:sz w:val="24"/>
         </w:rPr>
         <w:t>won’t do anything</w:t>
       </w:r>
       <w:r>
         <w:rPr>
           <w:rFonts w:ascii="Roboto Mono" w:eastAsia="Roboto Mono" w:hAnsi="Roboto Mono"/>
-          <w:sz w:val="24"/>
         </w:rPr>
         <w:t>.</w:t>
       </w:r>
@@ -2426,9 +1906,8 @@
       <w:r>
         <w:rPr>
           <w:rFonts w:ascii="Roboto Mono" w:eastAsia="Roboto Mono" w:hAnsi="Roboto Mono"/>
-          <w:sz w:val="24"/>
-        </w:rPr>
-        <w:pict w14:anchorId="67B16636">
+        </w:rPr>
+        <w:pict w14:anchorId="225AF9CE">
           <v:rect id="_x0000_i1027" style="width:0;height:1.5pt" o:hralign="center" o:hrstd="t" o:hr="t" fillcolor="#a0a0a0" stroked="f"/>
         </w:pict>
       </w:r>
@@ -2445,21 +1924,7 @@
         <w:rPr>
           <w:rFonts w:ascii="Arial Unicode MS" w:eastAsia="Arial Unicode MS" w:hAnsi="Arial Unicode MS" w:cs="Arial Unicode MS"/>
         </w:rPr>
-        <w:t xml:space="preserve">✅ 2. Your table must use the </w:t>
-      </w:r>
-      <w:proofErr w:type="spellStart"/>
-      <w:r>
-        <w:rPr>
-          <w:rFonts w:ascii="Arial Unicode MS" w:eastAsia="Arial Unicode MS" w:hAnsi="Arial Unicode MS" w:cs="Arial Unicode MS"/>
-        </w:rPr>
-        <w:t>InnoDB</w:t>
-      </w:r>
-      <w:proofErr w:type="spellEnd"/>
-      <w:r>
-        <w:rPr>
-          <w:rFonts w:ascii="Arial Unicode MS" w:eastAsia="Arial Unicode MS" w:hAnsi="Arial Unicode MS" w:cs="Arial Unicode MS"/>
-        </w:rPr>
-        <w:t xml:space="preserve"> storage engine</w:t>
+        <w:t>✅ 2. Your table must use the InnoDB storage engine</w:t>
       </w:r>
     </w:p>
     <w:p>
@@ -2481,25 +1946,7 @@
           <w:sz w:val="18"/>
           <w:highlight w:val="lightGray"/>
         </w:rPr>
-        <w:t xml:space="preserve">: Persons Table -&gt; ID Column: 1, </w:t>
-      </w:r>
-      <w:proofErr w:type="spellStart"/>
-      <w:r>
-        <w:rPr>
-          <w:color w:val="000000"/>
-          <w:sz w:val="18"/>
-          <w:highlight w:val="lightGray"/>
-        </w:rPr>
-        <w:t>Name_En</w:t>
-      </w:r>
-      <w:proofErr w:type="spellEnd"/>
-      <w:r>
-        <w:rPr>
-          <w:color w:val="000000"/>
-          <w:sz w:val="18"/>
-          <w:highlight w:val="lightGray"/>
-        </w:rPr>
-        <w:t xml:space="preserve"> Column: Motasem Essam] -&gt; </w:t>
+        <w:t xml:space="preserve">: Persons Table -&gt; ID Column: 1, Name_En Column: Motasem Essam] -&gt; </w:t>
       </w:r>
       <w:r>
         <w:rPr>
@@ -2542,22 +1989,18 @@
           <w:ilvl w:val="0"/>
           <w:numId w:val="1"/>
         </w:numPr>
-        <w:spacing w:before="240"/>
-      </w:pPr>
-      <w:proofErr w:type="spellStart"/>
+        <w:spacing w:before="240" w:after="0" w:line="276" w:lineRule="auto"/>
+      </w:pPr>
       <w:r>
         <w:rPr>
           <w:rFonts w:ascii="Roboto Mono" w:eastAsia="Roboto Mono" w:hAnsi="Roboto Mono" w:cs="Roboto Mono"/>
           <w:color w:val="188038"/>
-          <w:sz w:val="24"/>
         </w:rPr>
         <w:t>MyISAM</w:t>
       </w:r>
-      <w:proofErr w:type="spellEnd"/>
-      <w:r>
-        <w:rPr>
-          <w:rFonts w:ascii="Roboto Mono" w:eastAsia="Roboto Mono" w:hAnsi="Roboto Mono"/>
-          <w:sz w:val="24"/>
+      <w:r>
+        <w:rPr>
+          <w:rFonts w:ascii="Roboto Mono" w:eastAsia="Roboto Mono" w:hAnsi="Roboto Mono"/>
         </w:rPr>
         <w:t xml:space="preserve"> tables </w:t>
       </w:r>
@@ -2566,21 +2009,18 @@
           <w:rFonts w:ascii="Roboto Mono" w:eastAsia="Roboto Mono" w:hAnsi="Roboto Mono"/>
           <w:b/>
           <w:bCs/>
-          <w:sz w:val="24"/>
         </w:rPr>
         <w:t>do not support</w:t>
       </w:r>
       <w:r>
         <w:rPr>
           <w:rFonts w:ascii="Roboto Mono" w:eastAsia="Roboto Mono" w:hAnsi="Roboto Mono"/>
-          <w:sz w:val="24"/>
         </w:rPr>
         <w:t xml:space="preserve"> transactions.</w:t>
       </w:r>
       <w:r>
         <w:rPr>
           <w:rFonts w:ascii="Roboto Mono" w:eastAsia="Roboto Mono" w:hAnsi="Roboto Mono"/>
-          <w:sz w:val="24"/>
         </w:rPr>
         <w:br/>
       </w:r>
@@ -2591,29 +2031,24 @@
           <w:ilvl w:val="0"/>
           <w:numId w:val="1"/>
         </w:numPr>
-        <w:spacing w:after="240"/>
-      </w:pPr>
-      <w:r>
-        <w:rPr>
-          <w:rFonts w:ascii="Roboto Mono" w:eastAsia="Roboto Mono" w:hAnsi="Roboto Mono"/>
-          <w:sz w:val="24"/>
+        <w:spacing w:after="240" w:line="276" w:lineRule="auto"/>
+      </w:pPr>
+      <w:r>
+        <w:rPr>
+          <w:rFonts w:ascii="Roboto Mono" w:eastAsia="Roboto Mono" w:hAnsi="Roboto Mono"/>
         </w:rPr>
         <w:t xml:space="preserve">Only </w:t>
       </w:r>
-      <w:proofErr w:type="spellStart"/>
       <w:r>
         <w:rPr>
           <w:rFonts w:ascii="Roboto Mono" w:eastAsia="Roboto Mono" w:hAnsi="Roboto Mono" w:cs="Roboto Mono"/>
           <w:color w:val="188038"/>
-          <w:sz w:val="24"/>
         </w:rPr>
         <w:t>InnoDB</w:t>
       </w:r>
-      <w:proofErr w:type="spellEnd"/>
-      <w:r>
-        <w:rPr>
-          <w:rFonts w:ascii="Roboto Mono" w:eastAsia="Roboto Mono" w:hAnsi="Roboto Mono"/>
-          <w:sz w:val="24"/>
+      <w:r>
+        <w:rPr>
+          <w:rFonts w:ascii="Roboto Mono" w:eastAsia="Roboto Mono" w:hAnsi="Roboto Mono"/>
         </w:rPr>
         <w:t xml:space="preserve"> supports </w:t>
       </w:r>
@@ -2621,14 +2056,12 @@
         <w:rPr>
           <w:rFonts w:ascii="Roboto Mono" w:eastAsia="Roboto Mono" w:hAnsi="Roboto Mono" w:cs="Roboto Mono"/>
           <w:color w:val="188038"/>
-          <w:sz w:val="24"/>
         </w:rPr>
         <w:t>ROLLBACK</w:t>
       </w:r>
       <w:r>
         <w:rPr>
           <w:rFonts w:ascii="Roboto Mono" w:eastAsia="Roboto Mono" w:hAnsi="Roboto Mono"/>
-          <w:sz w:val="24"/>
         </w:rPr>
         <w:t xml:space="preserve">, </w:t>
       </w:r>
@@ -2636,14 +2069,12 @@
         <w:rPr>
           <w:rFonts w:ascii="Roboto Mono" w:eastAsia="Roboto Mono" w:hAnsi="Roboto Mono" w:cs="Roboto Mono"/>
           <w:color w:val="188038"/>
-          <w:sz w:val="24"/>
         </w:rPr>
         <w:t>SAVEPOINT</w:t>
       </w:r>
       <w:r>
         <w:rPr>
           <w:rFonts w:ascii="Roboto Mono" w:eastAsia="Roboto Mono" w:hAnsi="Roboto Mono"/>
-          <w:sz w:val="24"/>
         </w:rPr>
         <w:t xml:space="preserve">, and </w:t>
       </w:r>
@@ -2651,21 +2082,18 @@
         <w:rPr>
           <w:rFonts w:ascii="Roboto Mono" w:eastAsia="Roboto Mono" w:hAnsi="Roboto Mono" w:cs="Roboto Mono"/>
           <w:color w:val="188038"/>
-          <w:sz w:val="24"/>
         </w:rPr>
         <w:t>COMMIT</w:t>
       </w:r>
       <w:r>
         <w:rPr>
           <w:rFonts w:ascii="Roboto Mono" w:eastAsia="Roboto Mono" w:hAnsi="Roboto Mono"/>
-          <w:sz w:val="24"/>
         </w:rPr>
         <w:t>.</w:t>
       </w:r>
       <w:r>
         <w:rPr>
           <w:rFonts w:ascii="Roboto Mono" w:eastAsia="Roboto Mono" w:hAnsi="Roboto Mono"/>
-          <w:sz w:val="24"/>
         </w:rPr>
         <w:br/>
       </w:r>
@@ -2677,7 +2105,6 @@
       <w:r>
         <w:rPr>
           <w:rFonts w:ascii="Roboto Mono" w:eastAsia="Roboto Mono" w:hAnsi="Roboto Mono"/>
-          <w:sz w:val="24"/>
         </w:rPr>
         <w:t>Check your table with:</w:t>
       </w:r>
@@ -2691,7 +2118,7 @@
           <w:noProof/>
         </w:rPr>
         <w:drawing>
-          <wp:inline distT="114300" distB="114300" distL="114300" distR="114300" wp14:anchorId="1BAB1530" wp14:editId="0D5897AD">
+          <wp:inline distT="114300" distB="114300" distL="114300" distR="114300" wp14:anchorId="76CD1DEB" wp14:editId="3601A97F">
             <wp:extent cx="5943600" cy="838200"/>
             <wp:effectExtent l="0" t="0" r="0" b="0"/>
             <wp:docPr id="24" name="image24.png"/>
@@ -2731,7 +2158,6 @@
       <w:r>
         <w:rPr>
           <w:rFonts w:ascii="Roboto Mono" w:eastAsia="Roboto Mono" w:hAnsi="Roboto Mono"/>
-          <w:sz w:val="24"/>
         </w:rPr>
         <w:t>SHOW TABLE STATUS LIKE 'Customers';</w:t>
       </w:r>
@@ -2744,7 +2170,6 @@
       <w:r>
         <w:rPr>
           <w:rFonts w:ascii="Roboto Mono" w:eastAsia="Roboto Mono" w:hAnsi="Roboto Mono"/>
-          <w:sz w:val="24"/>
         </w:rPr>
         <w:t xml:space="preserve">Look for the </w:t>
       </w:r>
@@ -2752,31 +2177,25 @@
         <w:rPr>
           <w:rFonts w:ascii="Roboto Mono" w:eastAsia="Roboto Mono" w:hAnsi="Roboto Mono" w:cs="Roboto Mono"/>
           <w:color w:val="188038"/>
-          <w:sz w:val="24"/>
         </w:rPr>
         <w:t>Engine</w:t>
       </w:r>
       <w:r>
         <w:rPr>
           <w:rFonts w:ascii="Roboto Mono" w:eastAsia="Roboto Mono" w:hAnsi="Roboto Mono"/>
-          <w:sz w:val="24"/>
         </w:rPr>
         <w:t xml:space="preserve"> column. It must say </w:t>
       </w:r>
-      <w:proofErr w:type="spellStart"/>
       <w:r>
         <w:rPr>
           <w:rFonts w:ascii="Roboto Mono" w:eastAsia="Roboto Mono" w:hAnsi="Roboto Mono" w:cs="Roboto Mono"/>
           <w:color w:val="188038"/>
-          <w:sz w:val="24"/>
         </w:rPr>
         <w:t>InnoDB</w:t>
       </w:r>
-      <w:proofErr w:type="spellEnd"/>
-      <w:r>
-        <w:rPr>
-          <w:rFonts w:ascii="Roboto Mono" w:eastAsia="Roboto Mono" w:hAnsi="Roboto Mono"/>
-          <w:sz w:val="24"/>
+      <w:r>
+        <w:rPr>
+          <w:rFonts w:ascii="Roboto Mono" w:eastAsia="Roboto Mono" w:hAnsi="Roboto Mono"/>
         </w:rPr>
         <w:t>.</w:t>
       </w:r>
@@ -2785,9 +2204,8 @@
       <w:r>
         <w:rPr>
           <w:rFonts w:ascii="Roboto Mono" w:eastAsia="Roboto Mono" w:hAnsi="Roboto Mono"/>
-          <w:sz w:val="24"/>
-        </w:rPr>
-        <w:pict w14:anchorId="1ABF7508">
+        </w:rPr>
+        <w:pict w14:anchorId="172E2297">
           <v:rect id="_x0000_i1028" style="width:0;height:1.5pt" o:hralign="center" o:hrstd="t" o:hr="t" fillcolor="#a0a0a0" stroked="f"/>
         </w:pict>
       </w:r>
@@ -2836,25 +2254,7 @@
           <w:sz w:val="18"/>
           <w:highlight w:val="lightGray"/>
         </w:rPr>
-        <w:t xml:space="preserve">: Persons Table -&gt; ID Column: 1, </w:t>
-      </w:r>
-      <w:proofErr w:type="spellStart"/>
-      <w:r>
-        <w:rPr>
-          <w:color w:val="000000"/>
-          <w:sz w:val="18"/>
-          <w:highlight w:val="lightGray"/>
-        </w:rPr>
-        <w:t>Name_En</w:t>
-      </w:r>
-      <w:proofErr w:type="spellEnd"/>
-      <w:r>
-        <w:rPr>
-          <w:color w:val="000000"/>
-          <w:sz w:val="18"/>
-          <w:highlight w:val="lightGray"/>
-        </w:rPr>
-        <w:t xml:space="preserve"> Column: Motasem Essam] -&gt; </w:t>
+        <w:t xml:space="preserve">: Persons Table -&gt; ID Column: 1, Name_En Column: Motasem Essam] -&gt; </w:t>
       </w:r>
       <w:r>
         <w:rPr>
@@ -2896,9 +2296,8 @@
         <w:rPr>
           <w:noProof/>
         </w:rPr>
-        <w:lastRenderedPageBreak/>
         <w:drawing>
-          <wp:inline distT="114300" distB="114300" distL="114300" distR="114300" wp14:anchorId="3DF97BB0" wp14:editId="270AE93A">
+          <wp:inline distT="114300" distB="114300" distL="114300" distR="114300" wp14:anchorId="78D040FA" wp14:editId="6859C0D6">
             <wp:extent cx="5943600" cy="2133600"/>
             <wp:effectExtent l="0" t="0" r="0" b="0"/>
             <wp:docPr id="3" name="image2.png"/>
@@ -2936,9 +2335,7 @@
     </w:p>
     <w:tbl>
       <w:tblPr>
-        <w:tblStyle w:val="a"/>
         <w:tblW w:w="6640" w:type="dxa"/>
-        <w:tblInd w:w="0" w:type="dxa"/>
         <w:tblBorders>
           <w:top w:val="nil"/>
           <w:left w:val="nil"/>
@@ -2983,7 +2380,6 @@
                 <w:rFonts w:ascii="Roboto Mono" w:eastAsia="Roboto Mono" w:hAnsi="Roboto Mono"/>
                 <w:b/>
                 <w:bCs/>
-                <w:sz w:val="24"/>
               </w:rPr>
               <w:t>Situation</w:t>
             </w:r>
@@ -3014,7 +2410,6 @@
                 <w:rFonts w:ascii="Roboto Mono" w:eastAsia="Roboto Mono" w:hAnsi="Roboto Mono"/>
                 <w:b/>
                 <w:bCs/>
-                <w:sz w:val="24"/>
               </w:rPr>
               <w:t xml:space="preserve">Will </w:t>
             </w:r>
@@ -3024,7 +2419,6 @@
                 <w:b/>
                 <w:bCs/>
                 <w:color w:val="188038"/>
-                <w:sz w:val="24"/>
               </w:rPr>
               <w:t>ROLLBACK</w:t>
             </w:r>
@@ -3033,7 +2427,6 @@
                 <w:rFonts w:ascii="Roboto Mono" w:eastAsia="Roboto Mono" w:hAnsi="Roboto Mono"/>
                 <w:b/>
                 <w:bCs/>
-                <w:sz w:val="24"/>
               </w:rPr>
               <w:t xml:space="preserve"> Work?</w:t>
             </w:r>
@@ -3064,24 +2457,19 @@
             <w:r>
               <w:rPr>
                 <w:rFonts w:ascii="Roboto Mono" w:eastAsia="Roboto Mono" w:hAnsi="Roboto Mono"/>
-                <w:sz w:val="24"/>
               </w:rPr>
               <w:t xml:space="preserve">You're using </w:t>
             </w:r>
-            <w:proofErr w:type="spellStart"/>
             <w:r>
               <w:rPr>
                 <w:rFonts w:ascii="Roboto Mono" w:eastAsia="Roboto Mono" w:hAnsi="Roboto Mono" w:cs="Roboto Mono"/>
                 <w:color w:val="188038"/>
-                <w:sz w:val="24"/>
               </w:rPr>
               <w:t>MyISAM</w:t>
             </w:r>
-            <w:proofErr w:type="spellEnd"/>
             <w:r>
               <w:rPr>
                 <w:rFonts w:ascii="Roboto Mono" w:eastAsia="Roboto Mono" w:hAnsi="Roboto Mono"/>
-                <w:sz w:val="24"/>
               </w:rPr>
               <w:t xml:space="preserve"> engine</w:t>
             </w:r>
@@ -3107,7 +2495,6 @@
             <w:r>
               <w:rPr>
                 <w:rFonts w:ascii="Roboto Mono" w:eastAsia="Roboto Mono" w:hAnsi="Roboto Mono" w:cs="Arial Unicode MS"/>
-                <w:sz w:val="24"/>
               </w:rPr>
               <w:t>❌ No</w:t>
             </w:r>
@@ -3139,14 +2526,12 @@
               <w:rPr>
                 <w:rFonts w:ascii="Roboto Mono" w:eastAsia="Roboto Mono" w:hAnsi="Roboto Mono" w:cs="Roboto Mono"/>
                 <w:color w:val="188038"/>
-                <w:sz w:val="24"/>
               </w:rPr>
               <w:t>AUTOCOMMIT = 1</w:t>
             </w:r>
             <w:r>
               <w:rPr>
                 <w:rFonts w:ascii="Roboto Mono" w:eastAsia="Roboto Mono" w:hAnsi="Roboto Mono"/>
-                <w:sz w:val="24"/>
               </w:rPr>
               <w:t xml:space="preserve"> or not disabled</w:t>
             </w:r>
@@ -3172,7 +2557,6 @@
             <w:r>
               <w:rPr>
                 <w:rFonts w:ascii="Roboto Mono" w:eastAsia="Roboto Mono" w:hAnsi="Roboto Mono" w:cs="Arial Unicode MS"/>
-                <w:sz w:val="24"/>
               </w:rPr>
               <w:t>❌ No</w:t>
             </w:r>
@@ -3203,7 +2587,6 @@
             <w:r>
               <w:rPr>
                 <w:rFonts w:ascii="Roboto Mono" w:eastAsia="Roboto Mono" w:hAnsi="Roboto Mono"/>
-                <w:sz w:val="24"/>
               </w:rPr>
               <w:t xml:space="preserve">You already issued a </w:t>
             </w:r>
@@ -3211,7 +2594,6 @@
               <w:rPr>
                 <w:rFonts w:ascii="Roboto Mono" w:eastAsia="Roboto Mono" w:hAnsi="Roboto Mono" w:cs="Roboto Mono"/>
                 <w:color w:val="188038"/>
-                <w:sz w:val="24"/>
               </w:rPr>
               <w:t>COMMIT</w:t>
             </w:r>
@@ -3237,7 +2619,6 @@
             <w:r>
               <w:rPr>
                 <w:rFonts w:ascii="Roboto Mono" w:eastAsia="Roboto Mono" w:hAnsi="Roboto Mono" w:cs="Arial Unicode MS"/>
-                <w:sz w:val="24"/>
               </w:rPr>
               <w:t>❌ No (too late)</w:t>
             </w:r>
@@ -3268,7 +2649,6 @@
             <w:r>
               <w:rPr>
                 <w:rFonts w:ascii="Roboto Mono" w:eastAsia="Roboto Mono" w:hAnsi="Roboto Mono"/>
-                <w:sz w:val="24"/>
               </w:rPr>
               <w:t>You're outside of a transaction block</w:t>
             </w:r>
@@ -3294,7 +2674,6 @@
             <w:r>
               <w:rPr>
                 <w:rFonts w:ascii="Roboto Mono" w:eastAsia="Roboto Mono" w:hAnsi="Roboto Mono" w:cs="Arial Unicode MS"/>
-                <w:sz w:val="24"/>
               </w:rPr>
               <w:t>❌ No</w:t>
             </w:r>
@@ -3325,7 +2704,6 @@
             <w:r>
               <w:rPr>
                 <w:rFonts w:ascii="Roboto Mono" w:eastAsia="Roboto Mono" w:hAnsi="Roboto Mono"/>
-                <w:sz w:val="24"/>
               </w:rPr>
               <w:t>Syntax error before rollback command</w:t>
             </w:r>
@@ -3351,7 +2729,6 @@
             <w:r>
               <w:rPr>
                 <w:rFonts w:ascii="Roboto Mono" w:eastAsia="Roboto Mono" w:hAnsi="Roboto Mono" w:cs="Arial Unicode MS"/>
-                <w:sz w:val="24"/>
               </w:rPr>
               <w:t>❌ Command never runs</w:t>
             </w:r>
@@ -3363,9 +2740,8 @@
       <w:r>
         <w:rPr>
           <w:rFonts w:ascii="Roboto Mono" w:eastAsia="Roboto Mono" w:hAnsi="Roboto Mono"/>
-          <w:sz w:val="24"/>
-        </w:rPr>
-        <w:pict w14:anchorId="68A22B30">
+        </w:rPr>
+        <w:pict w14:anchorId="5FF1AAA8">
           <v:rect id="_x0000_i1029" style="width:0;height:1.5pt" o:hralign="center" o:hrstd="t" o:hr="t" fillcolor="#a0a0a0" stroked="f"/>
         </w:pict>
       </w:r>
@@ -3414,25 +2790,7 @@
           <w:sz w:val="18"/>
           <w:highlight w:val="lightGray"/>
         </w:rPr>
-        <w:t xml:space="preserve">: Persons Table -&gt; ID Column: 1, </w:t>
-      </w:r>
-      <w:proofErr w:type="spellStart"/>
-      <w:r>
-        <w:rPr>
-          <w:color w:val="000000"/>
-          <w:sz w:val="18"/>
-          <w:highlight w:val="lightGray"/>
-        </w:rPr>
-        <w:t>Name_En</w:t>
-      </w:r>
-      <w:proofErr w:type="spellEnd"/>
-      <w:r>
-        <w:rPr>
-          <w:color w:val="000000"/>
-          <w:sz w:val="18"/>
-          <w:highlight w:val="lightGray"/>
-        </w:rPr>
-        <w:t xml:space="preserve"> Column: Motasem Essam] -&gt; </w:t>
+        <w:t xml:space="preserve">: Persons Table -&gt; ID Column: 1, Name_En Column: Motasem Essam] -&gt; </w:t>
       </w:r>
       <w:r>
         <w:rPr>
@@ -3474,9 +2832,8 @@
         <w:rPr>
           <w:noProof/>
         </w:rPr>
-        <w:lastRenderedPageBreak/>
         <w:drawing>
-          <wp:inline distT="114300" distB="114300" distL="114300" distR="114300" wp14:anchorId="305FB777" wp14:editId="630E20B4">
+          <wp:inline distT="114300" distB="114300" distL="114300" distR="114300" wp14:anchorId="5647C20F" wp14:editId="19EC9E01">
             <wp:extent cx="5943600" cy="1435100"/>
             <wp:effectExtent l="0" t="0" r="0" b="0"/>
             <wp:docPr id="20" name="image10.png"/>
@@ -3514,9 +2871,7 @@
     </w:p>
     <w:tbl>
       <w:tblPr>
-        <w:tblStyle w:val="a0"/>
         <w:tblW w:w="6760" w:type="dxa"/>
-        <w:tblInd w:w="0" w:type="dxa"/>
         <w:tblBorders>
           <w:top w:val="nil"/>
           <w:left w:val="nil"/>
@@ -3561,7 +2916,6 @@
                 <w:rFonts w:ascii="Roboto Mono" w:eastAsia="Roboto Mono" w:hAnsi="Roboto Mono"/>
                 <w:b/>
                 <w:bCs/>
-                <w:sz w:val="24"/>
               </w:rPr>
               <w:t>Situation</w:t>
             </w:r>
@@ -3592,7 +2946,6 @@
                 <w:rFonts w:ascii="Roboto Mono" w:eastAsia="Roboto Mono" w:hAnsi="Roboto Mono"/>
                 <w:b/>
                 <w:bCs/>
-                <w:sz w:val="24"/>
               </w:rPr>
               <w:t xml:space="preserve">Will </w:t>
             </w:r>
@@ -3602,7 +2955,6 @@
                 <w:b/>
                 <w:bCs/>
                 <w:color w:val="188038"/>
-                <w:sz w:val="24"/>
               </w:rPr>
               <w:t>ROLLBACK</w:t>
             </w:r>
@@ -3611,7 +2963,6 @@
                 <w:rFonts w:ascii="Roboto Mono" w:eastAsia="Roboto Mono" w:hAnsi="Roboto Mono"/>
                 <w:b/>
                 <w:bCs/>
-                <w:sz w:val="24"/>
               </w:rPr>
               <w:t xml:space="preserve"> Work?</w:t>
             </w:r>
@@ -3642,20 +2993,16 @@
             <w:r>
               <w:rPr>
                 <w:rFonts w:ascii="Roboto Mono" w:eastAsia="Roboto Mono" w:hAnsi="Roboto Mono"/>
-                <w:sz w:val="24"/>
               </w:rPr>
               <w:t xml:space="preserve">Inside a transaction using </w:t>
             </w:r>
-            <w:proofErr w:type="spellStart"/>
             <w:r>
               <w:rPr>
                 <w:rFonts w:ascii="Roboto Mono" w:eastAsia="Roboto Mono" w:hAnsi="Roboto Mono" w:cs="Roboto Mono"/>
                 <w:color w:val="188038"/>
-                <w:sz w:val="24"/>
               </w:rPr>
               <w:t>InnoDB</w:t>
             </w:r>
-            <w:proofErr w:type="spellEnd"/>
           </w:p>
         </w:tc>
         <w:tc>
@@ -3678,7 +3025,6 @@
             <w:r>
               <w:rPr>
                 <w:rFonts w:ascii="Roboto Mono" w:eastAsia="Roboto Mono" w:hAnsi="Roboto Mono" w:cs="Arial Unicode MS"/>
-                <w:sz w:val="24"/>
               </w:rPr>
               <w:t>✅ Yes</w:t>
             </w:r>
@@ -3709,7 +3055,6 @@
             <w:r>
               <w:rPr>
                 <w:rFonts w:ascii="Roboto Mono" w:eastAsia="Roboto Mono" w:hAnsi="Roboto Mono"/>
-                <w:sz w:val="24"/>
               </w:rPr>
               <w:t xml:space="preserve">After insert/update/delete but before </w:t>
             </w:r>
@@ -3717,7 +3062,6 @@
               <w:rPr>
                 <w:rFonts w:ascii="Roboto Mono" w:eastAsia="Roboto Mono" w:hAnsi="Roboto Mono" w:cs="Roboto Mono"/>
                 <w:color w:val="188038"/>
-                <w:sz w:val="24"/>
               </w:rPr>
               <w:t>COMMIT</w:t>
             </w:r>
@@ -3743,7 +3087,6 @@
             <w:r>
               <w:rPr>
                 <w:rFonts w:ascii="Roboto Mono" w:eastAsia="Roboto Mono" w:hAnsi="Roboto Mono" w:cs="Arial Unicode MS"/>
-                <w:sz w:val="24"/>
               </w:rPr>
               <w:t>✅ Yes</w:t>
             </w:r>
@@ -3774,7 +3117,6 @@
             <w:r>
               <w:rPr>
                 <w:rFonts w:ascii="Roboto Mono" w:eastAsia="Roboto Mono" w:hAnsi="Roboto Mono"/>
-                <w:sz w:val="24"/>
               </w:rPr>
               <w:t xml:space="preserve">Using </w:t>
             </w:r>
@@ -3782,14 +3124,12 @@
               <w:rPr>
                 <w:rFonts w:ascii="Roboto Mono" w:eastAsia="Roboto Mono" w:hAnsi="Roboto Mono" w:cs="Roboto Mono"/>
                 <w:color w:val="188038"/>
-                <w:sz w:val="24"/>
               </w:rPr>
               <w:t>SAVEPOINT</w:t>
             </w:r>
             <w:r>
               <w:rPr>
                 <w:rFonts w:ascii="Roboto Mono" w:eastAsia="Roboto Mono" w:hAnsi="Roboto Mono"/>
-                <w:sz w:val="24"/>
               </w:rPr>
               <w:t xml:space="preserve"> and </w:t>
             </w:r>
@@ -3797,7 +3137,6 @@
               <w:rPr>
                 <w:rFonts w:ascii="Roboto Mono" w:eastAsia="Roboto Mono" w:hAnsi="Roboto Mono" w:cs="Roboto Mono"/>
                 <w:color w:val="188038"/>
-                <w:sz w:val="24"/>
               </w:rPr>
               <w:t>ROLLBACK TO</w:t>
             </w:r>
@@ -3823,7 +3162,6 @@
             <w:r>
               <w:rPr>
                 <w:rFonts w:ascii="Roboto Mono" w:eastAsia="Roboto Mono" w:hAnsi="Roboto Mono" w:cs="Arial Unicode MS"/>
-                <w:sz w:val="24"/>
               </w:rPr>
               <w:t>✅ Yes</w:t>
             </w:r>
@@ -3835,9 +3173,8 @@
       <w:r>
         <w:rPr>
           <w:rFonts w:ascii="Roboto Mono" w:eastAsia="Roboto Mono" w:hAnsi="Roboto Mono"/>
-          <w:sz w:val="24"/>
-        </w:rPr>
-        <w:pict w14:anchorId="30097661">
+        </w:rPr>
+        <w:pict w14:anchorId="552CEAE3">
           <v:rect id="_x0000_i1030" style="width:0;height:1.5pt" o:hralign="center" o:hrstd="t" o:hr="t" fillcolor="#a0a0a0" stroked="f"/>
         </w:pict>
       </w:r>
@@ -3873,25 +3210,7 @@
           <w:sz w:val="18"/>
           <w:highlight w:val="lightGray"/>
         </w:rPr>
-        <w:t xml:space="preserve">: Persons Table -&gt; ID Column: 1, </w:t>
-      </w:r>
-      <w:proofErr w:type="spellStart"/>
-      <w:r>
-        <w:rPr>
-          <w:color w:val="000000"/>
-          <w:sz w:val="18"/>
-          <w:highlight w:val="lightGray"/>
-        </w:rPr>
-        <w:t>Name_En</w:t>
-      </w:r>
-      <w:proofErr w:type="spellEnd"/>
-      <w:r>
-        <w:rPr>
-          <w:color w:val="000000"/>
-          <w:sz w:val="18"/>
-          <w:highlight w:val="lightGray"/>
-        </w:rPr>
-        <w:t xml:space="preserve"> Column: Motasem Essam] -&gt; </w:t>
+        <w:t xml:space="preserve">: Persons Table -&gt; ID Column: 1, Name_En Column: Motasem Essam] -&gt; </w:t>
       </w:r>
       <w:r>
         <w:rPr>
@@ -3934,7 +3253,7 @@
           <w:noProof/>
         </w:rPr>
         <w:drawing>
-          <wp:inline distT="114300" distB="114300" distL="114300" distR="114300" wp14:anchorId="760F2AAC" wp14:editId="3EE4F49B">
+          <wp:inline distT="114300" distB="114300" distL="114300" distR="114300" wp14:anchorId="25765D10" wp14:editId="48DCFA57">
             <wp:extent cx="5943600" cy="2997200"/>
             <wp:effectExtent l="0" t="0" r="0" b="0"/>
             <wp:docPr id="19" name="image3.png"/>
@@ -3974,9 +3293,7 @@
       <w:r>
         <w:rPr>
           <w:rFonts w:ascii="Roboto Mono" w:eastAsia="Roboto Mono" w:hAnsi="Roboto Mono"/>
-          <w:sz w:val="24"/>
-        </w:rPr>
-        <w:lastRenderedPageBreak/>
+        </w:rPr>
         <w:t>SET AUTOCOMMIT = 0;</w:t>
       </w:r>
     </w:p>
@@ -3985,7 +3302,6 @@
       <w:r>
         <w:rPr>
           <w:rFonts w:ascii="Roboto Mono" w:eastAsia="Roboto Mono" w:hAnsi="Roboto Mono"/>
-          <w:sz w:val="24"/>
         </w:rPr>
         <w:t>START TRANSACTION;</w:t>
       </w:r>
@@ -3995,48 +3311,14 @@
       <w:r>
         <w:rPr>
           <w:rFonts w:ascii="Roboto Mono" w:eastAsia="Roboto Mono" w:hAnsi="Roboto Mono"/>
-          <w:sz w:val="24"/>
-        </w:rPr>
-        <w:t>INSERT INTO Customers (</w:t>
-      </w:r>
-      <w:proofErr w:type="spellStart"/>
-      <w:r>
-        <w:rPr>
-          <w:rFonts w:ascii="Roboto Mono" w:eastAsia="Roboto Mono" w:hAnsi="Roboto Mono"/>
-          <w:sz w:val="24"/>
-        </w:rPr>
-        <w:t>CustomerID</w:t>
-      </w:r>
-      <w:proofErr w:type="spellEnd"/>
-      <w:r>
-        <w:rPr>
-          <w:rFonts w:ascii="Roboto Mono" w:eastAsia="Roboto Mono" w:hAnsi="Roboto Mono"/>
-          <w:sz w:val="24"/>
-        </w:rPr>
-        <w:t xml:space="preserve">, </w:t>
-      </w:r>
-      <w:proofErr w:type="spellStart"/>
-      <w:r>
-        <w:rPr>
-          <w:rFonts w:ascii="Roboto Mono" w:eastAsia="Roboto Mono" w:hAnsi="Roboto Mono"/>
-          <w:sz w:val="24"/>
-        </w:rPr>
-        <w:t>CustomerName</w:t>
-      </w:r>
-      <w:proofErr w:type="spellEnd"/>
-      <w:r>
-        <w:rPr>
-          <w:rFonts w:ascii="Roboto Mono" w:eastAsia="Roboto Mono" w:hAnsi="Roboto Mono"/>
-          <w:sz w:val="24"/>
-        </w:rPr>
-        <w:t>) VALUES (301, 'Alice');</w:t>
-      </w:r>
-    </w:p>
-    <w:p>
-      <w:r>
-        <w:rPr>
-          <w:rFonts w:ascii="Roboto Mono" w:eastAsia="Roboto Mono" w:hAnsi="Roboto Mono"/>
-          <w:sz w:val="24"/>
+        </w:rPr>
+        <w:t>INSERT INTO Customers (CustomerID, CustomerName) VALUES (301, 'Alice');</w:t>
+      </w:r>
+    </w:p>
+    <w:p>
+      <w:r>
+        <w:rPr>
+          <w:rFonts w:ascii="Roboto Mono" w:eastAsia="Roboto Mono" w:hAnsi="Roboto Mono"/>
         </w:rPr>
         <w:t>SAVEPOINT a1;</w:t>
       </w:r>
@@ -4046,48 +3328,14 @@
       <w:r>
         <w:rPr>
           <w:rFonts w:ascii="Roboto Mono" w:eastAsia="Roboto Mono" w:hAnsi="Roboto Mono"/>
-          <w:sz w:val="24"/>
-        </w:rPr>
-        <w:t>INSERT INTO Customers (</w:t>
-      </w:r>
-      <w:proofErr w:type="spellStart"/>
-      <w:r>
-        <w:rPr>
-          <w:rFonts w:ascii="Roboto Mono" w:eastAsia="Roboto Mono" w:hAnsi="Roboto Mono"/>
-          <w:sz w:val="24"/>
-        </w:rPr>
-        <w:t>CustomerID</w:t>
-      </w:r>
-      <w:proofErr w:type="spellEnd"/>
-      <w:r>
-        <w:rPr>
-          <w:rFonts w:ascii="Roboto Mono" w:eastAsia="Roboto Mono" w:hAnsi="Roboto Mono"/>
-          <w:sz w:val="24"/>
-        </w:rPr>
-        <w:t xml:space="preserve">, </w:t>
-      </w:r>
-      <w:proofErr w:type="spellStart"/>
-      <w:r>
-        <w:rPr>
-          <w:rFonts w:ascii="Roboto Mono" w:eastAsia="Roboto Mono" w:hAnsi="Roboto Mono"/>
-          <w:sz w:val="24"/>
-        </w:rPr>
-        <w:t>CustomerName</w:t>
-      </w:r>
-      <w:proofErr w:type="spellEnd"/>
-      <w:r>
-        <w:rPr>
-          <w:rFonts w:ascii="Roboto Mono" w:eastAsia="Roboto Mono" w:hAnsi="Roboto Mono"/>
-          <w:sz w:val="24"/>
-        </w:rPr>
-        <w:t>) VALUES (302, 'Bob');</w:t>
-      </w:r>
-    </w:p>
-    <w:p>
-      <w:r>
-        <w:rPr>
-          <w:rFonts w:ascii="Roboto Mono" w:eastAsia="Roboto Mono" w:hAnsi="Roboto Mono"/>
-          <w:sz w:val="24"/>
+        </w:rPr>
+        <w:t>INSERT INTO Customers (CustomerID, CustomerName) VALUES (302, 'Bob');</w:t>
+      </w:r>
+    </w:p>
+    <w:p>
+      <w:r>
+        <w:rPr>
+          <w:rFonts w:ascii="Roboto Mono" w:eastAsia="Roboto Mono" w:hAnsi="Roboto Mono"/>
         </w:rPr>
         <w:t>SAVEPOINT a2;</w:t>
       </w:r>
@@ -4097,7 +3345,6 @@
       <w:r>
         <w:rPr>
           <w:rFonts w:ascii="Roboto Mono" w:eastAsia="Roboto Mono" w:hAnsi="Roboto Mono"/>
-          <w:sz w:val="24"/>
         </w:rPr>
         <w:t>ROLLBACK TO a1;</w:t>
       </w:r>
@@ -4107,7 +3354,6 @@
       <w:r>
         <w:rPr>
           <w:rFonts w:ascii="Roboto Mono" w:eastAsia="Roboto Mono" w:hAnsi="Roboto Mono"/>
-          <w:sz w:val="24"/>
         </w:rPr>
         <w:t>COMMIT;</w:t>
       </w:r>
@@ -4120,7 +3366,6 @@
       <w:r>
         <w:rPr>
           <w:rFonts w:ascii="Roboto Mono" w:eastAsia="Roboto Mono" w:hAnsi="Roboto Mono" w:cs="Arial Unicode MS"/>
-          <w:sz w:val="24"/>
         </w:rPr>
         <w:t>✅ Only Alice remains.</w:t>
       </w:r>
@@ -4129,9 +3374,8 @@
       <w:r>
         <w:rPr>
           <w:rFonts w:ascii="Roboto Mono" w:eastAsia="Roboto Mono" w:hAnsi="Roboto Mono"/>
-          <w:sz w:val="24"/>
-        </w:rPr>
-        <w:pict w14:anchorId="7088BC57">
+        </w:rPr>
+        <w:pict w14:anchorId="373BE9F8">
           <v:rect id="_x0000_i1031" style="width:0;height:1.5pt" o:hralign="center" o:hrstd="t" o:hr="t" fillcolor="#a0a0a0" stroked="f"/>
         </w:pict>
       </w:r>
@@ -4143,7 +3387,6 @@
       <w:r>
         <w:rPr>
           <w:rFonts w:ascii="Roboto Mono" w:eastAsia="Roboto Mono" w:hAnsi="Roboto Mono"/>
-          <w:sz w:val="24"/>
         </w:rPr>
         <w:t xml:space="preserve">Would you like a simple diagnostic query to </w:t>
       </w:r>
@@ -4152,14 +3395,12 @@
           <w:rFonts w:ascii="Roboto Mono" w:eastAsia="Roboto Mono" w:hAnsi="Roboto Mono"/>
           <w:b/>
           <w:bCs/>
-          <w:sz w:val="24"/>
         </w:rPr>
         <w:t>check if your table supports rollback</w:t>
       </w:r>
       <w:r>
         <w:rPr>
           <w:rFonts w:ascii="Roboto Mono" w:eastAsia="Roboto Mono" w:hAnsi="Roboto Mono"/>
-          <w:sz w:val="24"/>
         </w:rPr>
         <w:t>?</w:t>
       </w:r>
@@ -4194,25 +3435,7 @@
           <w:sz w:val="18"/>
           <w:highlight w:val="lightGray"/>
         </w:rPr>
-        <w:t xml:space="preserve">: Persons Table -&gt; ID Column: 1, </w:t>
-      </w:r>
-      <w:proofErr w:type="spellStart"/>
-      <w:r>
-        <w:rPr>
-          <w:color w:val="000000"/>
-          <w:sz w:val="18"/>
-          <w:highlight w:val="lightGray"/>
-        </w:rPr>
-        <w:t>Name_En</w:t>
-      </w:r>
-      <w:proofErr w:type="spellEnd"/>
-      <w:r>
-        <w:rPr>
-          <w:color w:val="000000"/>
-          <w:sz w:val="18"/>
-          <w:highlight w:val="lightGray"/>
-        </w:rPr>
-        <w:t xml:space="preserve"> Column: Motasem Essam] -&gt; </w:t>
+        <w:t xml:space="preserve">: Persons Table -&gt; ID Column: 1, Name_En Column: Motasem Essam] -&gt; </w:t>
       </w:r>
       <w:r>
         <w:rPr>
@@ -4255,7 +3478,7 @@
           <w:noProof/>
         </w:rPr>
         <w:drawing>
-          <wp:inline distT="114300" distB="114300" distL="114300" distR="114300" wp14:anchorId="48AE543C" wp14:editId="62E25ABC">
+          <wp:inline distT="114300" distB="114300" distL="114300" distR="114300" wp14:anchorId="607CB90A" wp14:editId="2BD3A1E1">
             <wp:extent cx="5943600" cy="1422400"/>
             <wp:effectExtent l="0" t="0" r="0" b="0"/>
             <wp:docPr id="44" name="image41.png"/>
@@ -4294,9 +3517,7 @@
     <w:p/>
     <w:tbl>
       <w:tblPr>
-        <w:tblStyle w:val="a1"/>
         <w:tblW w:w="4945" w:type="dxa"/>
-        <w:tblInd w:w="0" w:type="dxa"/>
         <w:tblBorders>
           <w:top w:val="nil"/>
           <w:left w:val="nil"/>
@@ -4341,9 +3562,7 @@
                 <w:rFonts w:ascii="Roboto Mono" w:eastAsia="Roboto Mono" w:hAnsi="Roboto Mono"/>
                 <w:b/>
                 <w:bCs/>
-                <w:sz w:val="24"/>
               </w:rPr>
-              <w:lastRenderedPageBreak/>
               <w:t>Command</w:t>
             </w:r>
           </w:p>
@@ -4373,7 +3592,6 @@
                 <w:rFonts w:ascii="Roboto Mono" w:eastAsia="Roboto Mono" w:hAnsi="Roboto Mono"/>
                 <w:b/>
                 <w:bCs/>
-                <w:sz w:val="24"/>
               </w:rPr>
               <w:t>Description</w:t>
             </w:r>
@@ -4405,7 +3623,6 @@
               <w:rPr>
                 <w:rFonts w:ascii="Roboto Mono" w:eastAsia="Roboto Mono" w:hAnsi="Roboto Mono" w:cs="Roboto Mono"/>
                 <w:color w:val="188038"/>
-                <w:sz w:val="24"/>
               </w:rPr>
               <w:t>COMMIT</w:t>
             </w:r>
@@ -4431,7 +3648,6 @@
             <w:r>
               <w:rPr>
                 <w:rFonts w:ascii="Roboto Mono" w:eastAsia="Roboto Mono" w:hAnsi="Roboto Mono"/>
-                <w:sz w:val="24"/>
               </w:rPr>
               <w:t>Saves all changes in the transaction</w:t>
             </w:r>
@@ -4463,7 +3679,6 @@
               <w:rPr>
                 <w:rFonts w:ascii="Roboto Mono" w:eastAsia="Roboto Mono" w:hAnsi="Roboto Mono" w:cs="Roboto Mono"/>
                 <w:color w:val="188038"/>
-                <w:sz w:val="24"/>
               </w:rPr>
               <w:t>ROLLBACK</w:t>
             </w:r>
@@ -4489,7 +3704,6 @@
             <w:r>
               <w:rPr>
                 <w:rFonts w:ascii="Roboto Mono" w:eastAsia="Roboto Mono" w:hAnsi="Roboto Mono"/>
-                <w:sz w:val="24"/>
               </w:rPr>
               <w:t>Undoes all uncommitted changes</w:t>
             </w:r>
@@ -4521,7 +3735,6 @@
               <w:rPr>
                 <w:rFonts w:ascii="Roboto Mono" w:eastAsia="Roboto Mono" w:hAnsi="Roboto Mono" w:cs="Roboto Mono"/>
                 <w:color w:val="188038"/>
-                <w:sz w:val="24"/>
               </w:rPr>
               <w:t>SAVEPOINT</w:t>
             </w:r>
@@ -4547,7 +3760,6 @@
             <w:r>
               <w:rPr>
                 <w:rFonts w:ascii="Roboto Mono" w:eastAsia="Roboto Mono" w:hAnsi="Roboto Mono"/>
-                <w:sz w:val="24"/>
               </w:rPr>
               <w:t>Creates a point to rollback to</w:t>
             </w:r>
@@ -4568,151 +3780,100 @@
       <w:bookmarkStart w:id="19" w:name="_rmexkmiqn7ql" w:colFirst="0" w:colLast="0"/>
       <w:bookmarkEnd w:id="19"/>
       <w:r>
-        <w:t xml:space="preserve">how check </w:t>
-      </w:r>
-      <w:proofErr w:type="spellStart"/>
-      <w:r>
-        <w:t>i</w:t>
-      </w:r>
-      <w:proofErr w:type="spellEnd"/>
-      <w:r>
-        <w:t xml:space="preserve"> use </w:t>
-      </w:r>
-      <w:proofErr w:type="spellStart"/>
-      <w:r>
+        <w:t xml:space="preserve">how check i use MyISAM or InnoDB </w:t>
+      </w:r>
+    </w:p>
+    <w:p>
+      <w:pPr>
+        <w:spacing w:before="240" w:after="240"/>
+      </w:pPr>
+      <w:r>
+        <w:rPr>
+          <w:b/>
+          <w:color w:val="000000"/>
+          <w:sz w:val="18"/>
+          <w:highlight w:val="lightGray"/>
+        </w:rPr>
+        <w:t># Source: AI Source: Provided by: [Data Path</w:t>
+      </w:r>
+      <w:r>
+        <w:rPr>
+          <w:color w:val="000000"/>
+          <w:sz w:val="18"/>
+          <w:highlight w:val="lightGray"/>
+        </w:rPr>
+        <w:t xml:space="preserve">: Persons Table -&gt; ID Column: 1, Name_En Column: Motasem Essam] -&gt; </w:t>
+      </w:r>
+      <w:r>
+        <w:rPr>
+          <w:b/>
+          <w:color w:val="000000"/>
+          <w:sz w:val="18"/>
+          <w:highlight w:val="lightGray"/>
+        </w:rPr>
+        <w:t>From:</w:t>
+      </w:r>
+      <w:r>
+        <w:rPr>
+          <w:color w:val="000000"/>
+          <w:sz w:val="18"/>
+          <w:highlight w:val="lightGray"/>
+        </w:rPr>
+        <w:t xml:space="preserve"> [ChatGPT] </w:t>
+      </w:r>
+      <w:r>
+        <w:rPr>
+          <w:b/>
+          <w:color w:val="000000"/>
+          <w:sz w:val="18"/>
+          <w:highlight w:val="lightGray"/>
+        </w:rPr>
+        <w:t>on</w:t>
+      </w:r>
+      <w:r>
+        <w:rPr>
+          <w:color w:val="000000"/>
+          <w:sz w:val="18"/>
+          <w:highlight w:val="lightGray"/>
+        </w:rPr>
+        <w:t xml:space="preserve"> [6/11/2026]</w:t>
+      </w:r>
+    </w:p>
+    <w:p>
+      <w:pPr>
+        <w:spacing w:before="240" w:after="240"/>
+      </w:pPr>
+      <w:r>
+        <w:rPr>
+          <w:rFonts w:ascii="Roboto Mono" w:eastAsia="Roboto Mono" w:hAnsi="Roboto Mono"/>
+        </w:rPr>
+        <w:t xml:space="preserve">You can check whether a table uses </w:t>
+      </w:r>
+      <w:r>
+        <w:rPr>
+          <w:rFonts w:ascii="Roboto Mono" w:eastAsia="Roboto Mono" w:hAnsi="Roboto Mono"/>
+          <w:b/>
+          <w:bCs/>
+        </w:rPr>
         <w:t>MyISAM</w:t>
       </w:r>
-      <w:proofErr w:type="spellEnd"/>
-      <w:r>
+      <w:r>
+        <w:rPr>
+          <w:rFonts w:ascii="Roboto Mono" w:eastAsia="Roboto Mono" w:hAnsi="Roboto Mono"/>
+        </w:rPr>
         <w:t xml:space="preserve"> or </w:t>
       </w:r>
-      <w:proofErr w:type="spellStart"/>
-      <w:r>
+      <w:r>
+        <w:rPr>
+          <w:rFonts w:ascii="Roboto Mono" w:eastAsia="Roboto Mono" w:hAnsi="Roboto Mono"/>
+          <w:b/>
+          <w:bCs/>
+        </w:rPr>
         <w:t>InnoDB</w:t>
       </w:r>
-      <w:proofErr w:type="spellEnd"/>
-      <w:r>
-        <w:t xml:space="preserve"> </w:t>
-      </w:r>
-    </w:p>
-    <w:p>
-      <w:pPr>
-        <w:spacing w:before="240" w:after="240"/>
-      </w:pPr>
-      <w:r>
-        <w:rPr>
-          <w:b/>
-          <w:color w:val="000000"/>
-          <w:sz w:val="18"/>
-          <w:highlight w:val="lightGray"/>
-        </w:rPr>
-        <w:t># Source: AI Source: Provided by: [Data Path</w:t>
-      </w:r>
-      <w:r>
-        <w:rPr>
-          <w:color w:val="000000"/>
-          <w:sz w:val="18"/>
-          <w:highlight w:val="lightGray"/>
-        </w:rPr>
-        <w:t xml:space="preserve">: Persons Table -&gt; ID Column: 1, </w:t>
-      </w:r>
-      <w:proofErr w:type="spellStart"/>
-      <w:r>
-        <w:rPr>
-          <w:color w:val="000000"/>
-          <w:sz w:val="18"/>
-          <w:highlight w:val="lightGray"/>
-        </w:rPr>
-        <w:t>Name_En</w:t>
-      </w:r>
-      <w:proofErr w:type="spellEnd"/>
-      <w:r>
-        <w:rPr>
-          <w:color w:val="000000"/>
-          <w:sz w:val="18"/>
-          <w:highlight w:val="lightGray"/>
-        </w:rPr>
-        <w:t xml:space="preserve"> Column: Motasem Essam] -&gt; </w:t>
-      </w:r>
-      <w:r>
-        <w:rPr>
-          <w:b/>
-          <w:color w:val="000000"/>
-          <w:sz w:val="18"/>
-          <w:highlight w:val="lightGray"/>
-        </w:rPr>
-        <w:t>From:</w:t>
-      </w:r>
-      <w:r>
-        <w:rPr>
-          <w:color w:val="000000"/>
-          <w:sz w:val="18"/>
-          <w:highlight w:val="lightGray"/>
-        </w:rPr>
-        <w:t xml:space="preserve"> [ChatGPT] </w:t>
-      </w:r>
-      <w:r>
-        <w:rPr>
-          <w:b/>
-          <w:color w:val="000000"/>
-          <w:sz w:val="18"/>
-          <w:highlight w:val="lightGray"/>
-        </w:rPr>
-        <w:t>on</w:t>
-      </w:r>
-      <w:r>
-        <w:rPr>
-          <w:color w:val="000000"/>
-          <w:sz w:val="18"/>
-          <w:highlight w:val="lightGray"/>
-        </w:rPr>
-        <w:t xml:space="preserve"> [6/11/2026]</w:t>
-      </w:r>
-    </w:p>
-    <w:p>
-      <w:pPr>
-        <w:spacing w:before="240" w:after="240"/>
-      </w:pPr>
-      <w:r>
-        <w:rPr>
-          <w:rFonts w:ascii="Roboto Mono" w:eastAsia="Roboto Mono" w:hAnsi="Roboto Mono"/>
-          <w:sz w:val="24"/>
-        </w:rPr>
-        <w:t xml:space="preserve">You can check whether a table uses </w:t>
-      </w:r>
-      <w:proofErr w:type="spellStart"/>
-      <w:r>
-        <w:rPr>
-          <w:rFonts w:ascii="Roboto Mono" w:eastAsia="Roboto Mono" w:hAnsi="Roboto Mono"/>
-          <w:b/>
-          <w:bCs/>
-          <w:sz w:val="24"/>
-        </w:rPr>
-        <w:t>MyISAM</w:t>
-      </w:r>
-      <w:proofErr w:type="spellEnd"/>
-      <w:r>
-        <w:rPr>
-          <w:rFonts w:ascii="Roboto Mono" w:eastAsia="Roboto Mono" w:hAnsi="Roboto Mono"/>
-          <w:sz w:val="24"/>
-        </w:rPr>
-        <w:t xml:space="preserve"> or </w:t>
-      </w:r>
-      <w:proofErr w:type="spellStart"/>
-      <w:r>
-        <w:rPr>
-          <w:rFonts w:ascii="Roboto Mono" w:eastAsia="Roboto Mono" w:hAnsi="Roboto Mono"/>
-          <w:b/>
-          <w:bCs/>
-          <w:sz w:val="24"/>
-        </w:rPr>
-        <w:t>InnoDB</w:t>
-      </w:r>
-      <w:proofErr w:type="spellEnd"/>
-      <w:r>
-        <w:rPr>
-          <w:rFonts w:ascii="Roboto Mono" w:eastAsia="Roboto Mono" w:hAnsi="Roboto Mono"/>
-          <w:sz w:val="24"/>
+      <w:r>
+        <w:rPr>
+          <w:rFonts w:ascii="Roboto Mono" w:eastAsia="Roboto Mono" w:hAnsi="Roboto Mono"/>
         </w:rPr>
         <w:t xml:space="preserve"> (or another storage engine) by running one of the following commands in MySQL or phpMyAdmin.</w:t>
       </w:r>
@@ -4721,9 +3882,8 @@
       <w:r>
         <w:rPr>
           <w:rFonts w:ascii="Roboto Mono" w:eastAsia="Roboto Mono" w:hAnsi="Roboto Mono"/>
-          <w:sz w:val="24"/>
-        </w:rPr>
-        <w:pict w14:anchorId="20BFCF71">
+        </w:rPr>
+        <w:pict w14:anchorId="108BB154">
           <v:rect id="_x0000_i1032" style="width:0;height:1.5pt" o:hralign="center" o:hrstd="t" o:hr="t" fillcolor="#a0a0a0" stroked="f"/>
         </w:pict>
       </w:r>
@@ -4787,25 +3947,7 @@
           <w:sz w:val="18"/>
           <w:highlight w:val="lightGray"/>
         </w:rPr>
-        <w:t xml:space="preserve">: Persons Table -&gt; ID Column: 1, </w:t>
-      </w:r>
-      <w:proofErr w:type="spellStart"/>
-      <w:r>
-        <w:rPr>
-          <w:color w:val="000000"/>
-          <w:sz w:val="18"/>
-          <w:highlight w:val="lightGray"/>
-        </w:rPr>
-        <w:t>Name_En</w:t>
-      </w:r>
-      <w:proofErr w:type="spellEnd"/>
-      <w:r>
-        <w:rPr>
-          <w:color w:val="000000"/>
-          <w:sz w:val="18"/>
-          <w:highlight w:val="lightGray"/>
-        </w:rPr>
-        <w:t xml:space="preserve"> Column: Motasem Essam] -&gt; </w:t>
+        <w:t xml:space="preserve">: Persons Table -&gt; ID Column: 1, Name_En Column: Motasem Essam] -&gt; </w:t>
       </w:r>
       <w:r>
         <w:rPr>
@@ -4848,7 +3990,7 @@
           <w:noProof/>
         </w:rPr>
         <w:drawing>
-          <wp:inline distT="114300" distB="114300" distL="114300" distR="114300" wp14:anchorId="7985E02A" wp14:editId="1FF59B5A">
+          <wp:inline distT="114300" distB="114300" distL="114300" distR="114300" wp14:anchorId="70F60821" wp14:editId="29A2E090">
             <wp:extent cx="5943600" cy="787400"/>
             <wp:effectExtent l="0" t="0" r="0" b="0"/>
             <wp:docPr id="25" name="image25.png"/>
@@ -4888,25 +4030,8 @@
       <w:r>
         <w:rPr>
           <w:rFonts w:ascii="Roboto Mono" w:eastAsia="Roboto Mono" w:hAnsi="Roboto Mono"/>
-          <w:sz w:val="24"/>
-        </w:rPr>
-        <w:t>SHOW TABLE STATUS LIKE '</w:t>
-      </w:r>
-      <w:proofErr w:type="spellStart"/>
-      <w:r>
-        <w:rPr>
-          <w:rFonts w:ascii="Roboto Mono" w:eastAsia="Roboto Mono" w:hAnsi="Roboto Mono"/>
-          <w:sz w:val="24"/>
-        </w:rPr>
-        <w:t>YourTableName</w:t>
-      </w:r>
-      <w:proofErr w:type="spellEnd"/>
-      <w:r>
-        <w:rPr>
-          <w:rFonts w:ascii="Roboto Mono" w:eastAsia="Roboto Mono" w:hAnsi="Roboto Mono"/>
-          <w:sz w:val="24"/>
-        </w:rPr>
-        <w:t>';</w:t>
+        </w:rPr>
+        <w:t>SHOW TABLE STATUS LIKE 'YourTableName';</w:t>
       </w:r>
     </w:p>
     <w:p/>
@@ -4917,7 +4042,6 @@
       <w:r>
         <w:rPr>
           <w:rFonts w:ascii="Roboto Mono" w:eastAsia="Roboto Mono" w:hAnsi="Roboto Mono"/>
-          <w:sz w:val="24"/>
         </w:rPr>
         <w:t>🔍 Example:</w:t>
       </w:r>
@@ -4930,9 +4054,8 @@
         <w:rPr>
           <w:noProof/>
         </w:rPr>
-        <w:lastRenderedPageBreak/>
         <w:drawing>
-          <wp:inline distT="114300" distB="114300" distL="114300" distR="114300" wp14:anchorId="2C559B58" wp14:editId="6B355C07">
+          <wp:inline distT="114300" distB="114300" distL="114300" distR="114300" wp14:anchorId="688DB07A" wp14:editId="1EB8330E">
             <wp:extent cx="5943600" cy="825500"/>
             <wp:effectExtent l="0" t="0" r="0" b="0"/>
             <wp:docPr id="18" name="image22.png"/>
@@ -4972,7 +4095,6 @@
       <w:r>
         <w:rPr>
           <w:rFonts w:ascii="Roboto Mono" w:eastAsia="Roboto Mono" w:hAnsi="Roboto Mono"/>
-          <w:sz w:val="24"/>
         </w:rPr>
         <w:t>SHOW TABLE STATUS LIKE 'Customers';</w:t>
       </w:r>
@@ -4985,7 +4107,6 @@
       <w:r>
         <w:rPr>
           <w:rFonts w:ascii="Roboto Mono" w:eastAsia="Roboto Mono" w:hAnsi="Roboto Mono"/>
-          <w:sz w:val="24"/>
         </w:rPr>
         <w:t xml:space="preserve">📌 This returns a row of metadata about the table. Look at the </w:t>
       </w:r>
@@ -4993,14 +4114,12 @@
         <w:rPr>
           <w:rFonts w:ascii="Roboto Mono" w:eastAsia="Roboto Mono" w:hAnsi="Roboto Mono" w:cs="Roboto Mono"/>
           <w:color w:val="188038"/>
-          <w:sz w:val="24"/>
         </w:rPr>
         <w:t>Engine</w:t>
       </w:r>
       <w:r>
         <w:rPr>
           <w:rFonts w:ascii="Roboto Mono" w:eastAsia="Roboto Mono" w:hAnsi="Roboto Mono"/>
-          <w:sz w:val="24"/>
         </w:rPr>
         <w:t xml:space="preserve"> column:</w:t>
       </w:r>
@@ -5014,7 +4133,7 @@
           <w:noProof/>
         </w:rPr>
         <w:drawing>
-          <wp:inline distT="114300" distB="114300" distL="114300" distR="114300" wp14:anchorId="7918694F" wp14:editId="388CE3C7">
+          <wp:inline distT="114300" distB="114300" distL="114300" distR="114300" wp14:anchorId="1B8B67CB" wp14:editId="4E19AA11">
             <wp:extent cx="5943600" cy="558800"/>
             <wp:effectExtent l="0" t="0" r="0" b="0"/>
             <wp:docPr id="4" name="image9.png"/>
@@ -5052,9 +4171,7 @@
     </w:p>
     <w:tbl>
       <w:tblPr>
-        <w:tblStyle w:val="a2"/>
         <w:tblW w:w="2260" w:type="dxa"/>
-        <w:tblInd w:w="0" w:type="dxa"/>
         <w:tblBorders>
           <w:top w:val="nil"/>
           <w:left w:val="nil"/>
@@ -5099,7 +4216,6 @@
                 <w:rFonts w:ascii="Roboto Mono" w:eastAsia="Roboto Mono" w:hAnsi="Roboto Mono"/>
                 <w:b/>
                 <w:bCs/>
-                <w:sz w:val="24"/>
               </w:rPr>
               <w:t>Name</w:t>
             </w:r>
@@ -5130,7 +4246,6 @@
                 <w:rFonts w:ascii="Roboto Mono" w:eastAsia="Roboto Mono" w:hAnsi="Roboto Mono"/>
                 <w:b/>
                 <w:bCs/>
-                <w:sz w:val="24"/>
               </w:rPr>
               <w:t>Engine</w:t>
             </w:r>
@@ -5161,7 +4276,6 @@
             <w:r>
               <w:rPr>
                 <w:rFonts w:ascii="Roboto Mono" w:eastAsia="Roboto Mono" w:hAnsi="Roboto Mono"/>
-                <w:sz w:val="24"/>
               </w:rPr>
               <w:t>Customers</w:t>
             </w:r>
@@ -5184,15 +4298,12 @@
             </w:tcMar>
           </w:tcPr>
           <w:p>
-            <w:proofErr w:type="spellStart"/>
             <w:r>
               <w:rPr>
                 <w:rFonts w:ascii="Roboto Mono" w:eastAsia="Roboto Mono" w:hAnsi="Roboto Mono"/>
-                <w:sz w:val="24"/>
               </w:rPr>
               <w:t>InnoDB</w:t>
             </w:r>
-            <w:proofErr w:type="spellEnd"/>
           </w:p>
         </w:tc>
       </w:tr>
@@ -5204,49 +4315,39 @@
       <w:r>
         <w:rPr>
           <w:rFonts w:ascii="Roboto Mono" w:eastAsia="Roboto Mono" w:hAnsi="Roboto Mono"/>
-          <w:sz w:val="24"/>
         </w:rPr>
         <w:t xml:space="preserve">If it says </w:t>
       </w:r>
-      <w:proofErr w:type="spellStart"/>
       <w:r>
         <w:rPr>
           <w:rFonts w:ascii="Roboto Mono" w:eastAsia="Roboto Mono" w:hAnsi="Roboto Mono" w:cs="Roboto Mono"/>
           <w:color w:val="188038"/>
-          <w:sz w:val="24"/>
         </w:rPr>
         <w:t>InnoDB</w:t>
       </w:r>
-      <w:proofErr w:type="spellEnd"/>
       <w:r>
         <w:rPr>
           <w:rFonts w:ascii="Roboto Mono" w:eastAsia="Roboto Mono" w:hAnsi="Roboto Mono" w:cs="Arial Unicode MS"/>
-          <w:sz w:val="24"/>
         </w:rPr>
         <w:t xml:space="preserve"> → ✅ supports transactions (COMMIT, ROLLBACK, SAVEPOINT)</w:t>
       </w:r>
       <w:r>
         <w:rPr>
           <w:rFonts w:ascii="Roboto Mono" w:eastAsia="Roboto Mono" w:hAnsi="Roboto Mono" w:cs="Arial Unicode MS"/>
-          <w:sz w:val="24"/>
         </w:rPr>
         <w:br/>
         <w:t xml:space="preserve"> If it says </w:t>
       </w:r>
-      <w:proofErr w:type="spellStart"/>
       <w:r>
         <w:rPr>
           <w:rFonts w:ascii="Roboto Mono" w:eastAsia="Roboto Mono" w:hAnsi="Roboto Mono" w:cs="Roboto Mono"/>
           <w:color w:val="188038"/>
-          <w:sz w:val="24"/>
         </w:rPr>
         <w:t>MyISAM</w:t>
       </w:r>
-      <w:proofErr w:type="spellEnd"/>
       <w:r>
         <w:rPr>
           <w:rFonts w:ascii="Roboto Mono" w:eastAsia="Roboto Mono" w:hAnsi="Roboto Mono" w:cs="Arial Unicode MS"/>
-          <w:sz w:val="24"/>
         </w:rPr>
         <w:t xml:space="preserve"> → ❌ no transaction support</w:t>
       </w:r>
@@ -5255,9 +4356,8 @@
       <w:r>
         <w:rPr>
           <w:rFonts w:ascii="Roboto Mono" w:eastAsia="Roboto Mono" w:hAnsi="Roboto Mono"/>
-          <w:sz w:val="24"/>
-        </w:rPr>
-        <w:pict w14:anchorId="100B0850">
+        </w:rPr>
+        <w:pict w14:anchorId="5A1E9C03">
           <v:rect id="_x0000_i1033" style="width:0;height:1.5pt" o:hralign="center" o:hrstd="t" o:hr="t" fillcolor="#a0a0a0" stroked="f"/>
         </w:pict>
       </w:r>
@@ -5321,25 +4421,7 @@
           <w:sz w:val="18"/>
           <w:highlight w:val="lightGray"/>
         </w:rPr>
-        <w:t xml:space="preserve">: Persons Table -&gt; ID Column: 1, </w:t>
-      </w:r>
-      <w:proofErr w:type="spellStart"/>
-      <w:r>
-        <w:rPr>
-          <w:color w:val="000000"/>
-          <w:sz w:val="18"/>
-          <w:highlight w:val="lightGray"/>
-        </w:rPr>
-        <w:t>Name_En</w:t>
-      </w:r>
-      <w:proofErr w:type="spellEnd"/>
-      <w:r>
-        <w:rPr>
-          <w:color w:val="000000"/>
-          <w:sz w:val="18"/>
-          <w:highlight w:val="lightGray"/>
-        </w:rPr>
-        <w:t xml:space="preserve"> Column: Motasem Essam] -&gt; </w:t>
+        <w:t xml:space="preserve">: Persons Table -&gt; ID Column: 1, Name_En Column: Motasem Essam] -&gt; </w:t>
       </w:r>
       <w:r>
         <w:rPr>
@@ -5383,7 +4465,6 @@
       <w:r>
         <w:rPr>
           <w:rFonts w:ascii="Roboto Mono" w:eastAsia="Roboto Mono" w:hAnsi="Roboto Mono"/>
-          <w:sz w:val="24"/>
         </w:rPr>
         <w:t>You can also use this query:</w:t>
       </w:r>
@@ -5397,7 +4478,7 @@
           <w:noProof/>
         </w:rPr>
         <w:drawing>
-          <wp:inline distT="114300" distB="114300" distL="114300" distR="114300" wp14:anchorId="124A8F53" wp14:editId="516927B6">
+          <wp:inline distT="114300" distB="114300" distL="114300" distR="114300" wp14:anchorId="499E276A" wp14:editId="535AF429">
             <wp:extent cx="5943600" cy="1346200"/>
             <wp:effectExtent l="0" t="0" r="0" b="0"/>
             <wp:docPr id="34" name="image35.png"/>
@@ -5437,9 +4518,7 @@
       <w:r>
         <w:rPr>
           <w:rFonts w:ascii="Roboto Mono" w:eastAsia="Roboto Mono" w:hAnsi="Roboto Mono"/>
-          <w:sz w:val="24"/>
-        </w:rPr>
-        <w:lastRenderedPageBreak/>
+        </w:rPr>
         <w:t xml:space="preserve">SELECT TABLE_NAME, ENGINE </w:t>
       </w:r>
     </w:p>
@@ -5447,84 +4526,24 @@
       <w:r>
         <w:rPr>
           <w:rFonts w:ascii="Roboto Mono" w:eastAsia="Roboto Mono" w:hAnsi="Roboto Mono"/>
-          <w:sz w:val="24"/>
-        </w:rPr>
-        <w:t xml:space="preserve">FROM </w:t>
-      </w:r>
-      <w:proofErr w:type="spellStart"/>
-      <w:r>
-        <w:rPr>
-          <w:rFonts w:ascii="Roboto Mono" w:eastAsia="Roboto Mono" w:hAnsi="Roboto Mono"/>
-          <w:sz w:val="24"/>
-        </w:rPr>
-        <w:t>information_</w:t>
-      </w:r>
-      <w:proofErr w:type="gramStart"/>
-      <w:r>
-        <w:rPr>
-          <w:rFonts w:ascii="Roboto Mono" w:eastAsia="Roboto Mono" w:hAnsi="Roboto Mono"/>
-          <w:sz w:val="24"/>
-        </w:rPr>
-        <w:t>schema.TABLES</w:t>
-      </w:r>
-      <w:proofErr w:type="spellEnd"/>
-      <w:proofErr w:type="gramEnd"/>
-      <w:r>
-        <w:rPr>
-          <w:rFonts w:ascii="Roboto Mono" w:eastAsia="Roboto Mono" w:hAnsi="Roboto Mono"/>
-          <w:sz w:val="24"/>
-        </w:rPr>
-        <w:t xml:space="preserve"> </w:t>
-      </w:r>
-    </w:p>
-    <w:p>
-      <w:r>
-        <w:rPr>
-          <w:rFonts w:ascii="Roboto Mono" w:eastAsia="Roboto Mono" w:hAnsi="Roboto Mono"/>
-          <w:sz w:val="24"/>
-        </w:rPr>
-        <w:t>WHERE TABLE_SCHEMA = '</w:t>
-      </w:r>
-      <w:proofErr w:type="spellStart"/>
-      <w:r>
-        <w:rPr>
-          <w:rFonts w:ascii="Roboto Mono" w:eastAsia="Roboto Mono" w:hAnsi="Roboto Mono"/>
-          <w:sz w:val="24"/>
-        </w:rPr>
-        <w:t>YourDatabaseName</w:t>
-      </w:r>
-      <w:proofErr w:type="spellEnd"/>
-      <w:r>
-        <w:rPr>
-          <w:rFonts w:ascii="Roboto Mono" w:eastAsia="Roboto Mono" w:hAnsi="Roboto Mono"/>
-          <w:sz w:val="24"/>
-        </w:rPr>
-        <w:t xml:space="preserve">' </w:t>
-      </w:r>
-    </w:p>
-    <w:p>
-      <w:r>
-        <w:rPr>
-          <w:rFonts w:ascii="Roboto Mono" w:eastAsia="Roboto Mono" w:hAnsi="Roboto Mono"/>
-          <w:sz w:val="24"/>
-        </w:rPr>
-        <w:t xml:space="preserve">  AND TABLE_NAME = '</w:t>
-      </w:r>
-      <w:proofErr w:type="spellStart"/>
-      <w:r>
-        <w:rPr>
-          <w:rFonts w:ascii="Roboto Mono" w:eastAsia="Roboto Mono" w:hAnsi="Roboto Mono"/>
-          <w:sz w:val="24"/>
-        </w:rPr>
-        <w:t>YourTableName</w:t>
-      </w:r>
-      <w:proofErr w:type="spellEnd"/>
-      <w:r>
-        <w:rPr>
-          <w:rFonts w:ascii="Roboto Mono" w:eastAsia="Roboto Mono" w:hAnsi="Roboto Mono"/>
-          <w:sz w:val="24"/>
-        </w:rPr>
-        <w:t>';</w:t>
+        </w:rPr>
+        <w:t xml:space="preserve">FROM information_schema.TABLES </w:t>
+      </w:r>
+    </w:p>
+    <w:p>
+      <w:r>
+        <w:rPr>
+          <w:rFonts w:ascii="Roboto Mono" w:eastAsia="Roboto Mono" w:hAnsi="Roboto Mono"/>
+        </w:rPr>
+        <w:t xml:space="preserve">WHERE TABLE_SCHEMA = 'YourDatabaseName' </w:t>
+      </w:r>
+    </w:p>
+    <w:p>
+      <w:r>
+        <w:rPr>
+          <w:rFonts w:ascii="Roboto Mono" w:eastAsia="Roboto Mono" w:hAnsi="Roboto Mono"/>
+        </w:rPr>
+        <w:t xml:space="preserve">  AND TABLE_NAME = 'YourTableName';</w:t>
       </w:r>
     </w:p>
     <w:p/>
@@ -5535,7 +4554,6 @@
       <w:r>
         <w:rPr>
           <w:rFonts w:ascii="Roboto Mono" w:eastAsia="Roboto Mono" w:hAnsi="Roboto Mono"/>
-          <w:sz w:val="24"/>
         </w:rPr>
         <w:t>📌 Replace:</w:t>
       </w:r>
@@ -5546,45 +4564,24 @@
           <w:ilvl w:val="0"/>
           <w:numId w:val="3"/>
         </w:numPr>
-        <w:spacing w:before="240"/>
+        <w:spacing w:before="240" w:after="0" w:line="276" w:lineRule="auto"/>
       </w:pPr>
       <w:r>
         <w:rPr>
           <w:rFonts w:ascii="Roboto Mono" w:eastAsia="Roboto Mono" w:hAnsi="Roboto Mono" w:cs="Roboto Mono"/>
           <w:color w:val="188038"/>
-          <w:sz w:val="24"/>
-        </w:rPr>
-        <w:t>'</w:t>
-      </w:r>
-      <w:proofErr w:type="spellStart"/>
-      <w:r>
-        <w:rPr>
-          <w:rFonts w:ascii="Roboto Mono" w:eastAsia="Roboto Mono" w:hAnsi="Roboto Mono" w:cs="Roboto Mono"/>
-          <w:color w:val="188038"/>
-          <w:sz w:val="24"/>
-        </w:rPr>
-        <w:t>YourDatabaseName</w:t>
-      </w:r>
-      <w:proofErr w:type="spellEnd"/>
-      <w:r>
-        <w:rPr>
-          <w:rFonts w:ascii="Roboto Mono" w:eastAsia="Roboto Mono" w:hAnsi="Roboto Mono" w:cs="Roboto Mono"/>
-          <w:color w:val="188038"/>
-          <w:sz w:val="24"/>
-        </w:rPr>
-        <w:t>'</w:t>
-      </w:r>
-      <w:r>
-        <w:rPr>
-          <w:rFonts w:ascii="Roboto Mono" w:eastAsia="Roboto Mono" w:hAnsi="Roboto Mono"/>
-          <w:sz w:val="24"/>
+        </w:rPr>
+        <w:t>'YourDatabaseName'</w:t>
+      </w:r>
+      <w:r>
+        <w:rPr>
+          <w:rFonts w:ascii="Roboto Mono" w:eastAsia="Roboto Mono" w:hAnsi="Roboto Mono"/>
         </w:rPr>
         <w:t xml:space="preserve"> with the actual name of your database</w:t>
       </w:r>
       <w:r>
         <w:rPr>
           <w:rFonts w:ascii="Roboto Mono" w:eastAsia="Roboto Mono" w:hAnsi="Roboto Mono"/>
-          <w:sz w:val="24"/>
         </w:rPr>
         <w:br/>
       </w:r>
@@ -5595,45 +4592,24 @@
           <w:ilvl w:val="0"/>
           <w:numId w:val="3"/>
         </w:numPr>
-        <w:spacing w:after="240"/>
+        <w:spacing w:after="240" w:line="276" w:lineRule="auto"/>
       </w:pPr>
       <w:r>
         <w:rPr>
           <w:rFonts w:ascii="Roboto Mono" w:eastAsia="Roboto Mono" w:hAnsi="Roboto Mono" w:cs="Roboto Mono"/>
           <w:color w:val="188038"/>
-          <w:sz w:val="24"/>
-        </w:rPr>
-        <w:t>'</w:t>
-      </w:r>
-      <w:proofErr w:type="spellStart"/>
-      <w:r>
-        <w:rPr>
-          <w:rFonts w:ascii="Roboto Mono" w:eastAsia="Roboto Mono" w:hAnsi="Roboto Mono" w:cs="Roboto Mono"/>
-          <w:color w:val="188038"/>
-          <w:sz w:val="24"/>
-        </w:rPr>
-        <w:t>YourTableName</w:t>
-      </w:r>
-      <w:proofErr w:type="spellEnd"/>
-      <w:r>
-        <w:rPr>
-          <w:rFonts w:ascii="Roboto Mono" w:eastAsia="Roboto Mono" w:hAnsi="Roboto Mono" w:cs="Roboto Mono"/>
-          <w:color w:val="188038"/>
-          <w:sz w:val="24"/>
-        </w:rPr>
-        <w:t>'</w:t>
-      </w:r>
-      <w:r>
-        <w:rPr>
-          <w:rFonts w:ascii="Roboto Mono" w:eastAsia="Roboto Mono" w:hAnsi="Roboto Mono"/>
-          <w:sz w:val="24"/>
+        </w:rPr>
+        <w:t>'YourTableName'</w:t>
+      </w:r>
+      <w:r>
+        <w:rPr>
+          <w:rFonts w:ascii="Roboto Mono" w:eastAsia="Roboto Mono" w:hAnsi="Roboto Mono"/>
         </w:rPr>
         <w:t xml:space="preserve"> with the name of your table</w:t>
       </w:r>
       <w:r>
         <w:rPr>
           <w:rFonts w:ascii="Roboto Mono" w:eastAsia="Roboto Mono" w:hAnsi="Roboto Mono"/>
-          <w:sz w:val="24"/>
         </w:rPr>
         <w:br/>
       </w:r>
@@ -5642,9 +4618,8 @@
       <w:r>
         <w:rPr>
           <w:rFonts w:ascii="Roboto Mono" w:eastAsia="Roboto Mono" w:hAnsi="Roboto Mono"/>
-          <w:sz w:val="24"/>
-        </w:rPr>
-        <w:pict w14:anchorId="4A2552AC">
+        </w:rPr>
+        <w:pict w14:anchorId="6353F747">
           <v:rect id="_x0000_i1034" style="width:0;height:1.5pt" o:hralign="center" o:hrstd="t" o:hr="t" fillcolor="#a0a0a0" stroked="f"/>
         </w:pict>
       </w:r>
@@ -5696,25 +4671,7 @@
           <w:sz w:val="18"/>
           <w:highlight w:val="lightGray"/>
         </w:rPr>
-        <w:t xml:space="preserve">: Persons Table -&gt; ID Column: 1, </w:t>
-      </w:r>
-      <w:proofErr w:type="spellStart"/>
-      <w:r>
-        <w:rPr>
-          <w:color w:val="000000"/>
-          <w:sz w:val="18"/>
-          <w:highlight w:val="lightGray"/>
-        </w:rPr>
-        <w:t>Name_En</w:t>
-      </w:r>
-      <w:proofErr w:type="spellEnd"/>
-      <w:r>
-        <w:rPr>
-          <w:color w:val="000000"/>
-          <w:sz w:val="18"/>
-          <w:highlight w:val="lightGray"/>
-        </w:rPr>
-        <w:t xml:space="preserve"> Column: Motasem Essam] -&gt; </w:t>
+        <w:t xml:space="preserve">: Persons Table -&gt; ID Column: 1, Name_En Column: Motasem Essam] -&gt; </w:t>
       </w:r>
       <w:r>
         <w:rPr>
@@ -5758,41 +4715,32 @@
       <w:r>
         <w:rPr>
           <w:rFonts w:ascii="Roboto Mono" w:eastAsia="Roboto Mono" w:hAnsi="Roboto Mono"/>
-          <w:sz w:val="24"/>
         </w:rPr>
         <w:t xml:space="preserve">If your table is </w:t>
       </w:r>
-      <w:proofErr w:type="spellStart"/>
       <w:r>
         <w:rPr>
           <w:rFonts w:ascii="Roboto Mono" w:eastAsia="Roboto Mono" w:hAnsi="Roboto Mono" w:cs="Roboto Mono"/>
           <w:color w:val="188038"/>
-          <w:sz w:val="24"/>
         </w:rPr>
         <w:t>MyISAM</w:t>
       </w:r>
-      <w:proofErr w:type="spellEnd"/>
-      <w:r>
-        <w:rPr>
-          <w:rFonts w:ascii="Roboto Mono" w:eastAsia="Roboto Mono" w:hAnsi="Roboto Mono"/>
-          <w:sz w:val="24"/>
+      <w:r>
+        <w:rPr>
+          <w:rFonts w:ascii="Roboto Mono" w:eastAsia="Roboto Mono" w:hAnsi="Roboto Mono"/>
         </w:rPr>
         <w:t xml:space="preserve"> and you want to convert it to </w:t>
       </w:r>
-      <w:proofErr w:type="spellStart"/>
       <w:r>
         <w:rPr>
           <w:rFonts w:ascii="Roboto Mono" w:eastAsia="Roboto Mono" w:hAnsi="Roboto Mono" w:cs="Roboto Mono"/>
           <w:color w:val="188038"/>
-          <w:sz w:val="24"/>
         </w:rPr>
         <w:t>InnoDB</w:t>
       </w:r>
-      <w:proofErr w:type="spellEnd"/>
-      <w:r>
-        <w:rPr>
-          <w:rFonts w:ascii="Roboto Mono" w:eastAsia="Roboto Mono" w:hAnsi="Roboto Mono"/>
-          <w:sz w:val="24"/>
+      <w:r>
+        <w:rPr>
+          <w:rFonts w:ascii="Roboto Mono" w:eastAsia="Roboto Mono" w:hAnsi="Roboto Mono"/>
         </w:rPr>
         <w:t>:</w:t>
       </w:r>
@@ -5806,7 +4754,7 @@
           <w:noProof/>
         </w:rPr>
         <w:drawing>
-          <wp:inline distT="114300" distB="114300" distL="114300" distR="114300" wp14:anchorId="14E17D5C" wp14:editId="2992E2FA">
+          <wp:inline distT="114300" distB="114300" distL="114300" distR="114300" wp14:anchorId="63559CE3" wp14:editId="6670A20E">
             <wp:extent cx="5943600" cy="800100"/>
             <wp:effectExtent l="0" t="0" r="0" b="0"/>
             <wp:docPr id="21" name="image7.png"/>
@@ -5846,25 +4794,8 @@
       <w:r>
         <w:rPr>
           <w:rFonts w:ascii="Roboto Mono" w:eastAsia="Roboto Mono" w:hAnsi="Roboto Mono"/>
-          <w:sz w:val="24"/>
-        </w:rPr>
-        <w:t xml:space="preserve">ALTER TABLE Customers ENGINE = </w:t>
-      </w:r>
-      <w:proofErr w:type="spellStart"/>
-      <w:r>
-        <w:rPr>
-          <w:rFonts w:ascii="Roboto Mono" w:eastAsia="Roboto Mono" w:hAnsi="Roboto Mono"/>
-          <w:sz w:val="24"/>
-        </w:rPr>
-        <w:t>InnoDB</w:t>
-      </w:r>
-      <w:proofErr w:type="spellEnd"/>
-      <w:r>
-        <w:rPr>
-          <w:rFonts w:ascii="Roboto Mono" w:eastAsia="Roboto Mono" w:hAnsi="Roboto Mono"/>
-          <w:sz w:val="24"/>
-        </w:rPr>
-        <w:t>;</w:t>
+        </w:rPr>
+        <w:t>ALTER TABLE Customers ENGINE = InnoDB;</w:t>
       </w:r>
     </w:p>
     <w:p/>
@@ -5876,7 +4807,6 @@
       <w:r>
         <w:rPr>
           <w:rFonts w:ascii="Roboto Mono" w:eastAsia="Roboto Mono" w:hAnsi="Roboto Mono"/>
-          <w:sz w:val="24"/>
         </w:rPr>
         <w:t>⚠️ Be sure to back up your data before doing this in production.</w:t>
       </w:r>
@@ -5885,9 +4815,8 @@
       <w:r>
         <w:rPr>
           <w:rFonts w:ascii="Roboto Mono" w:eastAsia="Roboto Mono" w:hAnsi="Roboto Mono"/>
-          <w:sz w:val="24"/>
-        </w:rPr>
-        <w:pict w14:anchorId="031A5F46">
+        </w:rPr>
+        <w:pict w14:anchorId="274256FB">
           <v:rect id="_x0000_i1035" style="width:0;height:1.5pt" o:hralign="center" o:hrstd="t" o:hr="t" fillcolor="#a0a0a0" stroked="f"/>
         </w:pict>
       </w:r>
@@ -5962,7 +4891,6 @@
           <w:sz w:val="18"/>
           <w:highlight w:val="lightGray"/>
         </w:rPr>
-        <w:lastRenderedPageBreak/>
         <w:t># Source: AI Source: Provided by: [Data Path</w:t>
       </w:r>
       <w:r>
@@ -5971,25 +4899,7 @@
           <w:sz w:val="18"/>
           <w:highlight w:val="lightGray"/>
         </w:rPr>
-        <w:t xml:space="preserve">: Persons Table -&gt; ID Column: 1, </w:t>
-      </w:r>
-      <w:proofErr w:type="spellStart"/>
-      <w:r>
-        <w:rPr>
-          <w:color w:val="000000"/>
-          <w:sz w:val="18"/>
-          <w:highlight w:val="lightGray"/>
-        </w:rPr>
-        <w:t>Name_En</w:t>
-      </w:r>
-      <w:proofErr w:type="spellEnd"/>
-      <w:r>
-        <w:rPr>
-          <w:color w:val="000000"/>
-          <w:sz w:val="18"/>
-          <w:highlight w:val="lightGray"/>
-        </w:rPr>
-        <w:t xml:space="preserve"> Column: Motasem Essam] -&gt; </w:t>
+        <w:t xml:space="preserve">: Persons Table -&gt; ID Column: 1, Name_En Column: Motasem Essam] -&gt; </w:t>
       </w:r>
       <w:r>
         <w:rPr>
@@ -6034,14 +4944,12 @@
         <w:rPr>
           <w:rFonts w:ascii="Roboto Mono" w:eastAsia="Roboto Mono" w:hAnsi="Roboto Mono" w:cs="Roboto Mono"/>
           <w:color w:val="188038"/>
-          <w:sz w:val="24"/>
         </w:rPr>
         <w:t>SAVEPOINT</w:t>
       </w:r>
       <w:r>
         <w:rPr>
           <w:rFonts w:ascii="Roboto Mono" w:eastAsia="Roboto Mono" w:hAnsi="Roboto Mono"/>
-          <w:sz w:val="24"/>
         </w:rPr>
         <w:t xml:space="preserve"> is a TCL command used to </w:t>
       </w:r>
@@ -6050,14 +4958,12 @@
           <w:rFonts w:ascii="Roboto Mono" w:eastAsia="Roboto Mono" w:hAnsi="Roboto Mono"/>
           <w:b/>
           <w:bCs/>
-          <w:sz w:val="24"/>
         </w:rPr>
         <w:t>set a point within a transaction</w:t>
       </w:r>
       <w:r>
         <w:rPr>
           <w:rFonts w:ascii="Roboto Mono" w:eastAsia="Roboto Mono" w:hAnsi="Roboto Mono"/>
-          <w:sz w:val="24"/>
         </w:rPr>
         <w:t xml:space="preserve"> that you can later </w:t>
       </w:r>
@@ -6066,14 +4972,12 @@
           <w:rFonts w:ascii="Roboto Mono" w:eastAsia="Roboto Mono" w:hAnsi="Roboto Mono"/>
           <w:b/>
           <w:bCs/>
-          <w:sz w:val="24"/>
         </w:rPr>
         <w:t>ROLLBACK to</w:t>
       </w:r>
       <w:r>
         <w:rPr>
           <w:rFonts w:ascii="Roboto Mono" w:eastAsia="Roboto Mono" w:hAnsi="Roboto Mono"/>
-          <w:sz w:val="24"/>
         </w:rPr>
         <w:t>, without rolling back the entire transaction.</w:t>
       </w:r>
@@ -6085,7 +4989,6 @@
       <w:r>
         <w:rPr>
           <w:rFonts w:ascii="Roboto Mono" w:eastAsia="Roboto Mono" w:hAnsi="Roboto Mono"/>
-          <w:sz w:val="24"/>
         </w:rPr>
         <w:t xml:space="preserve">This allows </w:t>
       </w:r>
@@ -6094,14 +4997,12 @@
           <w:rFonts w:ascii="Roboto Mono" w:eastAsia="Roboto Mono" w:hAnsi="Roboto Mono"/>
           <w:b/>
           <w:bCs/>
-          <w:sz w:val="24"/>
         </w:rPr>
         <w:t>partial undo</w:t>
       </w:r>
       <w:r>
         <w:rPr>
           <w:rFonts w:ascii="Roboto Mono" w:eastAsia="Roboto Mono" w:hAnsi="Roboto Mono"/>
-          <w:sz w:val="24"/>
         </w:rPr>
         <w:t xml:space="preserve"> of changes within a transaction.</w:t>
       </w:r>
@@ -6130,7 +5031,6 @@
           <w:rFonts w:ascii="Roboto Mono" w:eastAsia="Roboto Mono" w:hAnsi="Roboto Mono" w:cs="Arial Unicode MS"/>
           <w:b/>
           <w:bCs/>
-          <w:sz w:val="24"/>
           <w:szCs w:val="26"/>
         </w:rPr>
         <w:t>✅ Syntax</w:t>
@@ -6154,7 +5054,7 @@
           <w:szCs w:val="26"/>
         </w:rPr>
         <w:drawing>
-          <wp:inline distT="114300" distB="114300" distL="114300" distR="114300" wp14:anchorId="25C5BABA" wp14:editId="2D993130">
+          <wp:inline distT="114300" distB="114300" distL="114300" distR="114300" wp14:anchorId="0A05DB04" wp14:editId="1DAFD975">
             <wp:extent cx="5943600" cy="812800"/>
             <wp:effectExtent l="0" t="0" r="0" b="0"/>
             <wp:docPr id="7" name="image4.png"/>
@@ -6200,28 +5100,9 @@
       <w:r>
         <w:rPr>
           <w:rFonts w:ascii="Roboto Mono" w:eastAsia="Roboto Mono" w:hAnsi="Roboto Mono"/>
-          <w:sz w:val="24"/>
           <w:szCs w:val="26"/>
         </w:rPr>
-        <w:t xml:space="preserve">SAVEPOINT </w:t>
-      </w:r>
-      <w:proofErr w:type="spellStart"/>
-      <w:r>
-        <w:rPr>
-          <w:rFonts w:ascii="Roboto Mono" w:eastAsia="Roboto Mono" w:hAnsi="Roboto Mono"/>
-          <w:sz w:val="24"/>
-          <w:szCs w:val="26"/>
-        </w:rPr>
-        <w:t>savepoint_name</w:t>
-      </w:r>
-      <w:proofErr w:type="spellEnd"/>
-      <w:r>
-        <w:rPr>
-          <w:rFonts w:ascii="Roboto Mono" w:eastAsia="Roboto Mono" w:hAnsi="Roboto Mono"/>
-          <w:sz w:val="24"/>
-          <w:szCs w:val="26"/>
-        </w:rPr>
-        <w:t>;</w:t>
+        <w:t>SAVEPOINT savepoint_name;</w:t>
       </w:r>
     </w:p>
     <w:p>
@@ -6242,7 +5123,6 @@
       <w:r>
         <w:rPr>
           <w:rFonts w:ascii="Roboto Mono" w:eastAsia="Roboto Mono" w:hAnsi="Roboto Mono"/>
-          <w:sz w:val="24"/>
           <w:szCs w:val="26"/>
         </w:rPr>
         <w:t>To roll back to it:</w:t>
@@ -6262,7 +5142,7 @@
           <w:szCs w:val="26"/>
         </w:rPr>
         <w:drawing>
-          <wp:inline distT="114300" distB="114300" distL="114300" distR="114300" wp14:anchorId="6900D115" wp14:editId="5F61F9E1">
+          <wp:inline distT="114300" distB="114300" distL="114300" distR="114300" wp14:anchorId="7E362F66" wp14:editId="7FC54A58">
             <wp:extent cx="5943600" cy="800100"/>
             <wp:effectExtent l="0" t="0" r="0" b="0"/>
             <wp:docPr id="15" name="image11.png"/>
@@ -6308,28 +5188,9 @@
       <w:r>
         <w:rPr>
           <w:rFonts w:ascii="Roboto Mono" w:eastAsia="Roboto Mono" w:hAnsi="Roboto Mono"/>
-          <w:sz w:val="24"/>
           <w:szCs w:val="26"/>
         </w:rPr>
-        <w:t xml:space="preserve">ROLLBACK TO </w:t>
-      </w:r>
-      <w:proofErr w:type="spellStart"/>
-      <w:r>
-        <w:rPr>
-          <w:rFonts w:ascii="Roboto Mono" w:eastAsia="Roboto Mono" w:hAnsi="Roboto Mono"/>
-          <w:sz w:val="24"/>
-          <w:szCs w:val="26"/>
-        </w:rPr>
-        <w:t>savepoint_name</w:t>
-      </w:r>
-      <w:proofErr w:type="spellEnd"/>
-      <w:r>
-        <w:rPr>
-          <w:rFonts w:ascii="Roboto Mono" w:eastAsia="Roboto Mono" w:hAnsi="Roboto Mono"/>
-          <w:sz w:val="24"/>
-          <w:szCs w:val="26"/>
-        </w:rPr>
-        <w:t>;</w:t>
+        <w:t>ROLLBACK TO savepoint_name;</w:t>
       </w:r>
     </w:p>
     <w:p>
@@ -6351,7 +5212,6 @@
       <w:r>
         <w:rPr>
           <w:rFonts w:ascii="Roboto Mono" w:eastAsia="Roboto Mono" w:hAnsi="Roboto Mono"/>
-          <w:sz w:val="24"/>
           <w:szCs w:val="26"/>
         </w:rPr>
         <w:t>To release it:</w:t>
@@ -6363,7 +5223,7 @@
           <w:noProof/>
         </w:rPr>
         <w:drawing>
-          <wp:inline distT="114300" distB="114300" distL="114300" distR="114300" wp14:anchorId="4CBC121E" wp14:editId="660FD985">
+          <wp:inline distT="114300" distB="114300" distL="114300" distR="114300" wp14:anchorId="4EC2208F" wp14:editId="0867DAE7">
             <wp:extent cx="5943600" cy="812800"/>
             <wp:effectExtent l="0" t="0" r="0" b="0"/>
             <wp:docPr id="5" name="image8.png"/>
@@ -6403,25 +5263,8 @@
       <w:r>
         <w:rPr>
           <w:rFonts w:ascii="Roboto Mono" w:eastAsia="Roboto Mono" w:hAnsi="Roboto Mono"/>
-          <w:sz w:val="24"/>
-        </w:rPr>
-        <w:t xml:space="preserve">RELEASE SAVEPOINT </w:t>
-      </w:r>
-      <w:proofErr w:type="spellStart"/>
-      <w:r>
-        <w:rPr>
-          <w:rFonts w:ascii="Roboto Mono" w:eastAsia="Roboto Mono" w:hAnsi="Roboto Mono"/>
-          <w:sz w:val="24"/>
-        </w:rPr>
-        <w:t>savepoint_name</w:t>
-      </w:r>
-      <w:proofErr w:type="spellEnd"/>
-      <w:r>
-        <w:rPr>
-          <w:rFonts w:ascii="Roboto Mono" w:eastAsia="Roboto Mono" w:hAnsi="Roboto Mono"/>
-          <w:sz w:val="24"/>
-        </w:rPr>
-        <w:t>;</w:t>
+        </w:rPr>
+        <w:t>RELEASE SAVEPOINT savepoint_name;</w:t>
       </w:r>
     </w:p>
     <w:p/>
@@ -6455,7 +5298,6 @@
           <w:sz w:val="26"/>
           <w:szCs w:val="26"/>
         </w:rPr>
-        <w:lastRenderedPageBreak/>
         <w:t>🧪 Example Use Case</w:t>
       </w:r>
     </w:p>
@@ -6478,25 +5320,7 @@
           <w:sz w:val="18"/>
           <w:highlight w:val="lightGray"/>
         </w:rPr>
-        <w:t xml:space="preserve">: Persons Table -&gt; ID Column: 1, </w:t>
-      </w:r>
-      <w:proofErr w:type="spellStart"/>
-      <w:r>
-        <w:rPr>
-          <w:color w:val="000000"/>
-          <w:sz w:val="18"/>
-          <w:highlight w:val="lightGray"/>
-        </w:rPr>
-        <w:t>Name_En</w:t>
-      </w:r>
-      <w:proofErr w:type="spellEnd"/>
-      <w:r>
-        <w:rPr>
-          <w:color w:val="000000"/>
-          <w:sz w:val="18"/>
-          <w:highlight w:val="lightGray"/>
-        </w:rPr>
-        <w:t xml:space="preserve"> Column: Motasem Essam] -&gt; </w:t>
+        <w:t xml:space="preserve">: Persons Table -&gt; ID Column: 1, Name_En Column: Motasem Essam] -&gt; </w:t>
       </w:r>
       <w:r>
         <w:rPr>
@@ -6540,7 +5364,6 @@
       <w:r>
         <w:rPr>
           <w:rFonts w:ascii="Roboto Mono" w:eastAsia="Roboto Mono" w:hAnsi="Roboto Mono"/>
-          <w:sz w:val="24"/>
         </w:rPr>
         <w:t>Suppose you’re transferring money between two accounts and want to cancel only the second step:</w:t>
       </w:r>
@@ -6557,7 +5380,6 @@
           <w:rFonts w:ascii="Roboto Mono" w:eastAsia="Roboto Mono" w:hAnsi="Roboto Mono"/>
           <w:b/>
           <w:bCs/>
-          <w:sz w:val="24"/>
         </w:rPr>
         <w:t>Step-by-step in MySQL:</w:t>
       </w:r>
@@ -6568,7 +5390,7 @@
           <w:noProof/>
         </w:rPr>
         <w:drawing>
-          <wp:inline distT="114300" distB="114300" distL="114300" distR="114300" wp14:anchorId="0918AE3E" wp14:editId="12E13BB8">
+          <wp:inline distT="114300" distB="114300" distL="114300" distR="114300" wp14:anchorId="1345984D" wp14:editId="6FF08747">
             <wp:extent cx="5943600" cy="3479800"/>
             <wp:effectExtent l="0" t="0" r="0" b="0"/>
             <wp:docPr id="11" name="image28.png"/>
@@ -6608,25 +5430,14 @@
       <w:r>
         <w:rPr>
           <w:rFonts w:ascii="Roboto Mono" w:eastAsia="Roboto Mono" w:hAnsi="Roboto Mono"/>
-          <w:sz w:val="24"/>
-        </w:rPr>
-        <w:t xml:space="preserve">-- Disable </w:t>
-      </w:r>
-      <w:proofErr w:type="spellStart"/>
-      <w:r>
-        <w:rPr>
-          <w:rFonts w:ascii="Roboto Mono" w:eastAsia="Roboto Mono" w:hAnsi="Roboto Mono"/>
-          <w:sz w:val="24"/>
-        </w:rPr>
-        <w:t>autocommit</w:t>
-      </w:r>
-      <w:proofErr w:type="spellEnd"/>
-    </w:p>
-    <w:p>
-      <w:r>
-        <w:rPr>
-          <w:rFonts w:ascii="Roboto Mono" w:eastAsia="Roboto Mono" w:hAnsi="Roboto Mono"/>
-          <w:sz w:val="24"/>
+        </w:rPr>
+        <w:t>-- Disable autocommit</w:t>
+      </w:r>
+    </w:p>
+    <w:p>
+      <w:r>
+        <w:rPr>
+          <w:rFonts w:ascii="Roboto Mono" w:eastAsia="Roboto Mono" w:hAnsi="Roboto Mono"/>
         </w:rPr>
         <w:t>SET AUTOCOMMIT = 0;</w:t>
       </w:r>
@@ -6636,7 +5447,6 @@
       <w:r>
         <w:rPr>
           <w:rFonts w:ascii="Roboto Mono" w:eastAsia="Roboto Mono" w:hAnsi="Roboto Mono"/>
-          <w:sz w:val="24"/>
         </w:rPr>
         <w:t>-- Start transaction</w:t>
       </w:r>
@@ -6645,48 +5455,14 @@
       <w:r>
         <w:rPr>
           <w:rFonts w:ascii="Roboto Mono" w:eastAsia="Roboto Mono" w:hAnsi="Roboto Mono"/>
-          <w:sz w:val="24"/>
-        </w:rPr>
-        <w:t>INSERT INTO Customers (</w:t>
-      </w:r>
-      <w:proofErr w:type="spellStart"/>
-      <w:r>
-        <w:rPr>
-          <w:rFonts w:ascii="Roboto Mono" w:eastAsia="Roboto Mono" w:hAnsi="Roboto Mono"/>
-          <w:sz w:val="24"/>
-        </w:rPr>
-        <w:t>CustomerID</w:t>
-      </w:r>
-      <w:proofErr w:type="spellEnd"/>
-      <w:r>
-        <w:rPr>
-          <w:rFonts w:ascii="Roboto Mono" w:eastAsia="Roboto Mono" w:hAnsi="Roboto Mono"/>
-          <w:sz w:val="24"/>
-        </w:rPr>
-        <w:t xml:space="preserve">, </w:t>
-      </w:r>
-      <w:proofErr w:type="spellStart"/>
-      <w:r>
-        <w:rPr>
-          <w:rFonts w:ascii="Roboto Mono" w:eastAsia="Roboto Mono" w:hAnsi="Roboto Mono"/>
-          <w:sz w:val="24"/>
-        </w:rPr>
-        <w:t>CustomerName</w:t>
-      </w:r>
-      <w:proofErr w:type="spellEnd"/>
-      <w:r>
-        <w:rPr>
-          <w:rFonts w:ascii="Roboto Mono" w:eastAsia="Roboto Mono" w:hAnsi="Roboto Mono"/>
-          <w:sz w:val="24"/>
-        </w:rPr>
-        <w:t>) VALUES (201, 'Alice');</w:t>
-      </w:r>
-    </w:p>
-    <w:p>
-      <w:r>
-        <w:rPr>
-          <w:rFonts w:ascii="Roboto Mono" w:eastAsia="Roboto Mono" w:hAnsi="Roboto Mono"/>
-          <w:sz w:val="24"/>
+        </w:rPr>
+        <w:t>INSERT INTO Customers (CustomerID, CustomerName) VALUES (201, 'Alice');</w:t>
+      </w:r>
+    </w:p>
+    <w:p>
+      <w:r>
+        <w:rPr>
+          <w:rFonts w:ascii="Roboto Mono" w:eastAsia="Roboto Mono" w:hAnsi="Roboto Mono"/>
         </w:rPr>
         <w:t>SAVEPOINT sp1;</w:t>
       </w:r>
@@ -6696,48 +5472,14 @@
       <w:r>
         <w:rPr>
           <w:rFonts w:ascii="Roboto Mono" w:eastAsia="Roboto Mono" w:hAnsi="Roboto Mono"/>
-          <w:sz w:val="24"/>
-        </w:rPr>
-        <w:t>INSERT INTO Customers (</w:t>
-      </w:r>
-      <w:proofErr w:type="spellStart"/>
-      <w:r>
-        <w:rPr>
-          <w:rFonts w:ascii="Roboto Mono" w:eastAsia="Roboto Mono" w:hAnsi="Roboto Mono"/>
-          <w:sz w:val="24"/>
-        </w:rPr>
-        <w:t>CustomerID</w:t>
-      </w:r>
-      <w:proofErr w:type="spellEnd"/>
-      <w:r>
-        <w:rPr>
-          <w:rFonts w:ascii="Roboto Mono" w:eastAsia="Roboto Mono" w:hAnsi="Roboto Mono"/>
-          <w:sz w:val="24"/>
-        </w:rPr>
-        <w:t xml:space="preserve">, </w:t>
-      </w:r>
-      <w:proofErr w:type="spellStart"/>
-      <w:r>
-        <w:rPr>
-          <w:rFonts w:ascii="Roboto Mono" w:eastAsia="Roboto Mono" w:hAnsi="Roboto Mono"/>
-          <w:sz w:val="24"/>
-        </w:rPr>
-        <w:t>CustomerName</w:t>
-      </w:r>
-      <w:proofErr w:type="spellEnd"/>
-      <w:r>
-        <w:rPr>
-          <w:rFonts w:ascii="Roboto Mono" w:eastAsia="Roboto Mono" w:hAnsi="Roboto Mono"/>
-          <w:sz w:val="24"/>
-        </w:rPr>
-        <w:t>) VALUES (202, 'Bob');</w:t>
-      </w:r>
-    </w:p>
-    <w:p>
-      <w:r>
-        <w:rPr>
-          <w:rFonts w:ascii="Roboto Mono" w:eastAsia="Roboto Mono" w:hAnsi="Roboto Mono"/>
-          <w:sz w:val="24"/>
+        </w:rPr>
+        <w:t>INSERT INTO Customers (CustomerID, CustomerName) VALUES (202, 'Bob');</w:t>
+      </w:r>
+    </w:p>
+    <w:p>
+      <w:r>
+        <w:rPr>
+          <w:rFonts w:ascii="Roboto Mono" w:eastAsia="Roboto Mono" w:hAnsi="Roboto Mono"/>
         </w:rPr>
         <w:t>SAVEPOINT sp2;</w:t>
       </w:r>
@@ -6747,7 +5489,6 @@
       <w:r>
         <w:rPr>
           <w:rFonts w:ascii="Roboto Mono" w:eastAsia="Roboto Mono" w:hAnsi="Roboto Mono"/>
-          <w:sz w:val="24"/>
         </w:rPr>
         <w:t>-- Mistake found here, rollback to sp1</w:t>
       </w:r>
@@ -6756,9 +5497,7 @@
       <w:r>
         <w:rPr>
           <w:rFonts w:ascii="Roboto Mono" w:eastAsia="Roboto Mono" w:hAnsi="Roboto Mono"/>
-          <w:sz w:val="24"/>
-        </w:rPr>
-        <w:lastRenderedPageBreak/>
+        </w:rPr>
         <w:t>ROLLBACK TO sp1;</w:t>
       </w:r>
     </w:p>
@@ -6767,7 +5506,6 @@
       <w:r>
         <w:rPr>
           <w:rFonts w:ascii="Roboto Mono" w:eastAsia="Roboto Mono" w:hAnsi="Roboto Mono"/>
-          <w:sz w:val="24"/>
         </w:rPr>
         <w:t>-- Now only Alice is inserted</w:t>
       </w:r>
@@ -6776,7 +5514,6 @@
       <w:r>
         <w:rPr>
           <w:rFonts w:ascii="Roboto Mono" w:eastAsia="Roboto Mono" w:hAnsi="Roboto Mono"/>
-          <w:sz w:val="24"/>
         </w:rPr>
         <w:t>COMMIT;</w:t>
       </w:r>
@@ -6831,25 +5568,7 @@
           <w:sz w:val="18"/>
           <w:highlight w:val="lightGray"/>
         </w:rPr>
-        <w:t xml:space="preserve">: Persons Table -&gt; ID Column: 1, </w:t>
-      </w:r>
-      <w:proofErr w:type="spellStart"/>
-      <w:r>
-        <w:rPr>
-          <w:color w:val="000000"/>
-          <w:sz w:val="18"/>
-          <w:highlight w:val="lightGray"/>
-        </w:rPr>
-        <w:t>Name_En</w:t>
-      </w:r>
-      <w:proofErr w:type="spellEnd"/>
-      <w:r>
-        <w:rPr>
-          <w:color w:val="000000"/>
-          <w:sz w:val="18"/>
-          <w:highlight w:val="lightGray"/>
-        </w:rPr>
-        <w:t xml:space="preserve"> Column: Motasem Essam] -&gt; </w:t>
+        <w:t xml:space="preserve">: Persons Table -&gt; ID Column: 1, Name_En Column: Motasem Essam] -&gt; </w:t>
       </w:r>
       <w:r>
         <w:rPr>
@@ -6892,27 +5611,24 @@
           <w:ilvl w:val="0"/>
           <w:numId w:val="4"/>
         </w:numPr>
-        <w:spacing w:before="240"/>
+        <w:spacing w:before="240" w:after="0" w:line="276" w:lineRule="auto"/>
       </w:pPr>
       <w:r>
         <w:rPr>
           <w:rFonts w:ascii="Roboto Mono" w:eastAsia="Roboto Mono" w:hAnsi="Roboto Mono" w:cs="Roboto Mono"/>
           <w:color w:val="188038"/>
-          <w:sz w:val="24"/>
         </w:rPr>
         <w:t>sp1</w:t>
       </w:r>
       <w:r>
         <w:rPr>
           <w:rFonts w:ascii="Roboto Mono" w:eastAsia="Roboto Mono" w:hAnsi="Roboto Mono"/>
-          <w:sz w:val="24"/>
         </w:rPr>
         <w:t xml:space="preserve"> created after inserting Alice.</w:t>
       </w:r>
       <w:r>
         <w:rPr>
           <w:rFonts w:ascii="Roboto Mono" w:eastAsia="Roboto Mono" w:hAnsi="Roboto Mono"/>
-          <w:sz w:val="24"/>
         </w:rPr>
         <w:br/>
       </w:r>
@@ -6923,26 +5639,24 @@
           <w:ilvl w:val="0"/>
           <w:numId w:val="4"/>
         </w:numPr>
+        <w:spacing w:after="0" w:line="276" w:lineRule="auto"/>
       </w:pPr>
       <w:r>
         <w:rPr>
           <w:rFonts w:ascii="Roboto Mono" w:eastAsia="Roboto Mono" w:hAnsi="Roboto Mono" w:cs="Roboto Mono"/>
           <w:color w:val="188038"/>
-          <w:sz w:val="24"/>
         </w:rPr>
         <w:t>sp2</w:t>
       </w:r>
       <w:r>
         <w:rPr>
           <w:rFonts w:ascii="Roboto Mono" w:eastAsia="Roboto Mono" w:hAnsi="Roboto Mono"/>
-          <w:sz w:val="24"/>
         </w:rPr>
         <w:t xml:space="preserve"> created after inserting Bob.</w:t>
       </w:r>
       <w:r>
         <w:rPr>
           <w:rFonts w:ascii="Roboto Mono" w:eastAsia="Roboto Mono" w:hAnsi="Roboto Mono"/>
-          <w:sz w:val="24"/>
         </w:rPr>
         <w:br/>
       </w:r>
@@ -6953,11 +5667,11 @@
           <w:ilvl w:val="0"/>
           <w:numId w:val="4"/>
         </w:numPr>
-      </w:pPr>
-      <w:r>
-        <w:rPr>
-          <w:rFonts w:ascii="Roboto Mono" w:eastAsia="Roboto Mono" w:hAnsi="Roboto Mono"/>
-          <w:sz w:val="24"/>
+        <w:spacing w:after="0" w:line="276" w:lineRule="auto"/>
+      </w:pPr>
+      <w:r>
+        <w:rPr>
+          <w:rFonts w:ascii="Roboto Mono" w:eastAsia="Roboto Mono" w:hAnsi="Roboto Mono"/>
         </w:rPr>
         <w:t xml:space="preserve">We rollback to </w:t>
       </w:r>
@@ -6965,21 +5679,18 @@
         <w:rPr>
           <w:rFonts w:ascii="Roboto Mono" w:eastAsia="Roboto Mono" w:hAnsi="Roboto Mono" w:cs="Roboto Mono"/>
           <w:color w:val="188038"/>
-          <w:sz w:val="24"/>
         </w:rPr>
         <w:t>sp1</w:t>
       </w:r>
       <w:r>
         <w:rPr>
           <w:rFonts w:ascii="Roboto Mono" w:eastAsia="Roboto Mono" w:hAnsi="Roboto Mono"/>
-          <w:sz w:val="24"/>
         </w:rPr>
         <w:t>, so only Alice's row remains.</w:t>
       </w:r>
       <w:r>
         <w:rPr>
           <w:rFonts w:ascii="Roboto Mono" w:eastAsia="Roboto Mono" w:hAnsi="Roboto Mono"/>
-          <w:sz w:val="24"/>
         </w:rPr>
         <w:br/>
       </w:r>
@@ -6990,20 +5701,18 @@
           <w:ilvl w:val="0"/>
           <w:numId w:val="4"/>
         </w:numPr>
-        <w:spacing w:after="240"/>
+        <w:spacing w:after="240" w:line="276" w:lineRule="auto"/>
       </w:pPr>
       <w:r>
         <w:rPr>
           <w:rFonts w:ascii="Roboto Mono" w:eastAsia="Roboto Mono" w:hAnsi="Roboto Mono" w:cs="Roboto Mono"/>
           <w:color w:val="188038"/>
-          <w:sz w:val="24"/>
         </w:rPr>
         <w:t>COMMIT</w:t>
       </w:r>
       <w:r>
         <w:rPr>
           <w:rFonts w:ascii="Roboto Mono" w:eastAsia="Roboto Mono" w:hAnsi="Roboto Mono"/>
-          <w:sz w:val="24"/>
         </w:rPr>
         <w:t xml:space="preserve"> finalizes the state.</w:t>
       </w:r>
@@ -7055,25 +5764,7 @@
           <w:sz w:val="18"/>
           <w:highlight w:val="lightGray"/>
         </w:rPr>
-        <w:t xml:space="preserve">: Persons Table -&gt; ID Column: 1, </w:t>
-      </w:r>
-      <w:proofErr w:type="spellStart"/>
-      <w:r>
-        <w:rPr>
-          <w:color w:val="000000"/>
-          <w:sz w:val="18"/>
-          <w:highlight w:val="lightGray"/>
-        </w:rPr>
-        <w:t>Name_En</w:t>
-      </w:r>
-      <w:proofErr w:type="spellEnd"/>
-      <w:r>
-        <w:rPr>
-          <w:color w:val="000000"/>
-          <w:sz w:val="18"/>
-          <w:highlight w:val="lightGray"/>
-        </w:rPr>
-        <w:t xml:space="preserve"> Column: Motasem Essam] -&gt; </w:t>
+        <w:t xml:space="preserve">: Persons Table -&gt; ID Column: 1, Name_En Column: Motasem Essam] -&gt; </w:t>
       </w:r>
       <w:r>
         <w:rPr>
@@ -7116,7 +5807,7 @@
           <w:noProof/>
         </w:rPr>
         <w:drawing>
-          <wp:inline distT="114300" distB="114300" distL="114300" distR="114300" wp14:anchorId="65BCC859" wp14:editId="165EFB9D">
+          <wp:inline distT="114300" distB="114300" distL="114300" distR="114300" wp14:anchorId="7982AFAB" wp14:editId="259A1D26">
             <wp:extent cx="5943600" cy="1765300"/>
             <wp:effectExtent l="0" t="0" r="0" b="0"/>
             <wp:docPr id="17" name="image6.png"/>
@@ -7154,9 +5845,7 @@
     </w:p>
     <w:tbl>
       <w:tblPr>
-        <w:tblStyle w:val="a3"/>
         <w:tblW w:w="5545" w:type="dxa"/>
-        <w:tblInd w:w="0" w:type="dxa"/>
         <w:tblBorders>
           <w:top w:val="nil"/>
           <w:left w:val="nil"/>
@@ -7201,7 +5890,6 @@
                 <w:rFonts w:ascii="Roboto Mono" w:eastAsia="Roboto Mono" w:hAnsi="Roboto Mono"/>
                 <w:b/>
                 <w:bCs/>
-                <w:sz w:val="24"/>
               </w:rPr>
               <w:t>Command</w:t>
             </w:r>
@@ -7232,7 +5920,6 @@
                 <w:rFonts w:ascii="Roboto Mono" w:eastAsia="Roboto Mono" w:hAnsi="Roboto Mono"/>
                 <w:b/>
                 <w:bCs/>
-                <w:sz w:val="24"/>
               </w:rPr>
               <w:t>Purpose</w:t>
             </w:r>
@@ -7264,9 +5951,7 @@
               <w:rPr>
                 <w:rFonts w:ascii="Roboto Mono" w:eastAsia="Roboto Mono" w:hAnsi="Roboto Mono" w:cs="Roboto Mono"/>
                 <w:color w:val="188038"/>
-                <w:sz w:val="24"/>
               </w:rPr>
-              <w:lastRenderedPageBreak/>
               <w:t>SAVEPOINT sp1</w:t>
             </w:r>
           </w:p>
@@ -7291,7 +5976,6 @@
             <w:r>
               <w:rPr>
                 <w:rFonts w:ascii="Roboto Mono" w:eastAsia="Roboto Mono" w:hAnsi="Roboto Mono"/>
-                <w:sz w:val="24"/>
               </w:rPr>
               <w:t>Marks a rollback point</w:t>
             </w:r>
@@ -7323,7 +6007,6 @@
               <w:rPr>
                 <w:rFonts w:ascii="Roboto Mono" w:eastAsia="Roboto Mono" w:hAnsi="Roboto Mono" w:cs="Roboto Mono"/>
                 <w:color w:val="188038"/>
-                <w:sz w:val="24"/>
               </w:rPr>
               <w:t>ROLLBACK TO sp1</w:t>
             </w:r>
@@ -7349,7 +6032,6 @@
             <w:r>
               <w:rPr>
                 <w:rFonts w:ascii="Roboto Mono" w:eastAsia="Roboto Mono" w:hAnsi="Roboto Mono"/>
-                <w:sz w:val="24"/>
               </w:rPr>
               <w:t>Undo changes after that point</w:t>
             </w:r>
@@ -7381,7 +6063,6 @@
               <w:rPr>
                 <w:rFonts w:ascii="Roboto Mono" w:eastAsia="Roboto Mono" w:hAnsi="Roboto Mono" w:cs="Roboto Mono"/>
                 <w:color w:val="188038"/>
-                <w:sz w:val="24"/>
               </w:rPr>
               <w:t>RELEASE SAVEPOINT sp1</w:t>
             </w:r>
@@ -7407,25 +6088,8 @@
             <w:r>
               <w:rPr>
                 <w:rFonts w:ascii="Roboto Mono" w:eastAsia="Roboto Mono" w:hAnsi="Roboto Mono"/>
-                <w:sz w:val="24"/>
               </w:rPr>
-              <w:t xml:space="preserve">Removes the </w:t>
-            </w:r>
-            <w:proofErr w:type="spellStart"/>
-            <w:r>
-              <w:rPr>
-                <w:rFonts w:ascii="Roboto Mono" w:eastAsia="Roboto Mono" w:hAnsi="Roboto Mono"/>
-                <w:sz w:val="24"/>
-              </w:rPr>
-              <w:t>savepoint</w:t>
-            </w:r>
-            <w:proofErr w:type="spellEnd"/>
-            <w:r>
-              <w:rPr>
-                <w:rFonts w:ascii="Roboto Mono" w:eastAsia="Roboto Mono" w:hAnsi="Roboto Mono"/>
-                <w:sz w:val="24"/>
-              </w:rPr>
-              <w:t xml:space="preserve"> label</w:t>
+              <w:t>Removes the savepoint label</w:t>
             </w:r>
           </w:p>
         </w:tc>
@@ -7455,7 +6119,6 @@
               <w:rPr>
                 <w:rFonts w:ascii="Roboto Mono" w:eastAsia="Roboto Mono" w:hAnsi="Roboto Mono" w:cs="Roboto Mono"/>
                 <w:color w:val="188038"/>
-                <w:sz w:val="24"/>
               </w:rPr>
               <w:t>COMMIT</w:t>
             </w:r>
@@ -7481,7 +6144,6 @@
             <w:r>
               <w:rPr>
                 <w:rFonts w:ascii="Roboto Mono" w:eastAsia="Roboto Mono" w:hAnsi="Roboto Mono"/>
-                <w:sz w:val="24"/>
               </w:rPr>
               <w:t>Finalizes the transaction</w:t>
             </w:r>
@@ -7537,25 +6199,7 @@
           <w:sz w:val="18"/>
           <w:highlight w:val="lightGray"/>
         </w:rPr>
-        <w:t xml:space="preserve">: Persons Table -&gt; ID Column: 1, </w:t>
-      </w:r>
-      <w:proofErr w:type="spellStart"/>
-      <w:r>
-        <w:rPr>
-          <w:color w:val="000000"/>
-          <w:sz w:val="18"/>
-          <w:highlight w:val="lightGray"/>
-        </w:rPr>
-        <w:t>Name_En</w:t>
-      </w:r>
-      <w:proofErr w:type="spellEnd"/>
-      <w:r>
-        <w:rPr>
-          <w:color w:val="000000"/>
-          <w:sz w:val="18"/>
-          <w:highlight w:val="lightGray"/>
-        </w:rPr>
-        <w:t xml:space="preserve"> Column: Motasem Essam] -&gt; </w:t>
+        <w:t xml:space="preserve">: Persons Table -&gt; ID Column: 1, Name_En Column: Motasem Essam] -&gt; </w:t>
       </w:r>
       <w:r>
         <w:rPr>
@@ -7603,7 +6247,6 @@
       <w:r>
         <w:rPr>
           <w:rFonts w:ascii="Roboto Mono" w:eastAsia="Roboto Mono" w:hAnsi="Roboto Mono"/>
-          <w:sz w:val="24"/>
           <w:szCs w:val="26"/>
         </w:rPr>
         <w:t>Try this:</w:t>
@@ -7624,7 +6267,7 @@
           <w:szCs w:val="26"/>
         </w:rPr>
         <w:drawing>
-          <wp:inline distT="114300" distB="114300" distL="114300" distR="114300" wp14:anchorId="54E7847C" wp14:editId="50D269B4">
+          <wp:inline distT="114300" distB="114300" distL="114300" distR="114300" wp14:anchorId="245CEF2E" wp14:editId="1C509047">
             <wp:extent cx="5943600" cy="3022600"/>
             <wp:effectExtent l="0" t="0" r="0" b="0"/>
             <wp:docPr id="38" name="image33.png"/>
@@ -7671,7 +6314,6 @@
       <w:r>
         <w:rPr>
           <w:rFonts w:ascii="Roboto Mono" w:eastAsia="Roboto Mono" w:hAnsi="Roboto Mono"/>
-          <w:sz w:val="24"/>
           <w:szCs w:val="26"/>
         </w:rPr>
         <w:t>SET AUTOCOMMIT = 0;</w:t>
@@ -7697,10 +6339,8 @@
       <w:r>
         <w:rPr>
           <w:rFonts w:ascii="Roboto Mono" w:eastAsia="Roboto Mono" w:hAnsi="Roboto Mono"/>
-          <w:sz w:val="24"/>
           <w:szCs w:val="26"/>
         </w:rPr>
-        <w:lastRenderedPageBreak/>
         <w:t>-- Add customer</w:t>
       </w:r>
     </w:p>
@@ -7715,46 +6355,9 @@
       <w:r>
         <w:rPr>
           <w:rFonts w:ascii="Roboto Mono" w:eastAsia="Roboto Mono" w:hAnsi="Roboto Mono"/>
-          <w:sz w:val="24"/>
           <w:szCs w:val="26"/>
         </w:rPr>
-        <w:t>INSERT INTO Customers (</w:t>
-      </w:r>
-      <w:proofErr w:type="spellStart"/>
-      <w:r>
-        <w:rPr>
-          <w:rFonts w:ascii="Roboto Mono" w:eastAsia="Roboto Mono" w:hAnsi="Roboto Mono"/>
-          <w:sz w:val="24"/>
-          <w:szCs w:val="26"/>
-        </w:rPr>
-        <w:t>CustomerID</w:t>
-      </w:r>
-      <w:proofErr w:type="spellEnd"/>
-      <w:r>
-        <w:rPr>
-          <w:rFonts w:ascii="Roboto Mono" w:eastAsia="Roboto Mono" w:hAnsi="Roboto Mono"/>
-          <w:sz w:val="24"/>
-          <w:szCs w:val="26"/>
-        </w:rPr>
-        <w:t xml:space="preserve">, </w:t>
-      </w:r>
-      <w:proofErr w:type="spellStart"/>
-      <w:r>
-        <w:rPr>
-          <w:rFonts w:ascii="Roboto Mono" w:eastAsia="Roboto Mono" w:hAnsi="Roboto Mono"/>
-          <w:sz w:val="24"/>
-          <w:szCs w:val="26"/>
-        </w:rPr>
-        <w:t>CustomerName</w:t>
-      </w:r>
-      <w:proofErr w:type="spellEnd"/>
-      <w:r>
-        <w:rPr>
-          <w:rFonts w:ascii="Roboto Mono" w:eastAsia="Roboto Mono" w:hAnsi="Roboto Mono"/>
-          <w:sz w:val="24"/>
-          <w:szCs w:val="26"/>
-        </w:rPr>
-        <w:t>) VALUES (203, 'Charlie');</w:t>
+        <w:t>INSERT INTO Customers (CustomerID, CustomerName) VALUES (203, 'Charlie');</w:t>
       </w:r>
     </w:p>
     <w:p>
@@ -7768,28 +6371,9 @@
       <w:r>
         <w:rPr>
           <w:rFonts w:ascii="Roboto Mono" w:eastAsia="Roboto Mono" w:hAnsi="Roboto Mono"/>
-          <w:sz w:val="24"/>
           <w:szCs w:val="26"/>
         </w:rPr>
-        <w:t xml:space="preserve">SAVEPOINT </w:t>
-      </w:r>
-      <w:proofErr w:type="spellStart"/>
-      <w:r>
-        <w:rPr>
-          <w:rFonts w:ascii="Roboto Mono" w:eastAsia="Roboto Mono" w:hAnsi="Roboto Mono"/>
-          <w:sz w:val="24"/>
-          <w:szCs w:val="26"/>
-        </w:rPr>
-        <w:t>added_charlie</w:t>
-      </w:r>
-      <w:proofErr w:type="spellEnd"/>
-      <w:r>
-        <w:rPr>
-          <w:rFonts w:ascii="Roboto Mono" w:eastAsia="Roboto Mono" w:hAnsi="Roboto Mono"/>
-          <w:sz w:val="24"/>
-          <w:szCs w:val="26"/>
-        </w:rPr>
-        <w:t>;</w:t>
+        <w:t>SAVEPOINT added_charlie;</w:t>
       </w:r>
     </w:p>
     <w:p>
@@ -7812,7 +6396,6 @@
       <w:r>
         <w:rPr>
           <w:rFonts w:ascii="Roboto Mono" w:eastAsia="Roboto Mono" w:hAnsi="Roboto Mono"/>
-          <w:sz w:val="24"/>
           <w:szCs w:val="26"/>
         </w:rPr>
         <w:t>-- Add another</w:t>
@@ -7829,46 +6412,9 @@
       <w:r>
         <w:rPr>
           <w:rFonts w:ascii="Roboto Mono" w:eastAsia="Roboto Mono" w:hAnsi="Roboto Mono"/>
-          <w:sz w:val="24"/>
           <w:szCs w:val="26"/>
         </w:rPr>
-        <w:t>INSERT INTO Customers (</w:t>
-      </w:r>
-      <w:proofErr w:type="spellStart"/>
-      <w:r>
-        <w:rPr>
-          <w:rFonts w:ascii="Roboto Mono" w:eastAsia="Roboto Mono" w:hAnsi="Roboto Mono"/>
-          <w:sz w:val="24"/>
-          <w:szCs w:val="26"/>
-        </w:rPr>
-        <w:t>CustomerID</w:t>
-      </w:r>
-      <w:proofErr w:type="spellEnd"/>
-      <w:r>
-        <w:rPr>
-          <w:rFonts w:ascii="Roboto Mono" w:eastAsia="Roboto Mono" w:hAnsi="Roboto Mono"/>
-          <w:sz w:val="24"/>
-          <w:szCs w:val="26"/>
-        </w:rPr>
-        <w:t xml:space="preserve">, </w:t>
-      </w:r>
-      <w:proofErr w:type="spellStart"/>
-      <w:r>
-        <w:rPr>
-          <w:rFonts w:ascii="Roboto Mono" w:eastAsia="Roboto Mono" w:hAnsi="Roboto Mono"/>
-          <w:sz w:val="24"/>
-          <w:szCs w:val="26"/>
-        </w:rPr>
-        <w:t>CustomerName</w:t>
-      </w:r>
-      <w:proofErr w:type="spellEnd"/>
-      <w:r>
-        <w:rPr>
-          <w:rFonts w:ascii="Roboto Mono" w:eastAsia="Roboto Mono" w:hAnsi="Roboto Mono"/>
-          <w:sz w:val="24"/>
-          <w:szCs w:val="26"/>
-        </w:rPr>
-        <w:t>) VALUES (204, 'David');</w:t>
+        <w:t>INSERT INTO Customers (CustomerID, CustomerName) VALUES (204, 'David');</w:t>
       </w:r>
     </w:p>
     <w:p>
@@ -7891,7 +6437,6 @@
       <w:r>
         <w:rPr>
           <w:rFonts w:ascii="Roboto Mono" w:eastAsia="Roboto Mono" w:hAnsi="Roboto Mono"/>
-          <w:sz w:val="24"/>
           <w:szCs w:val="26"/>
         </w:rPr>
         <w:t>-- Decide to rollback only the last one</w:t>
@@ -7908,28 +6453,9 @@
       <w:r>
         <w:rPr>
           <w:rFonts w:ascii="Roboto Mono" w:eastAsia="Roboto Mono" w:hAnsi="Roboto Mono"/>
-          <w:sz w:val="24"/>
           <w:szCs w:val="26"/>
         </w:rPr>
-        <w:t xml:space="preserve">ROLLBACK TO </w:t>
-      </w:r>
-      <w:proofErr w:type="spellStart"/>
-      <w:r>
-        <w:rPr>
-          <w:rFonts w:ascii="Roboto Mono" w:eastAsia="Roboto Mono" w:hAnsi="Roboto Mono"/>
-          <w:sz w:val="24"/>
-          <w:szCs w:val="26"/>
-        </w:rPr>
-        <w:t>added_charlie</w:t>
-      </w:r>
-      <w:proofErr w:type="spellEnd"/>
-      <w:r>
-        <w:rPr>
-          <w:rFonts w:ascii="Roboto Mono" w:eastAsia="Roboto Mono" w:hAnsi="Roboto Mono"/>
-          <w:sz w:val="24"/>
-          <w:szCs w:val="26"/>
-        </w:rPr>
-        <w:t>;</w:t>
+        <w:t>ROLLBACK TO added_charlie;</w:t>
       </w:r>
     </w:p>
     <w:p>
@@ -7952,7 +6478,6 @@
       <w:r>
         <w:rPr>
           <w:rFonts w:ascii="Roboto Mono" w:eastAsia="Roboto Mono" w:hAnsi="Roboto Mono"/>
-          <w:sz w:val="24"/>
           <w:szCs w:val="26"/>
         </w:rPr>
         <w:t>COMMIT;</w:t>
@@ -7978,7 +6503,6 @@
       <w:r>
         <w:rPr>
           <w:rFonts w:ascii="Roboto Mono" w:eastAsia="Roboto Mono" w:hAnsi="Roboto Mono" w:cs="Arial Unicode MS"/>
-          <w:sz w:val="24"/>
           <w:szCs w:val="26"/>
         </w:rPr>
         <w:t xml:space="preserve">✅ Final result: Only </w:t>
@@ -7988,7 +6512,6 @@
           <w:rFonts w:ascii="Roboto Mono" w:eastAsia="Roboto Mono" w:hAnsi="Roboto Mono"/>
           <w:b/>
           <w:bCs/>
-          <w:sz w:val="24"/>
           <w:szCs w:val="26"/>
         </w:rPr>
         <w:t>Charlie</w:t>
@@ -7996,7 +6519,6 @@
       <w:r>
         <w:rPr>
           <w:rFonts w:ascii="Roboto Mono" w:eastAsia="Roboto Mono" w:hAnsi="Roboto Mono"/>
-          <w:sz w:val="24"/>
           <w:szCs w:val="26"/>
         </w:rPr>
         <w:t xml:space="preserve"> is added.</w:t>
@@ -8050,7 +6572,6 @@
         </w:rPr>
         <w:t xml:space="preserve"># Source: </w:t>
       </w:r>
-      <w:proofErr w:type="spellStart"/>
       <w:r>
         <w:rPr>
           <w:b/>
@@ -8060,7 +6581,6 @@
         </w:rPr>
         <w:t>ScreenShot</w:t>
       </w:r>
-      <w:proofErr w:type="spellEnd"/>
       <w:r>
         <w:rPr>
           <w:sz w:val="18"/>
@@ -8096,23 +6616,7 @@
           <w:sz w:val="18"/>
           <w:highlight w:val="lightGray"/>
         </w:rPr>
-        <w:t xml:space="preserve"> [Persons Table -&gt; ID Column: 1, </w:t>
-      </w:r>
-      <w:proofErr w:type="spellStart"/>
-      <w:r>
-        <w:rPr>
-          <w:sz w:val="18"/>
-          <w:highlight w:val="lightGray"/>
-        </w:rPr>
-        <w:t>Name_En</w:t>
-      </w:r>
-      <w:proofErr w:type="spellEnd"/>
-      <w:r>
-        <w:rPr>
-          <w:sz w:val="18"/>
-          <w:highlight w:val="lightGray"/>
-        </w:rPr>
-        <w:t xml:space="preserve"> Column: Motasem Essam] -&gt; </w:t>
+        <w:t xml:space="preserve"> [Persons Table -&gt; ID Column: 1, Name_En Column: Motasem Essam] -&gt; </w:t>
       </w:r>
       <w:r>
         <w:rPr>
@@ -8127,23 +6631,7 @@
           <w:sz w:val="18"/>
           <w:highlight w:val="lightGray"/>
         </w:rPr>
-        <w:t xml:space="preserve"> [Automation Table -&gt; ID Column: 16, </w:t>
-      </w:r>
-      <w:proofErr w:type="spellStart"/>
-      <w:r>
-        <w:rPr>
-          <w:sz w:val="18"/>
-          <w:highlight w:val="lightGray"/>
-        </w:rPr>
-        <w:t>Name_En</w:t>
-      </w:r>
-      <w:proofErr w:type="spellEnd"/>
-      <w:r>
-        <w:rPr>
-          <w:sz w:val="18"/>
-          <w:highlight w:val="lightGray"/>
-        </w:rPr>
-        <w:t xml:space="preserve"> Column: Screen Capture] -&gt; </w:t>
+        <w:t xml:space="preserve"> [Automation Table -&gt; ID Column: 16, Name_En Column: Screen Capture] -&gt; </w:t>
       </w:r>
       <w:r>
         <w:rPr>
@@ -8160,25 +6648,7 @@
           <w:sz w:val="18"/>
           <w:highlight w:val="lightGray"/>
         </w:rPr>
-        <w:t xml:space="preserve">[Operating System: Wampserver64 -&gt; </w:t>
-      </w:r>
-      <w:proofErr w:type="spellStart"/>
-      <w:r>
-        <w:rPr>
-          <w:color w:val="000000"/>
-          <w:sz w:val="18"/>
-          <w:highlight w:val="lightGray"/>
-        </w:rPr>
-        <w:t>phpmyadmin</w:t>
-      </w:r>
-      <w:proofErr w:type="spellEnd"/>
-      <w:r>
-        <w:rPr>
-          <w:color w:val="000000"/>
-          <w:sz w:val="18"/>
-          <w:highlight w:val="lightGray"/>
-        </w:rPr>
-        <w:t>]</w:t>
+        <w:t>[Operating System: Wampserver64 -&gt; phpmyadmin]</w:t>
       </w:r>
       <w:r>
         <w:rPr>
@@ -8208,9 +6678,8 @@
         <w:rPr>
           <w:noProof/>
         </w:rPr>
-        <w:lastRenderedPageBreak/>
         <w:drawing>
-          <wp:inline distT="114300" distB="114300" distL="114300" distR="114300" wp14:anchorId="332E045E" wp14:editId="076A6C29">
+          <wp:inline distT="114300" distB="114300" distL="114300" distR="114300" wp14:anchorId="59BBC217" wp14:editId="1311E571">
             <wp:extent cx="5943600" cy="3289300"/>
             <wp:effectExtent l="0" t="0" r="0" b="0"/>
             <wp:docPr id="1" name="image1.png"/>
@@ -8250,25 +6719,8 @@
       <w:r>
         <w:rPr>
           <w:rFonts w:ascii="Roboto Mono" w:eastAsia="Roboto Mono" w:hAnsi="Roboto Mono"/>
-          <w:sz w:val="24"/>
-        </w:rPr>
-        <w:t xml:space="preserve">CREATE DATABASE </w:t>
-      </w:r>
-      <w:proofErr w:type="spellStart"/>
-      <w:r>
-        <w:rPr>
-          <w:rFonts w:ascii="Roboto Mono" w:eastAsia="Roboto Mono" w:hAnsi="Roboto Mono"/>
-          <w:sz w:val="24"/>
-        </w:rPr>
-        <w:t>testDB</w:t>
-      </w:r>
-      <w:proofErr w:type="spellEnd"/>
-      <w:r>
-        <w:rPr>
-          <w:rFonts w:ascii="Roboto Mono" w:eastAsia="Roboto Mono" w:hAnsi="Roboto Mono"/>
-          <w:sz w:val="24"/>
-        </w:rPr>
-        <w:t>;</w:t>
+        </w:rPr>
+        <w:t>CREATE DATABASE testDB;</w:t>
       </w:r>
     </w:p>
     <w:p>
@@ -8277,7 +6729,7 @@
           <w:noProof/>
         </w:rPr>
         <w:drawing>
-          <wp:inline distT="114300" distB="114300" distL="114300" distR="114300" wp14:anchorId="18C4047D" wp14:editId="32ECED9A">
+          <wp:inline distT="114300" distB="114300" distL="114300" distR="114300" wp14:anchorId="309BE7E9" wp14:editId="681C9089">
             <wp:extent cx="5943600" cy="1917700"/>
             <wp:effectExtent l="0" t="0" r="0" b="0"/>
             <wp:docPr id="12" name="image16.png"/>
@@ -8318,9 +6770,8 @@
         <w:rPr>
           <w:noProof/>
         </w:rPr>
-        <w:lastRenderedPageBreak/>
         <w:drawing>
-          <wp:inline distT="114300" distB="114300" distL="114300" distR="114300" wp14:anchorId="4663FDA5" wp14:editId="05066E79">
+          <wp:inline distT="114300" distB="114300" distL="114300" distR="114300" wp14:anchorId="2AE1CF22" wp14:editId="33D40C64">
             <wp:extent cx="5943600" cy="3581400"/>
             <wp:effectExtent l="0" t="0" r="0" b="0"/>
             <wp:docPr id="40" name="image37.png"/>
@@ -8360,7 +6811,6 @@
       <w:r>
         <w:rPr>
           <w:rFonts w:ascii="Roboto Mono" w:eastAsia="Roboto Mono" w:hAnsi="Roboto Mono"/>
-          <w:sz w:val="24"/>
         </w:rPr>
         <w:t>CREATE TABLE Customers (</w:t>
       </w:r>
@@ -8369,73 +6819,22 @@
       <w:r>
         <w:rPr>
           <w:rFonts w:ascii="Roboto Mono" w:eastAsia="Roboto Mono" w:hAnsi="Roboto Mono"/>
-          <w:sz w:val="24"/>
-        </w:rPr>
-        <w:t xml:space="preserve">  </w:t>
-      </w:r>
-      <w:proofErr w:type="spellStart"/>
-      <w:r>
-        <w:rPr>
-          <w:rFonts w:ascii="Roboto Mono" w:eastAsia="Roboto Mono" w:hAnsi="Roboto Mono"/>
-          <w:sz w:val="24"/>
-        </w:rPr>
-        <w:t>CustomerID</w:t>
-      </w:r>
-      <w:proofErr w:type="spellEnd"/>
-      <w:r>
-        <w:rPr>
-          <w:rFonts w:ascii="Roboto Mono" w:eastAsia="Roboto Mono" w:hAnsi="Roboto Mono"/>
-          <w:sz w:val="24"/>
-        </w:rPr>
-        <w:t xml:space="preserve"> INT PRIMARY KEY,</w:t>
-      </w:r>
-    </w:p>
-    <w:p>
-      <w:r>
-        <w:rPr>
-          <w:rFonts w:ascii="Roboto Mono" w:eastAsia="Roboto Mono" w:hAnsi="Roboto Mono"/>
-          <w:sz w:val="24"/>
-        </w:rPr>
-        <w:t xml:space="preserve">  </w:t>
-      </w:r>
-      <w:proofErr w:type="spellStart"/>
-      <w:r>
-        <w:rPr>
-          <w:rFonts w:ascii="Roboto Mono" w:eastAsia="Roboto Mono" w:hAnsi="Roboto Mono"/>
-          <w:sz w:val="24"/>
-        </w:rPr>
-        <w:t>CustomerName</w:t>
-      </w:r>
-      <w:proofErr w:type="spellEnd"/>
-      <w:r>
-        <w:rPr>
-          <w:rFonts w:ascii="Roboto Mono" w:eastAsia="Roboto Mono" w:hAnsi="Roboto Mono"/>
-          <w:sz w:val="24"/>
-        </w:rPr>
-        <w:t xml:space="preserve"> </w:t>
-      </w:r>
-      <w:proofErr w:type="gramStart"/>
-      <w:r>
-        <w:rPr>
-          <w:rFonts w:ascii="Roboto Mono" w:eastAsia="Roboto Mono" w:hAnsi="Roboto Mono"/>
-          <w:sz w:val="24"/>
-        </w:rPr>
-        <w:t>VARCHAR(</w:t>
-      </w:r>
-      <w:proofErr w:type="gramEnd"/>
-      <w:r>
-        <w:rPr>
-          <w:rFonts w:ascii="Roboto Mono" w:eastAsia="Roboto Mono" w:hAnsi="Roboto Mono"/>
-          <w:sz w:val="24"/>
-        </w:rPr>
-        <w:t>100) NOT NULL</w:t>
-      </w:r>
-    </w:p>
-    <w:p>
-      <w:r>
-        <w:rPr>
-          <w:rFonts w:ascii="Roboto Mono" w:eastAsia="Roboto Mono" w:hAnsi="Roboto Mono"/>
-          <w:sz w:val="24"/>
+        </w:rPr>
+        <w:t xml:space="preserve">  CustomerID INT PRIMARY KEY,</w:t>
+      </w:r>
+    </w:p>
+    <w:p>
+      <w:r>
+        <w:rPr>
+          <w:rFonts w:ascii="Roboto Mono" w:eastAsia="Roboto Mono" w:hAnsi="Roboto Mono"/>
+        </w:rPr>
+        <w:t xml:space="preserve">  CustomerName VARCHAR(100) NOT NULL</w:t>
+      </w:r>
+    </w:p>
+    <w:p>
+      <w:r>
+        <w:rPr>
+          <w:rFonts w:ascii="Roboto Mono" w:eastAsia="Roboto Mono" w:hAnsi="Roboto Mono"/>
         </w:rPr>
         <w:t>);</w:t>
       </w:r>
@@ -8446,7 +6845,7 @@
           <w:noProof/>
         </w:rPr>
         <w:drawing>
-          <wp:inline distT="114300" distB="114300" distL="114300" distR="114300" wp14:anchorId="62C8CF07" wp14:editId="4CBB2CCA">
+          <wp:inline distT="114300" distB="114300" distL="114300" distR="114300" wp14:anchorId="68EC2547" wp14:editId="465F0389">
             <wp:extent cx="5943600" cy="1181100"/>
             <wp:effectExtent l="0" t="0" r="0" b="0"/>
             <wp:docPr id="33" name="image31.png"/>
@@ -8486,7 +6885,7 @@
           <w:noProof/>
         </w:rPr>
         <w:drawing>
-          <wp:inline distT="114300" distB="114300" distL="114300" distR="114300" wp14:anchorId="43B214C7" wp14:editId="21D3F681">
+          <wp:inline distT="114300" distB="114300" distL="114300" distR="114300" wp14:anchorId="46178A71" wp14:editId="1026EB91">
             <wp:extent cx="5943600" cy="1181100"/>
             <wp:effectExtent l="0" t="0" r="0" b="0"/>
             <wp:docPr id="28" name="image29.png"/>
@@ -8535,7 +6934,6 @@
       <w:bookmarkStart w:id="31" w:name="_m646t2h8en3a" w:colFirst="0" w:colLast="0"/>
       <w:bookmarkEnd w:id="31"/>
       <w:r>
-        <w:lastRenderedPageBreak/>
         <w:t>basic command</w:t>
       </w:r>
     </w:p>
@@ -8558,7 +6956,6 @@
         </w:rPr>
         <w:t xml:space="preserve"># Source: </w:t>
       </w:r>
-      <w:proofErr w:type="spellStart"/>
       <w:r>
         <w:rPr>
           <w:b/>
@@ -8568,7 +6965,6 @@
         </w:rPr>
         <w:t>ScreenShot</w:t>
       </w:r>
-      <w:proofErr w:type="spellEnd"/>
       <w:r>
         <w:rPr>
           <w:sz w:val="18"/>
@@ -8604,23 +7000,7 @@
           <w:sz w:val="18"/>
           <w:highlight w:val="lightGray"/>
         </w:rPr>
-        <w:t xml:space="preserve"> [Persons Table -&gt; ID Column: 1, </w:t>
-      </w:r>
-      <w:proofErr w:type="spellStart"/>
-      <w:r>
-        <w:rPr>
-          <w:sz w:val="18"/>
-          <w:highlight w:val="lightGray"/>
-        </w:rPr>
-        <w:t>Name_En</w:t>
-      </w:r>
-      <w:proofErr w:type="spellEnd"/>
-      <w:r>
-        <w:rPr>
-          <w:sz w:val="18"/>
-          <w:highlight w:val="lightGray"/>
-        </w:rPr>
-        <w:t xml:space="preserve"> Column: Motasem Essam] -&gt; </w:t>
+        <w:t xml:space="preserve"> [Persons Table -&gt; ID Column: 1, Name_En Column: Motasem Essam] -&gt; </w:t>
       </w:r>
       <w:r>
         <w:rPr>
@@ -8635,23 +7015,7 @@
           <w:sz w:val="18"/>
           <w:highlight w:val="lightGray"/>
         </w:rPr>
-        <w:t xml:space="preserve"> [Automation Table -&gt; ID Column: 16, </w:t>
-      </w:r>
-      <w:proofErr w:type="spellStart"/>
-      <w:r>
-        <w:rPr>
-          <w:sz w:val="18"/>
-          <w:highlight w:val="lightGray"/>
-        </w:rPr>
-        <w:t>Name_En</w:t>
-      </w:r>
-      <w:proofErr w:type="spellEnd"/>
-      <w:r>
-        <w:rPr>
-          <w:sz w:val="18"/>
-          <w:highlight w:val="lightGray"/>
-        </w:rPr>
-        <w:t xml:space="preserve"> Column: Screen Capture] -&gt; </w:t>
+        <w:t xml:space="preserve"> [Automation Table -&gt; ID Column: 16, Name_En Column: Screen Capture] -&gt; </w:t>
       </w:r>
       <w:r>
         <w:rPr>
@@ -8668,25 +7032,7 @@
           <w:sz w:val="18"/>
           <w:highlight w:val="lightGray"/>
         </w:rPr>
-        <w:t xml:space="preserve">[Operating System: Wampserver64 -&gt; </w:t>
-      </w:r>
-      <w:proofErr w:type="spellStart"/>
-      <w:r>
-        <w:rPr>
-          <w:color w:val="000000"/>
-          <w:sz w:val="18"/>
-          <w:highlight w:val="lightGray"/>
-        </w:rPr>
-        <w:t>phpmyadmin</w:t>
-      </w:r>
-      <w:proofErr w:type="spellEnd"/>
-      <w:r>
-        <w:rPr>
-          <w:color w:val="000000"/>
-          <w:sz w:val="18"/>
-          <w:highlight w:val="lightGray"/>
-        </w:rPr>
-        <w:t>]</w:t>
+        <w:t>[Operating System: Wampserver64 -&gt; phpmyadmin]</w:t>
       </w:r>
       <w:r>
         <w:rPr>
@@ -8717,7 +7063,7 @@
           <w:noProof/>
         </w:rPr>
         <w:drawing>
-          <wp:inline distT="114300" distB="114300" distL="114300" distR="114300" wp14:anchorId="5BA46F08" wp14:editId="4E445A46">
+          <wp:inline distT="114300" distB="114300" distL="114300" distR="114300" wp14:anchorId="4027DD56" wp14:editId="546306E8">
             <wp:extent cx="5943600" cy="2349500"/>
             <wp:effectExtent l="0" t="0" r="0" b="0"/>
             <wp:docPr id="6" name="image27.png"/>
@@ -8757,7 +7103,6 @@
       <w:r>
         <w:rPr>
           <w:rFonts w:ascii="Roboto Mono" w:eastAsia="Roboto Mono" w:hAnsi="Roboto Mono"/>
-          <w:sz w:val="24"/>
         </w:rPr>
         <w:t>SHOW TABLE STATUS LIKE 'Customers';</w:t>
       </w:r>
@@ -8768,7 +7113,7 @@
           <w:noProof/>
         </w:rPr>
         <w:drawing>
-          <wp:inline distT="114300" distB="114300" distL="114300" distR="114300" wp14:anchorId="2F481D80" wp14:editId="7CA08AD1">
+          <wp:inline distT="114300" distB="114300" distL="114300" distR="114300" wp14:anchorId="760CC3E0" wp14:editId="62C36128">
             <wp:extent cx="5943600" cy="1981200"/>
             <wp:effectExtent l="0" t="0" r="0" b="0"/>
             <wp:docPr id="27" name="image26.png"/>
@@ -8810,7 +7155,7 @@
           <w:noProof/>
         </w:rPr>
         <w:drawing>
-          <wp:inline distT="114300" distB="114300" distL="114300" distR="114300" wp14:anchorId="35FA7388" wp14:editId="642EE8C5">
+          <wp:inline distT="114300" distB="114300" distL="114300" distR="114300" wp14:anchorId="7C73343D" wp14:editId="6AA7F9E6">
             <wp:extent cx="5943600" cy="1955800"/>
             <wp:effectExtent l="0" t="0" r="0" b="0"/>
             <wp:docPr id="32" name="image36.png"/>
@@ -8887,7 +7232,6 @@
         </w:rPr>
         <w:t xml:space="preserve"># Source: </w:t>
       </w:r>
-      <w:proofErr w:type="spellStart"/>
       <w:r>
         <w:rPr>
           <w:b/>
@@ -8897,7 +7241,6 @@
         </w:rPr>
         <w:t>ScreenShot</w:t>
       </w:r>
-      <w:proofErr w:type="spellEnd"/>
       <w:r>
         <w:rPr>
           <w:sz w:val="18"/>
@@ -8933,23 +7276,7 @@
           <w:sz w:val="18"/>
           <w:highlight w:val="lightGray"/>
         </w:rPr>
-        <w:t xml:space="preserve"> [Persons Table -&gt; ID Column: 1, </w:t>
-      </w:r>
-      <w:proofErr w:type="spellStart"/>
-      <w:r>
-        <w:rPr>
-          <w:sz w:val="18"/>
-          <w:highlight w:val="lightGray"/>
-        </w:rPr>
-        <w:t>Name_En</w:t>
-      </w:r>
-      <w:proofErr w:type="spellEnd"/>
-      <w:r>
-        <w:rPr>
-          <w:sz w:val="18"/>
-          <w:highlight w:val="lightGray"/>
-        </w:rPr>
-        <w:t xml:space="preserve"> Column: Motasem Essam] -&gt; </w:t>
+        <w:t xml:space="preserve"> [Persons Table -&gt; ID Column: 1, Name_En Column: Motasem Essam] -&gt; </w:t>
       </w:r>
       <w:r>
         <w:rPr>
@@ -8964,23 +7291,7 @@
           <w:sz w:val="18"/>
           <w:highlight w:val="lightGray"/>
         </w:rPr>
-        <w:t xml:space="preserve"> [Automation Table -&gt; ID Column: 16, </w:t>
-      </w:r>
-      <w:proofErr w:type="spellStart"/>
-      <w:r>
-        <w:rPr>
-          <w:sz w:val="18"/>
-          <w:highlight w:val="lightGray"/>
-        </w:rPr>
-        <w:t>Name_En</w:t>
-      </w:r>
-      <w:proofErr w:type="spellEnd"/>
-      <w:r>
-        <w:rPr>
-          <w:sz w:val="18"/>
-          <w:highlight w:val="lightGray"/>
-        </w:rPr>
-        <w:t xml:space="preserve"> Column: Screen Capture] -&gt; </w:t>
+        <w:t xml:space="preserve"> [Automation Table -&gt; ID Column: 16, Name_En Column: Screen Capture] -&gt; </w:t>
       </w:r>
       <w:r>
         <w:rPr>
@@ -8997,25 +7308,7 @@
           <w:sz w:val="18"/>
           <w:highlight w:val="lightGray"/>
         </w:rPr>
-        <w:t xml:space="preserve">[Operating System: Wampserver64 -&gt; </w:t>
-      </w:r>
-      <w:proofErr w:type="spellStart"/>
-      <w:r>
-        <w:rPr>
-          <w:color w:val="000000"/>
-          <w:sz w:val="18"/>
-          <w:highlight w:val="lightGray"/>
-        </w:rPr>
-        <w:t>phpmyadmin</w:t>
-      </w:r>
-      <w:proofErr w:type="spellEnd"/>
-      <w:r>
-        <w:rPr>
-          <w:color w:val="000000"/>
-          <w:sz w:val="18"/>
-          <w:highlight w:val="lightGray"/>
-        </w:rPr>
-        <w:t>]</w:t>
+        <w:t>[Operating System: Wampserver64 -&gt; phpmyadmin]</w:t>
       </w:r>
       <w:r>
         <w:rPr>
@@ -9049,7 +7342,7 @@
           <w:noProof/>
         </w:rPr>
         <w:drawing>
-          <wp:inline distT="114300" distB="114300" distL="114300" distR="114300" wp14:anchorId="054ED132" wp14:editId="3BBC2C47">
+          <wp:inline distT="114300" distB="114300" distL="114300" distR="114300" wp14:anchorId="492AE291" wp14:editId="0D42B1BD">
             <wp:extent cx="5943600" cy="2387600"/>
             <wp:effectExtent l="0" t="0" r="0" b="0"/>
             <wp:docPr id="29" name="image30.png"/>
@@ -9085,22 +7378,14 @@
         </w:drawing>
       </w:r>
       <w:r>
-        <w:t xml:space="preserve">ALTER TABLE Customers ENGINE = </w:t>
-      </w:r>
-      <w:proofErr w:type="spellStart"/>
-      <w:r>
-        <w:t>InnoDB</w:t>
-      </w:r>
-      <w:proofErr w:type="spellEnd"/>
-      <w:r>
-        <w:t>;</w:t>
+        <w:t>ALTER TABLE Customers ENGINE = InnoDB;</w:t>
       </w:r>
       <w:r>
         <w:rPr>
           <w:noProof/>
         </w:rPr>
         <w:drawing>
-          <wp:inline distT="114300" distB="114300" distL="114300" distR="114300" wp14:anchorId="3CFB73B7" wp14:editId="1592F7BE">
+          <wp:inline distT="114300" distB="114300" distL="114300" distR="114300" wp14:anchorId="52A96A10" wp14:editId="4856CFD0">
             <wp:extent cx="5943600" cy="1181100"/>
             <wp:effectExtent l="0" t="0" r="0" b="0"/>
             <wp:docPr id="42" name="image43.png"/>
@@ -9141,9 +7426,8 @@
         <w:rPr>
           <w:noProof/>
         </w:rPr>
-        <w:lastRenderedPageBreak/>
         <w:drawing>
-          <wp:inline distT="114300" distB="114300" distL="114300" distR="114300" wp14:anchorId="4236F9B5" wp14:editId="52166BBF">
+          <wp:inline distT="114300" distB="114300" distL="114300" distR="114300" wp14:anchorId="456F3CE6" wp14:editId="57801154">
             <wp:extent cx="5943600" cy="2349500"/>
             <wp:effectExtent l="0" t="0" r="0" b="0"/>
             <wp:docPr id="13" name="image27.png"/>
@@ -9183,7 +7467,6 @@
       <w:r>
         <w:rPr>
           <w:rFonts w:ascii="Roboto Mono" w:eastAsia="Roboto Mono" w:hAnsi="Roboto Mono"/>
-          <w:sz w:val="24"/>
         </w:rPr>
         <w:t>SHOW TABLE STATUS LIKE 'Customers';</w:t>
       </w:r>
@@ -9194,7 +7477,7 @@
           <w:noProof/>
         </w:rPr>
         <w:drawing>
-          <wp:inline distT="114300" distB="114300" distL="114300" distR="114300" wp14:anchorId="413053CE" wp14:editId="760BE25F">
+          <wp:inline distT="114300" distB="114300" distL="114300" distR="114300" wp14:anchorId="6725B22F" wp14:editId="2C3199C8">
             <wp:extent cx="5943600" cy="1981200"/>
             <wp:effectExtent l="0" t="0" r="0" b="0"/>
             <wp:docPr id="2" name="image13.png"/>
@@ -9236,7 +7519,7 @@
           <w:noProof/>
         </w:rPr>
         <w:drawing>
-          <wp:inline distT="114300" distB="114300" distL="114300" distR="114300" wp14:anchorId="40F83CDD" wp14:editId="0E43C8EC">
+          <wp:inline distT="114300" distB="114300" distL="114300" distR="114300" wp14:anchorId="05E545EE" wp14:editId="47B87EBF">
             <wp:extent cx="5943600" cy="1905000"/>
             <wp:effectExtent l="0" t="0" r="0" b="0"/>
             <wp:docPr id="41" name="image42.png"/>
@@ -9285,7 +7568,6 @@
       <w:bookmarkStart w:id="33" w:name="_zbz77q1q2j09" w:colFirst="0" w:colLast="0"/>
       <w:bookmarkEnd w:id="33"/>
       <w:r>
-        <w:lastRenderedPageBreak/>
         <w:t>basic command</w:t>
       </w:r>
     </w:p>
@@ -9301,7 +7583,6 @@
         </w:rPr>
         <w:t xml:space="preserve"># Source: </w:t>
       </w:r>
-      <w:proofErr w:type="spellStart"/>
       <w:r>
         <w:rPr>
           <w:b/>
@@ -9311,7 +7592,6 @@
         </w:rPr>
         <w:t>ScreenShot</w:t>
       </w:r>
-      <w:proofErr w:type="spellEnd"/>
       <w:r>
         <w:rPr>
           <w:sz w:val="18"/>
@@ -9347,23 +7627,7 @@
           <w:sz w:val="18"/>
           <w:highlight w:val="lightGray"/>
         </w:rPr>
-        <w:t xml:space="preserve"> [Persons Table -&gt; ID Column: 1, </w:t>
-      </w:r>
-      <w:proofErr w:type="spellStart"/>
-      <w:r>
-        <w:rPr>
-          <w:sz w:val="18"/>
-          <w:highlight w:val="lightGray"/>
-        </w:rPr>
-        <w:t>Name_En</w:t>
-      </w:r>
-      <w:proofErr w:type="spellEnd"/>
-      <w:r>
-        <w:rPr>
-          <w:sz w:val="18"/>
-          <w:highlight w:val="lightGray"/>
-        </w:rPr>
-        <w:t xml:space="preserve"> Column: Motasem Essam] -&gt; </w:t>
+        <w:t xml:space="preserve"> [Persons Table -&gt; ID Column: 1, Name_En Column: Motasem Essam] -&gt; </w:t>
       </w:r>
       <w:r>
         <w:rPr>
@@ -9378,23 +7642,7 @@
           <w:sz w:val="18"/>
           <w:highlight w:val="lightGray"/>
         </w:rPr>
-        <w:t xml:space="preserve"> [Automation Table -&gt; ID Column: 16, </w:t>
-      </w:r>
-      <w:proofErr w:type="spellStart"/>
-      <w:r>
-        <w:rPr>
-          <w:sz w:val="18"/>
-          <w:highlight w:val="lightGray"/>
-        </w:rPr>
-        <w:t>Name_En</w:t>
-      </w:r>
-      <w:proofErr w:type="spellEnd"/>
-      <w:r>
-        <w:rPr>
-          <w:sz w:val="18"/>
-          <w:highlight w:val="lightGray"/>
-        </w:rPr>
-        <w:t xml:space="preserve"> Column: Screen Capture] -&gt; </w:t>
+        <w:t xml:space="preserve"> [Automation Table -&gt; ID Column: 16, Name_En Column: Screen Capture] -&gt; </w:t>
       </w:r>
       <w:r>
         <w:rPr>
@@ -9411,25 +7659,7 @@
           <w:sz w:val="18"/>
           <w:highlight w:val="lightGray"/>
         </w:rPr>
-        <w:t xml:space="preserve">[Operating System: Wampserver64 -&gt; </w:t>
-      </w:r>
-      <w:proofErr w:type="spellStart"/>
-      <w:r>
-        <w:rPr>
-          <w:color w:val="000000"/>
-          <w:sz w:val="18"/>
-          <w:highlight w:val="lightGray"/>
-        </w:rPr>
-        <w:t>phpmyadmin</w:t>
-      </w:r>
-      <w:proofErr w:type="spellEnd"/>
-      <w:r>
-        <w:rPr>
-          <w:color w:val="000000"/>
-          <w:sz w:val="18"/>
-          <w:highlight w:val="lightGray"/>
-        </w:rPr>
-        <w:t>]</w:t>
+        <w:t>[Operating System: Wampserver64 -&gt; phpmyadmin]</w:t>
       </w:r>
       <w:r>
         <w:rPr>
@@ -9460,7 +7690,7 @@
           <w:noProof/>
         </w:rPr>
         <w:drawing>
-          <wp:inline distT="114300" distB="114300" distL="114300" distR="114300" wp14:anchorId="007757FF" wp14:editId="7D777D51">
+          <wp:inline distT="114300" distB="114300" distL="114300" distR="114300" wp14:anchorId="0BE34393" wp14:editId="28A41E3E">
             <wp:extent cx="5943600" cy="2070100"/>
             <wp:effectExtent l="0" t="0" r="0" b="0"/>
             <wp:docPr id="8" name="image5.png"/>
@@ -9502,7 +7732,7 @@
           <w:noProof/>
         </w:rPr>
         <w:drawing>
-          <wp:inline distT="114300" distB="114300" distL="114300" distR="114300" wp14:anchorId="6C0F88A8" wp14:editId="2AFA808E">
+          <wp:inline distT="114300" distB="114300" distL="114300" distR="114300" wp14:anchorId="3B290112" wp14:editId="2F1AF37F">
             <wp:extent cx="5943600" cy="1320800"/>
             <wp:effectExtent l="0" t="0" r="0" b="0"/>
             <wp:docPr id="39" name="image32.png"/>
@@ -9544,7 +7774,7 @@
           <w:noProof/>
         </w:rPr>
         <w:drawing>
-          <wp:inline distT="114300" distB="114300" distL="114300" distR="114300" wp14:anchorId="6722943C" wp14:editId="349DBB08">
+          <wp:inline distT="114300" distB="114300" distL="114300" distR="114300" wp14:anchorId="37FC0E74" wp14:editId="5BC33E46">
             <wp:extent cx="5943600" cy="2133600"/>
             <wp:effectExtent l="0" t="0" r="0" b="0"/>
             <wp:docPr id="35" name="image34.png"/>
@@ -9584,32 +7814,14 @@
       <w:r>
         <w:rPr>
           <w:rFonts w:ascii="Roboto Mono" w:eastAsia="Roboto Mono" w:hAnsi="Roboto Mono"/>
-          <w:sz w:val="24"/>
-        </w:rPr>
-        <w:t xml:space="preserve">-- Step 2: Turn off </w:t>
-      </w:r>
-      <w:proofErr w:type="spellStart"/>
-      <w:r>
-        <w:rPr>
-          <w:rFonts w:ascii="Roboto Mono" w:eastAsia="Roboto Mono" w:hAnsi="Roboto Mono"/>
-          <w:sz w:val="24"/>
-        </w:rPr>
-        <w:t>autocommit</w:t>
-      </w:r>
-      <w:proofErr w:type="spellEnd"/>
-      <w:r>
-        <w:rPr>
-          <w:rFonts w:ascii="Roboto Mono" w:eastAsia="Roboto Mono" w:hAnsi="Roboto Mono"/>
-          <w:sz w:val="24"/>
-        </w:rPr>
-        <w:t xml:space="preserve"> to control the transaction manually</w:t>
-      </w:r>
-    </w:p>
-    <w:p>
-      <w:r>
-        <w:rPr>
-          <w:rFonts w:ascii="Roboto Mono" w:eastAsia="Roboto Mono" w:hAnsi="Roboto Mono"/>
-          <w:sz w:val="24"/>
+        </w:rPr>
+        <w:t>-- Step 2: Turn off autocommit to control the transaction manually</w:t>
+      </w:r>
+    </w:p>
+    <w:p>
+      <w:r>
+        <w:rPr>
+          <w:rFonts w:ascii="Roboto Mono" w:eastAsia="Roboto Mono" w:hAnsi="Roboto Mono"/>
         </w:rPr>
         <w:t>SET AUTOCOMMIT = 0;</w:t>
       </w:r>
@@ -9619,7 +7831,6 @@
       <w:r>
         <w:rPr>
           <w:rFonts w:ascii="Roboto Mono" w:eastAsia="Roboto Mono" w:hAnsi="Roboto Mono"/>
-          <w:sz w:val="24"/>
         </w:rPr>
         <w:t>-- Step 3: Insert first customer</w:t>
       </w:r>
@@ -9628,48 +7839,14 @@
       <w:r>
         <w:rPr>
           <w:rFonts w:ascii="Roboto Mono" w:eastAsia="Roboto Mono" w:hAnsi="Roboto Mono"/>
-          <w:sz w:val="24"/>
-        </w:rPr>
-        <w:t>INSERT INTO Customers (</w:t>
-      </w:r>
-      <w:proofErr w:type="spellStart"/>
-      <w:r>
-        <w:rPr>
-          <w:rFonts w:ascii="Roboto Mono" w:eastAsia="Roboto Mono" w:hAnsi="Roboto Mono"/>
-          <w:sz w:val="24"/>
-        </w:rPr>
-        <w:t>CustomerID</w:t>
-      </w:r>
-      <w:proofErr w:type="spellEnd"/>
-      <w:r>
-        <w:rPr>
-          <w:rFonts w:ascii="Roboto Mono" w:eastAsia="Roboto Mono" w:hAnsi="Roboto Mono"/>
-          <w:sz w:val="24"/>
-        </w:rPr>
-        <w:t xml:space="preserve">, </w:t>
-      </w:r>
-      <w:proofErr w:type="spellStart"/>
-      <w:r>
-        <w:rPr>
-          <w:rFonts w:ascii="Roboto Mono" w:eastAsia="Roboto Mono" w:hAnsi="Roboto Mono"/>
-          <w:sz w:val="24"/>
-        </w:rPr>
-        <w:t>CustomerName</w:t>
-      </w:r>
-      <w:proofErr w:type="spellEnd"/>
-      <w:r>
-        <w:rPr>
-          <w:rFonts w:ascii="Roboto Mono" w:eastAsia="Roboto Mono" w:hAnsi="Roboto Mono"/>
-          <w:sz w:val="24"/>
-        </w:rPr>
-        <w:t xml:space="preserve">) </w:t>
-      </w:r>
-    </w:p>
-    <w:p>
-      <w:r>
-        <w:rPr>
-          <w:rFonts w:ascii="Roboto Mono" w:eastAsia="Roboto Mono" w:hAnsi="Roboto Mono"/>
-          <w:sz w:val="24"/>
+        </w:rPr>
+        <w:t xml:space="preserve">INSERT INTO Customers (CustomerID, CustomerName) </w:t>
+      </w:r>
+    </w:p>
+    <w:p>
+      <w:r>
+        <w:rPr>
+          <w:rFonts w:ascii="Roboto Mono" w:eastAsia="Roboto Mono" w:hAnsi="Roboto Mono"/>
         </w:rPr>
         <w:t>VALUES (301, 'Alice');</w:t>
       </w:r>
@@ -9679,25 +7856,14 @@
       <w:r>
         <w:rPr>
           <w:rFonts w:ascii="Roboto Mono" w:eastAsia="Roboto Mono" w:hAnsi="Roboto Mono"/>
-          <w:sz w:val="24"/>
-        </w:rPr>
-        <w:t xml:space="preserve">-- Create first </w:t>
-      </w:r>
-      <w:proofErr w:type="spellStart"/>
-      <w:r>
-        <w:rPr>
-          <w:rFonts w:ascii="Roboto Mono" w:eastAsia="Roboto Mono" w:hAnsi="Roboto Mono"/>
-          <w:sz w:val="24"/>
-        </w:rPr>
-        <w:t>savepoint</w:t>
-      </w:r>
-      <w:proofErr w:type="spellEnd"/>
-    </w:p>
-    <w:p>
-      <w:r>
-        <w:rPr>
-          <w:rFonts w:ascii="Roboto Mono" w:eastAsia="Roboto Mono" w:hAnsi="Roboto Mono"/>
-          <w:sz w:val="24"/>
+        </w:rPr>
+        <w:t>-- Create first savepoint</w:t>
+      </w:r>
+    </w:p>
+    <w:p>
+      <w:r>
+        <w:rPr>
+          <w:rFonts w:ascii="Roboto Mono" w:eastAsia="Roboto Mono" w:hAnsi="Roboto Mono"/>
         </w:rPr>
         <w:t>SAVEPOINT sp1;</w:t>
       </w:r>
@@ -9707,7 +7873,6 @@
       <w:r>
         <w:rPr>
           <w:rFonts w:ascii="Roboto Mono" w:eastAsia="Roboto Mono" w:hAnsi="Roboto Mono"/>
-          <w:sz w:val="24"/>
         </w:rPr>
         <w:t>-- Step 4: Insert second customer</w:t>
       </w:r>
@@ -9716,48 +7881,14 @@
       <w:r>
         <w:rPr>
           <w:rFonts w:ascii="Roboto Mono" w:eastAsia="Roboto Mono" w:hAnsi="Roboto Mono"/>
-          <w:sz w:val="24"/>
-        </w:rPr>
-        <w:t>INSERT INTO Customers (</w:t>
-      </w:r>
-      <w:proofErr w:type="spellStart"/>
-      <w:r>
-        <w:rPr>
-          <w:rFonts w:ascii="Roboto Mono" w:eastAsia="Roboto Mono" w:hAnsi="Roboto Mono"/>
-          <w:sz w:val="24"/>
-        </w:rPr>
-        <w:t>CustomerID</w:t>
-      </w:r>
-      <w:proofErr w:type="spellEnd"/>
-      <w:r>
-        <w:rPr>
-          <w:rFonts w:ascii="Roboto Mono" w:eastAsia="Roboto Mono" w:hAnsi="Roboto Mono"/>
-          <w:sz w:val="24"/>
-        </w:rPr>
-        <w:t xml:space="preserve">, </w:t>
-      </w:r>
-      <w:proofErr w:type="spellStart"/>
-      <w:r>
-        <w:rPr>
-          <w:rFonts w:ascii="Roboto Mono" w:eastAsia="Roboto Mono" w:hAnsi="Roboto Mono"/>
-          <w:sz w:val="24"/>
-        </w:rPr>
-        <w:t>CustomerName</w:t>
-      </w:r>
-      <w:proofErr w:type="spellEnd"/>
-      <w:r>
-        <w:rPr>
-          <w:rFonts w:ascii="Roboto Mono" w:eastAsia="Roboto Mono" w:hAnsi="Roboto Mono"/>
-          <w:sz w:val="24"/>
-        </w:rPr>
-        <w:t xml:space="preserve">) </w:t>
-      </w:r>
-    </w:p>
-    <w:p>
-      <w:r>
-        <w:rPr>
-          <w:rFonts w:ascii="Roboto Mono" w:eastAsia="Roboto Mono" w:hAnsi="Roboto Mono"/>
-          <w:sz w:val="24"/>
+        </w:rPr>
+        <w:t xml:space="preserve">INSERT INTO Customers (CustomerID, CustomerName) </w:t>
+      </w:r>
+    </w:p>
+    <w:p>
+      <w:r>
+        <w:rPr>
+          <w:rFonts w:ascii="Roboto Mono" w:eastAsia="Roboto Mono" w:hAnsi="Roboto Mono"/>
         </w:rPr>
         <w:t>VALUES (302, 'Bob');</w:t>
       </w:r>
@@ -9767,25 +7898,14 @@
       <w:r>
         <w:rPr>
           <w:rFonts w:ascii="Roboto Mono" w:eastAsia="Roboto Mono" w:hAnsi="Roboto Mono"/>
-          <w:sz w:val="24"/>
-        </w:rPr>
-        <w:t xml:space="preserve">-- Create second </w:t>
-      </w:r>
-      <w:proofErr w:type="spellStart"/>
-      <w:r>
-        <w:rPr>
-          <w:rFonts w:ascii="Roboto Mono" w:eastAsia="Roboto Mono" w:hAnsi="Roboto Mono"/>
-          <w:sz w:val="24"/>
-        </w:rPr>
-        <w:t>savepoint</w:t>
-      </w:r>
-      <w:proofErr w:type="spellEnd"/>
-    </w:p>
-    <w:p>
-      <w:r>
-        <w:rPr>
-          <w:rFonts w:ascii="Roboto Mono" w:eastAsia="Roboto Mono" w:hAnsi="Roboto Mono"/>
-          <w:sz w:val="24"/>
+        </w:rPr>
+        <w:t>-- Create second savepoint</w:t>
+      </w:r>
+    </w:p>
+    <w:p>
+      <w:r>
+        <w:rPr>
+          <w:rFonts w:ascii="Roboto Mono" w:eastAsia="Roboto Mono" w:hAnsi="Roboto Mono"/>
         </w:rPr>
         <w:t>SAVEPOINT sp2;</w:t>
       </w:r>
@@ -9795,7 +7915,6 @@
       <w:r>
         <w:rPr>
           <w:rFonts w:ascii="Roboto Mono" w:eastAsia="Roboto Mono" w:hAnsi="Roboto Mono"/>
-          <w:sz w:val="24"/>
         </w:rPr>
         <w:t>-- Step 5: Insert third customer</w:t>
       </w:r>
@@ -9804,48 +7923,14 @@
       <w:r>
         <w:rPr>
           <w:rFonts w:ascii="Roboto Mono" w:eastAsia="Roboto Mono" w:hAnsi="Roboto Mono"/>
-          <w:sz w:val="24"/>
-        </w:rPr>
-        <w:t>INSERT INTO Customers (</w:t>
-      </w:r>
-      <w:proofErr w:type="spellStart"/>
-      <w:r>
-        <w:rPr>
-          <w:rFonts w:ascii="Roboto Mono" w:eastAsia="Roboto Mono" w:hAnsi="Roboto Mono"/>
-          <w:sz w:val="24"/>
-        </w:rPr>
-        <w:t>CustomerID</w:t>
-      </w:r>
-      <w:proofErr w:type="spellEnd"/>
-      <w:r>
-        <w:rPr>
-          <w:rFonts w:ascii="Roboto Mono" w:eastAsia="Roboto Mono" w:hAnsi="Roboto Mono"/>
-          <w:sz w:val="24"/>
-        </w:rPr>
-        <w:t xml:space="preserve">, </w:t>
-      </w:r>
-      <w:proofErr w:type="spellStart"/>
-      <w:r>
-        <w:rPr>
-          <w:rFonts w:ascii="Roboto Mono" w:eastAsia="Roboto Mono" w:hAnsi="Roboto Mono"/>
-          <w:sz w:val="24"/>
-        </w:rPr>
-        <w:t>CustomerName</w:t>
-      </w:r>
-      <w:proofErr w:type="spellEnd"/>
-      <w:r>
-        <w:rPr>
-          <w:rFonts w:ascii="Roboto Mono" w:eastAsia="Roboto Mono" w:hAnsi="Roboto Mono"/>
-          <w:sz w:val="24"/>
-        </w:rPr>
-        <w:t xml:space="preserve">) </w:t>
-      </w:r>
-    </w:p>
-    <w:p>
-      <w:r>
-        <w:rPr>
-          <w:rFonts w:ascii="Roboto Mono" w:eastAsia="Roboto Mono" w:hAnsi="Roboto Mono"/>
-          <w:sz w:val="24"/>
+        </w:rPr>
+        <w:t xml:space="preserve">INSERT INTO Customers (CustomerID, CustomerName) </w:t>
+      </w:r>
+    </w:p>
+    <w:p>
+      <w:r>
+        <w:rPr>
+          <w:rFonts w:ascii="Roboto Mono" w:eastAsia="Roboto Mono" w:hAnsi="Roboto Mono"/>
         </w:rPr>
         <w:t>VALUES (303, 'Charlie');</w:t>
       </w:r>
@@ -9855,25 +7940,14 @@
       <w:r>
         <w:rPr>
           <w:rFonts w:ascii="Roboto Mono" w:eastAsia="Roboto Mono" w:hAnsi="Roboto Mono"/>
-          <w:sz w:val="24"/>
-        </w:rPr>
-        <w:t xml:space="preserve">-- Create third </w:t>
-      </w:r>
-      <w:proofErr w:type="spellStart"/>
-      <w:r>
-        <w:rPr>
-          <w:rFonts w:ascii="Roboto Mono" w:eastAsia="Roboto Mono" w:hAnsi="Roboto Mono"/>
-          <w:sz w:val="24"/>
-        </w:rPr>
-        <w:t>savepoint</w:t>
-      </w:r>
-      <w:proofErr w:type="spellEnd"/>
-    </w:p>
-    <w:p>
-      <w:r>
-        <w:rPr>
-          <w:rFonts w:ascii="Roboto Mono" w:eastAsia="Roboto Mono" w:hAnsi="Roboto Mono"/>
-          <w:sz w:val="24"/>
+        </w:rPr>
+        <w:t>-- Create third savepoint</w:t>
+      </w:r>
+    </w:p>
+    <w:p>
+      <w:r>
+        <w:rPr>
+          <w:rFonts w:ascii="Roboto Mono" w:eastAsia="Roboto Mono" w:hAnsi="Roboto Mono"/>
         </w:rPr>
         <w:t>SAVEPOINT sp3;</w:t>
       </w:r>
@@ -9883,32 +7957,14 @@
       <w:r>
         <w:rPr>
           <w:rFonts w:ascii="Roboto Mono" w:eastAsia="Roboto Mono" w:hAnsi="Roboto Mono"/>
-          <w:sz w:val="24"/>
-        </w:rPr>
-        <w:t xml:space="preserve">-- Step 6: Roll back to second </w:t>
-      </w:r>
-      <w:proofErr w:type="spellStart"/>
-      <w:r>
-        <w:rPr>
-          <w:rFonts w:ascii="Roboto Mono" w:eastAsia="Roboto Mono" w:hAnsi="Roboto Mono"/>
-          <w:sz w:val="24"/>
-        </w:rPr>
-        <w:t>savepoint</w:t>
-      </w:r>
-      <w:proofErr w:type="spellEnd"/>
-      <w:r>
-        <w:rPr>
-          <w:rFonts w:ascii="Roboto Mono" w:eastAsia="Roboto Mono" w:hAnsi="Roboto Mono"/>
-          <w:sz w:val="24"/>
-        </w:rPr>
-        <w:t xml:space="preserve"> (removes Charlie)</w:t>
-      </w:r>
-    </w:p>
-    <w:p>
-      <w:r>
-        <w:rPr>
-          <w:rFonts w:ascii="Roboto Mono" w:eastAsia="Roboto Mono" w:hAnsi="Roboto Mono"/>
-          <w:sz w:val="24"/>
+        </w:rPr>
+        <w:t>-- Step 6: Roll back to second savepoint (removes Charlie)</w:t>
+      </w:r>
+    </w:p>
+    <w:p>
+      <w:r>
+        <w:rPr>
+          <w:rFonts w:ascii="Roboto Mono" w:eastAsia="Roboto Mono" w:hAnsi="Roboto Mono"/>
         </w:rPr>
         <w:t>ROLLBACK TO sp2;</w:t>
       </w:r>
@@ -9918,25 +7974,14 @@
       <w:r>
         <w:rPr>
           <w:rFonts w:ascii="Roboto Mono" w:eastAsia="Roboto Mono" w:hAnsi="Roboto Mono"/>
-          <w:sz w:val="24"/>
-        </w:rPr>
-        <w:t xml:space="preserve">-- Step 7: Optionally release the unused </w:t>
-      </w:r>
-      <w:proofErr w:type="spellStart"/>
-      <w:r>
-        <w:rPr>
-          <w:rFonts w:ascii="Roboto Mono" w:eastAsia="Roboto Mono" w:hAnsi="Roboto Mono"/>
-          <w:sz w:val="24"/>
-        </w:rPr>
-        <w:t>savepoint</w:t>
-      </w:r>
-      <w:proofErr w:type="spellEnd"/>
-    </w:p>
-    <w:p>
-      <w:r>
-        <w:rPr>
-          <w:rFonts w:ascii="Roboto Mono" w:eastAsia="Roboto Mono" w:hAnsi="Roboto Mono"/>
-          <w:sz w:val="24"/>
+        </w:rPr>
+        <w:t>-- Step 7: Optionally release the unused savepoint</w:t>
+      </w:r>
+    </w:p>
+    <w:p>
+      <w:r>
+        <w:rPr>
+          <w:rFonts w:ascii="Roboto Mono" w:eastAsia="Roboto Mono" w:hAnsi="Roboto Mono"/>
         </w:rPr>
         <w:t>-- RELEASE SAVEPOINT sp3;</w:t>
       </w:r>
@@ -9945,7 +7990,6 @@
       <w:r>
         <w:rPr>
           <w:rFonts w:ascii="Roboto Mono" w:eastAsia="Roboto Mono" w:hAnsi="Roboto Mono"/>
-          <w:sz w:val="24"/>
         </w:rPr>
         <w:t>-- RELEASE SAVEPOINT sp3; -- Not needed, sp3 is already removed</w:t>
       </w:r>
@@ -9955,7 +7999,6 @@
       <w:r>
         <w:rPr>
           <w:rFonts w:ascii="Roboto Mono" w:eastAsia="Roboto Mono" w:hAnsi="Roboto Mono"/>
-          <w:sz w:val="24"/>
         </w:rPr>
         <w:t>-- Step 8: Commit the successful part of the transaction (Alice and Bob)</w:t>
       </w:r>
@@ -9964,7 +8007,6 @@
       <w:r>
         <w:rPr>
           <w:rFonts w:ascii="Roboto Mono" w:eastAsia="Roboto Mono" w:hAnsi="Roboto Mono"/>
-          <w:sz w:val="24"/>
         </w:rPr>
         <w:t>COMMIT;</w:t>
       </w:r>
@@ -9974,7 +8016,6 @@
       <w:r>
         <w:rPr>
           <w:rFonts w:ascii="Roboto Mono" w:eastAsia="Roboto Mono" w:hAnsi="Roboto Mono"/>
-          <w:sz w:val="24"/>
         </w:rPr>
         <w:t>-- Step 9: Verify the results</w:t>
       </w:r>
@@ -9983,7 +8024,6 @@
       <w:r>
         <w:rPr>
           <w:rFonts w:ascii="Roboto Mono" w:eastAsia="Roboto Mono" w:hAnsi="Roboto Mono"/>
-          <w:sz w:val="24"/>
         </w:rPr>
         <w:t>SELECT * FROM Customers;</w:t>
       </w:r>
@@ -9994,9 +8034,8 @@
         <w:rPr>
           <w:noProof/>
         </w:rPr>
-        <w:lastRenderedPageBreak/>
         <w:drawing>
-          <wp:inline distT="114300" distB="114300" distL="114300" distR="114300" wp14:anchorId="221CF7B4" wp14:editId="4C57670B">
+          <wp:inline distT="114300" distB="114300" distL="114300" distR="114300" wp14:anchorId="6C38DDDE" wp14:editId="5CA470B4">
             <wp:extent cx="5943600" cy="2971800"/>
             <wp:effectExtent l="0" t="0" r="0" b="0"/>
             <wp:docPr id="22" name="image19.png"/>
@@ -10038,7 +8077,7 @@
           <w:noProof/>
         </w:rPr>
         <w:drawing>
-          <wp:inline distT="114300" distB="114300" distL="114300" distR="114300" wp14:anchorId="5018E2BE" wp14:editId="65BF7361">
+          <wp:inline distT="114300" distB="114300" distL="114300" distR="114300" wp14:anchorId="2B848854" wp14:editId="166EB750">
             <wp:extent cx="5943600" cy="1600200"/>
             <wp:effectExtent l="0" t="0" r="0" b="0"/>
             <wp:docPr id="37" name="image40.png"/>
@@ -10080,7 +8119,7 @@
           <w:noProof/>
         </w:rPr>
         <w:drawing>
-          <wp:inline distT="114300" distB="114300" distL="114300" distR="114300" wp14:anchorId="7CBA40B4" wp14:editId="10512BE2">
+          <wp:inline distT="114300" distB="114300" distL="114300" distR="114300" wp14:anchorId="307B45C4" wp14:editId="0430318B">
             <wp:extent cx="5943600" cy="1257300"/>
             <wp:effectExtent l="0" t="0" r="0" b="0"/>
             <wp:docPr id="43" name="image39.png"/>
@@ -10122,7 +8161,7 @@
           <w:noProof/>
         </w:rPr>
         <w:drawing>
-          <wp:inline distT="114300" distB="114300" distL="114300" distR="114300" wp14:anchorId="150D458F" wp14:editId="39324B3A">
+          <wp:inline distT="114300" distB="114300" distL="114300" distR="114300" wp14:anchorId="47E963F5" wp14:editId="5FAC8C43">
             <wp:extent cx="5943600" cy="2222500"/>
             <wp:effectExtent l="0" t="0" r="0" b="0"/>
             <wp:docPr id="26" name="image23.png"/>
@@ -10158,11 +8197,12 @@
         </w:drawing>
       </w:r>
     </w:p>
+    <w:p/>
     <w:sectPr>
       <w:pgSz w:w="12240" w:h="15840"/>
       <w:pgMar w:top="1440" w:right="1440" w:bottom="1440" w:left="1440" w:header="720" w:footer="720" w:gutter="0"/>
-      <w:pgNumType w:start="1"/>
       <w:cols w:space="720"/>
+      <w:docGrid w:linePitch="360"/>
     </w:sectPr>
   </w:body>
 </w:document>
@@ -10874,15 +8914,17 @@
   <w:docDefaults>
     <w:rPrDefault>
       <w:rPr>
-        <w:rFonts w:ascii="Arial" w:eastAsia="Arial" w:hAnsi="Arial" w:cs="Arial"/>
-        <w:sz w:val="22"/>
-        <w:szCs w:val="22"/>
-        <w:lang w:val="en" w:eastAsia="en-US" w:bidi="ar-SA"/>
+        <w:rFonts w:asciiTheme="minorHAnsi" w:eastAsiaTheme="minorHAnsi" w:hAnsiTheme="minorHAnsi" w:cstheme="minorBidi"/>
+        <w:kern w:val="2"/>
+        <w:sz w:val="24"/>
+        <w:szCs w:val="24"/>
+        <w:lang w:val="en-US" w:eastAsia="en-US" w:bidi="ar-SA"/>
+        <w14:ligatures w14:val="standardContextual"/>
       </w:rPr>
     </w:rPrDefault>
     <w:pPrDefault>
       <w:pPr>
-        <w:spacing w:line="276" w:lineRule="auto"/>
+        <w:spacing w:after="160" w:line="278" w:lineRule="auto"/>
       </w:pPr>
     </w:pPrDefault>
   </w:docDefaults>
@@ -11267,21 +9309,24 @@
   <w:style w:type="paragraph" w:default="1" w:styleId="Normal">
     <w:name w:val="Normal"/>
     <w:qFormat/>
-    <w:rsid w:val="00A67A84"/>
   </w:style>
   <w:style w:type="paragraph" w:styleId="Heading1">
     <w:name w:val="heading 1"/>
     <w:basedOn w:val="Normal"/>
     <w:next w:val="Normal"/>
+    <w:link w:val="Heading1Char"/>
     <w:uiPriority w:val="9"/>
     <w:qFormat/>
+    <w:rsid w:val="009B768B"/>
     <w:pPr>
       <w:keepNext/>
       <w:keepLines/>
-      <w:spacing w:before="400" w:after="120"/>
+      <w:spacing w:before="360" w:after="80"/>
       <w:outlineLvl w:val="0"/>
     </w:pPr>
     <w:rPr>
+      <w:rFonts w:asciiTheme="majorHAnsi" w:eastAsiaTheme="majorEastAsia" w:hAnsiTheme="majorHAnsi" w:cstheme="majorBidi"/>
+      <w:color w:val="2F5496" w:themeColor="accent1" w:themeShade="BF"/>
       <w:sz w:val="40"/>
       <w:szCs w:val="40"/>
     </w:rPr>
@@ -11290,16 +9335,20 @@
     <w:name w:val="heading 2"/>
     <w:basedOn w:val="Normal"/>
     <w:next w:val="Normal"/>
+    <w:link w:val="Heading2Char"/>
     <w:uiPriority w:val="9"/>
     <w:unhideWhenUsed/>
     <w:qFormat/>
+    <w:rsid w:val="009B768B"/>
     <w:pPr>
       <w:keepNext/>
       <w:keepLines/>
-      <w:spacing w:before="360" w:after="120"/>
+      <w:spacing w:before="160" w:after="80"/>
       <w:outlineLvl w:val="1"/>
     </w:pPr>
     <w:rPr>
+      <w:rFonts w:asciiTheme="majorHAnsi" w:eastAsiaTheme="majorEastAsia" w:hAnsiTheme="majorHAnsi" w:cstheme="majorBidi"/>
+      <w:color w:val="2F5496" w:themeColor="accent1" w:themeShade="BF"/>
       <w:sz w:val="32"/>
       <w:szCs w:val="32"/>
     </w:rPr>
@@ -11308,17 +9357,20 @@
     <w:name w:val="heading 3"/>
     <w:basedOn w:val="Normal"/>
     <w:next w:val="Normal"/>
+    <w:link w:val="Heading3Char"/>
     <w:uiPriority w:val="9"/>
     <w:unhideWhenUsed/>
     <w:qFormat/>
+    <w:rsid w:val="009B768B"/>
     <w:pPr>
       <w:keepNext/>
       <w:keepLines/>
-      <w:spacing w:before="320" w:after="80"/>
+      <w:spacing w:before="160" w:after="80"/>
       <w:outlineLvl w:val="2"/>
     </w:pPr>
     <w:rPr>
-      <w:color w:val="434343"/>
+      <w:rFonts w:eastAsiaTheme="majorEastAsia" w:cstheme="majorBidi"/>
+      <w:color w:val="2F5496" w:themeColor="accent1" w:themeShade="BF"/>
       <w:sz w:val="28"/>
       <w:szCs w:val="28"/>
     </w:rPr>
@@ -11327,57 +9379,131 @@
     <w:name w:val="heading 4"/>
     <w:basedOn w:val="Normal"/>
     <w:next w:val="Normal"/>
+    <w:link w:val="Heading4Char"/>
     <w:uiPriority w:val="9"/>
     <w:unhideWhenUsed/>
     <w:qFormat/>
+    <w:rsid w:val="009B768B"/>
     <w:pPr>
       <w:keepNext/>
       <w:keepLines/>
-      <w:spacing w:before="280" w:after="80"/>
+      <w:spacing w:before="80" w:after="40"/>
       <w:outlineLvl w:val="3"/>
     </w:pPr>
     <w:rPr>
-      <w:color w:val="666666"/>
-      <w:sz w:val="24"/>
-      <w:szCs w:val="24"/>
+      <w:rFonts w:eastAsiaTheme="majorEastAsia" w:cstheme="majorBidi"/>
+      <w:i/>
+      <w:iCs/>
+      <w:color w:val="2F5496" w:themeColor="accent1" w:themeShade="BF"/>
     </w:rPr>
   </w:style>
   <w:style w:type="paragraph" w:styleId="Heading5">
     <w:name w:val="heading 5"/>
     <w:basedOn w:val="Normal"/>
     <w:next w:val="Normal"/>
+    <w:link w:val="Heading5Char"/>
     <w:uiPriority w:val="9"/>
     <w:semiHidden/>
     <w:unhideWhenUsed/>
     <w:qFormat/>
+    <w:rsid w:val="009B768B"/>
     <w:pPr>
       <w:keepNext/>
       <w:keepLines/>
-      <w:spacing w:before="240" w:after="80"/>
+      <w:spacing w:before="80" w:after="40"/>
       <w:outlineLvl w:val="4"/>
     </w:pPr>
     <w:rPr>
-      <w:color w:val="666666"/>
+      <w:rFonts w:eastAsiaTheme="majorEastAsia" w:cstheme="majorBidi"/>
+      <w:color w:val="2F5496" w:themeColor="accent1" w:themeShade="BF"/>
     </w:rPr>
   </w:style>
   <w:style w:type="paragraph" w:styleId="Heading6">
     <w:name w:val="heading 6"/>
     <w:basedOn w:val="Normal"/>
     <w:next w:val="Normal"/>
+    <w:link w:val="Heading6Char"/>
     <w:uiPriority w:val="9"/>
     <w:semiHidden/>
     <w:unhideWhenUsed/>
     <w:qFormat/>
+    <w:rsid w:val="009B768B"/>
     <w:pPr>
       <w:keepNext/>
       <w:keepLines/>
-      <w:spacing w:before="240" w:after="80"/>
+      <w:spacing w:before="40" w:after="0"/>
       <w:outlineLvl w:val="5"/>
     </w:pPr>
     <w:rPr>
+      <w:rFonts w:eastAsiaTheme="majorEastAsia" w:cstheme="majorBidi"/>
       <w:i/>
       <w:iCs/>
-      <w:color w:val="666666"/>
+      <w:color w:val="595959" w:themeColor="text1" w:themeTint="A6"/>
+    </w:rPr>
+  </w:style>
+  <w:style w:type="paragraph" w:styleId="Heading7">
+    <w:name w:val="heading 7"/>
+    <w:basedOn w:val="Normal"/>
+    <w:next w:val="Normal"/>
+    <w:link w:val="Heading7Char"/>
+    <w:uiPriority w:val="9"/>
+    <w:semiHidden/>
+    <w:unhideWhenUsed/>
+    <w:qFormat/>
+    <w:rsid w:val="009B768B"/>
+    <w:pPr>
+      <w:keepNext/>
+      <w:keepLines/>
+      <w:spacing w:before="40" w:after="0"/>
+      <w:outlineLvl w:val="6"/>
+    </w:pPr>
+    <w:rPr>
+      <w:rFonts w:eastAsiaTheme="majorEastAsia" w:cstheme="majorBidi"/>
+      <w:color w:val="595959" w:themeColor="text1" w:themeTint="A6"/>
+    </w:rPr>
+  </w:style>
+  <w:style w:type="paragraph" w:styleId="Heading8">
+    <w:name w:val="heading 8"/>
+    <w:basedOn w:val="Normal"/>
+    <w:next w:val="Normal"/>
+    <w:link w:val="Heading8Char"/>
+    <w:uiPriority w:val="9"/>
+    <w:semiHidden/>
+    <w:unhideWhenUsed/>
+    <w:qFormat/>
+    <w:rsid w:val="009B768B"/>
+    <w:pPr>
+      <w:keepNext/>
+      <w:keepLines/>
+      <w:spacing w:after="0"/>
+      <w:outlineLvl w:val="7"/>
+    </w:pPr>
+    <w:rPr>
+      <w:rFonts w:eastAsiaTheme="majorEastAsia" w:cstheme="majorBidi"/>
+      <w:i/>
+      <w:iCs/>
+      <w:color w:val="272727" w:themeColor="text1" w:themeTint="D8"/>
+    </w:rPr>
+  </w:style>
+  <w:style w:type="paragraph" w:styleId="Heading9">
+    <w:name w:val="heading 9"/>
+    <w:basedOn w:val="Normal"/>
+    <w:next w:val="Normal"/>
+    <w:link w:val="Heading9Char"/>
+    <w:uiPriority w:val="9"/>
+    <w:semiHidden/>
+    <w:unhideWhenUsed/>
+    <w:qFormat/>
+    <w:rsid w:val="009B768B"/>
+    <w:pPr>
+      <w:keepNext/>
+      <w:keepLines/>
+      <w:spacing w:after="0"/>
+      <w:outlineLvl w:val="8"/>
+    </w:pPr>
+    <w:rPr>
+      <w:rFonts w:eastAsiaTheme="majorEastAsia" w:cstheme="majorBidi"/>
+      <w:color w:val="272727" w:themeColor="text1" w:themeTint="D8"/>
     </w:rPr>
   </w:style>
   <w:style w:type="character" w:default="1" w:styleId="DefaultParagraphFont">
@@ -11407,84 +9533,295 @@
     <w:semiHidden/>
     <w:unhideWhenUsed/>
   </w:style>
-  <w:style w:type="table" w:customStyle="1" w:styleId="TableNormal0">
-    <w:name w:val="TableNormal"/>
-    <w:tblPr>
-      <w:tblCellMar>
-        <w:top w:w="100" w:type="dxa"/>
-        <w:left w:w="100" w:type="dxa"/>
-        <w:bottom w:w="100" w:type="dxa"/>
-        <w:right w:w="100" w:type="dxa"/>
-      </w:tblCellMar>
-    </w:tblPr>
+  <w:style w:type="character" w:customStyle="1" w:styleId="Heading1Char">
+    <w:name w:val="Heading 1 Char"/>
+    <w:basedOn w:val="DefaultParagraphFont"/>
+    <w:link w:val="Heading1"/>
+    <w:uiPriority w:val="9"/>
+    <w:rsid w:val="009B768B"/>
+    <w:rPr>
+      <w:rFonts w:asciiTheme="majorHAnsi" w:eastAsiaTheme="majorEastAsia" w:hAnsiTheme="majorHAnsi" w:cstheme="majorBidi"/>
+      <w:color w:val="2F5496" w:themeColor="accent1" w:themeShade="BF"/>
+      <w:sz w:val="40"/>
+      <w:szCs w:val="40"/>
+    </w:rPr>
+  </w:style>
+  <w:style w:type="character" w:customStyle="1" w:styleId="Heading2Char">
+    <w:name w:val="Heading 2 Char"/>
+    <w:basedOn w:val="DefaultParagraphFont"/>
+    <w:link w:val="Heading2"/>
+    <w:uiPriority w:val="9"/>
+    <w:semiHidden/>
+    <w:rsid w:val="009B768B"/>
+    <w:rPr>
+      <w:rFonts w:asciiTheme="majorHAnsi" w:eastAsiaTheme="majorEastAsia" w:hAnsiTheme="majorHAnsi" w:cstheme="majorBidi"/>
+      <w:color w:val="2F5496" w:themeColor="accent1" w:themeShade="BF"/>
+      <w:sz w:val="32"/>
+      <w:szCs w:val="32"/>
+    </w:rPr>
+  </w:style>
+  <w:style w:type="character" w:customStyle="1" w:styleId="Heading3Char">
+    <w:name w:val="Heading 3 Char"/>
+    <w:basedOn w:val="DefaultParagraphFont"/>
+    <w:link w:val="Heading3"/>
+    <w:uiPriority w:val="9"/>
+    <w:semiHidden/>
+    <w:rsid w:val="009B768B"/>
+    <w:rPr>
+      <w:rFonts w:eastAsiaTheme="majorEastAsia" w:cstheme="majorBidi"/>
+      <w:color w:val="2F5496" w:themeColor="accent1" w:themeShade="BF"/>
+      <w:sz w:val="28"/>
+      <w:szCs w:val="28"/>
+    </w:rPr>
+  </w:style>
+  <w:style w:type="character" w:customStyle="1" w:styleId="Heading4Char">
+    <w:name w:val="Heading 4 Char"/>
+    <w:basedOn w:val="DefaultParagraphFont"/>
+    <w:link w:val="Heading4"/>
+    <w:uiPriority w:val="9"/>
+    <w:semiHidden/>
+    <w:rsid w:val="009B768B"/>
+    <w:rPr>
+      <w:rFonts w:eastAsiaTheme="majorEastAsia" w:cstheme="majorBidi"/>
+      <w:i/>
+      <w:iCs/>
+      <w:color w:val="2F5496" w:themeColor="accent1" w:themeShade="BF"/>
+    </w:rPr>
+  </w:style>
+  <w:style w:type="character" w:customStyle="1" w:styleId="Heading5Char">
+    <w:name w:val="Heading 5 Char"/>
+    <w:basedOn w:val="DefaultParagraphFont"/>
+    <w:link w:val="Heading5"/>
+    <w:uiPriority w:val="9"/>
+    <w:semiHidden/>
+    <w:rsid w:val="009B768B"/>
+    <w:rPr>
+      <w:rFonts w:eastAsiaTheme="majorEastAsia" w:cstheme="majorBidi"/>
+      <w:color w:val="2F5496" w:themeColor="accent1" w:themeShade="BF"/>
+    </w:rPr>
+  </w:style>
+  <w:style w:type="character" w:customStyle="1" w:styleId="Heading6Char">
+    <w:name w:val="Heading 6 Char"/>
+    <w:basedOn w:val="DefaultParagraphFont"/>
+    <w:link w:val="Heading6"/>
+    <w:uiPriority w:val="9"/>
+    <w:semiHidden/>
+    <w:rsid w:val="009B768B"/>
+    <w:rPr>
+      <w:rFonts w:eastAsiaTheme="majorEastAsia" w:cstheme="majorBidi"/>
+      <w:i/>
+      <w:iCs/>
+      <w:color w:val="595959" w:themeColor="text1" w:themeTint="A6"/>
+    </w:rPr>
+  </w:style>
+  <w:style w:type="character" w:customStyle="1" w:styleId="Heading7Char">
+    <w:name w:val="Heading 7 Char"/>
+    <w:basedOn w:val="DefaultParagraphFont"/>
+    <w:link w:val="Heading7"/>
+    <w:uiPriority w:val="9"/>
+    <w:semiHidden/>
+    <w:rsid w:val="009B768B"/>
+    <w:rPr>
+      <w:rFonts w:eastAsiaTheme="majorEastAsia" w:cstheme="majorBidi"/>
+      <w:color w:val="595959" w:themeColor="text1" w:themeTint="A6"/>
+    </w:rPr>
+  </w:style>
+  <w:style w:type="character" w:customStyle="1" w:styleId="Heading8Char">
+    <w:name w:val="Heading 8 Char"/>
+    <w:basedOn w:val="DefaultParagraphFont"/>
+    <w:link w:val="Heading8"/>
+    <w:uiPriority w:val="9"/>
+    <w:semiHidden/>
+    <w:rsid w:val="009B768B"/>
+    <w:rPr>
+      <w:rFonts w:eastAsiaTheme="majorEastAsia" w:cstheme="majorBidi"/>
+      <w:i/>
+      <w:iCs/>
+      <w:color w:val="272727" w:themeColor="text1" w:themeTint="D8"/>
+    </w:rPr>
+  </w:style>
+  <w:style w:type="character" w:customStyle="1" w:styleId="Heading9Char">
+    <w:name w:val="Heading 9 Char"/>
+    <w:basedOn w:val="DefaultParagraphFont"/>
+    <w:link w:val="Heading9"/>
+    <w:uiPriority w:val="9"/>
+    <w:semiHidden/>
+    <w:rsid w:val="009B768B"/>
+    <w:rPr>
+      <w:rFonts w:eastAsiaTheme="majorEastAsia" w:cstheme="majorBidi"/>
+      <w:color w:val="272727" w:themeColor="text1" w:themeTint="D8"/>
+    </w:rPr>
   </w:style>
   <w:style w:type="paragraph" w:styleId="Title">
     <w:name w:val="Title"/>
     <w:basedOn w:val="Normal"/>
     <w:next w:val="Normal"/>
+    <w:link w:val="TitleChar"/>
     <w:uiPriority w:val="10"/>
     <w:qFormat/>
+    <w:rsid w:val="009B768B"/>
     <w:pPr>
-      <w:keepNext/>
-      <w:keepLines/>
-      <w:spacing w:after="60"/>
+      <w:spacing w:after="80" w:line="240" w:lineRule="auto"/>
+      <w:contextualSpacing/>
     </w:pPr>
     <w:rPr>
-      <w:sz w:val="52"/>
-      <w:szCs w:val="52"/>
+      <w:rFonts w:asciiTheme="majorHAnsi" w:eastAsiaTheme="majorEastAsia" w:hAnsiTheme="majorHAnsi" w:cstheme="majorBidi"/>
+      <w:spacing w:val="-10"/>
+      <w:kern w:val="28"/>
+      <w:sz w:val="56"/>
+      <w:szCs w:val="56"/>
+    </w:rPr>
+  </w:style>
+  <w:style w:type="character" w:customStyle="1" w:styleId="TitleChar">
+    <w:name w:val="Title Char"/>
+    <w:basedOn w:val="DefaultParagraphFont"/>
+    <w:link w:val="Title"/>
+    <w:uiPriority w:val="10"/>
+    <w:rsid w:val="009B768B"/>
+    <w:rPr>
+      <w:rFonts w:asciiTheme="majorHAnsi" w:eastAsiaTheme="majorEastAsia" w:hAnsiTheme="majorHAnsi" w:cstheme="majorBidi"/>
+      <w:spacing w:val="-10"/>
+      <w:kern w:val="28"/>
+      <w:sz w:val="56"/>
+      <w:szCs w:val="56"/>
     </w:rPr>
   </w:style>
   <w:style w:type="paragraph" w:styleId="Subtitle">
     <w:name w:val="Subtitle"/>
     <w:basedOn w:val="Normal"/>
     <w:next w:val="Normal"/>
+    <w:link w:val="SubtitleChar"/>
     <w:uiPriority w:val="11"/>
     <w:qFormat/>
+    <w:rsid w:val="009B768B"/>
     <w:pPr>
-      <w:keepNext/>
-      <w:keepLines/>
-      <w:spacing w:after="320"/>
+      <w:numPr>
+        <w:ilvl w:val="1"/>
+      </w:numPr>
     </w:pPr>
     <w:rPr>
-      <w:color w:val="666666"/>
-      <w:sz w:val="30"/>
-      <w:szCs w:val="30"/>
+      <w:rFonts w:eastAsiaTheme="majorEastAsia" w:cstheme="majorBidi"/>
+      <w:color w:val="595959" w:themeColor="text1" w:themeTint="A6"/>
+      <w:spacing w:val="15"/>
+      <w:sz w:val="28"/>
+      <w:szCs w:val="28"/>
     </w:rPr>
   </w:style>
-  <w:style w:type="table" w:customStyle="1" w:styleId="a">
-    <w:basedOn w:val="TableNormal0"/>
-    <w:tblPr>
-      <w:tblStyleRowBandSize w:val="1"/>
-      <w:tblStyleColBandSize w:val="1"/>
-    </w:tblPr>
+  <w:style w:type="character" w:customStyle="1" w:styleId="SubtitleChar">
+    <w:name w:val="Subtitle Char"/>
+    <w:basedOn w:val="DefaultParagraphFont"/>
+    <w:link w:val="Subtitle"/>
+    <w:uiPriority w:val="11"/>
+    <w:rsid w:val="009B768B"/>
+    <w:rPr>
+      <w:rFonts w:eastAsiaTheme="majorEastAsia" w:cstheme="majorBidi"/>
+      <w:color w:val="595959" w:themeColor="text1" w:themeTint="A6"/>
+      <w:spacing w:val="15"/>
+      <w:sz w:val="28"/>
+      <w:szCs w:val="28"/>
+    </w:rPr>
   </w:style>
-  <w:style w:type="table" w:customStyle="1" w:styleId="a0">
-    <w:basedOn w:val="TableNormal0"/>
-    <w:tblPr>
-      <w:tblStyleRowBandSize w:val="1"/>
-      <w:tblStyleColBandSize w:val="1"/>
-    </w:tblPr>
+  <w:style w:type="paragraph" w:styleId="Quote">
+    <w:name w:val="Quote"/>
+    <w:basedOn w:val="Normal"/>
+    <w:next w:val="Normal"/>
+    <w:link w:val="QuoteChar"/>
+    <w:uiPriority w:val="29"/>
+    <w:qFormat/>
+    <w:rsid w:val="009B768B"/>
+    <w:pPr>
+      <w:spacing w:before="160"/>
+      <w:jc w:val="center"/>
+    </w:pPr>
+    <w:rPr>
+      <w:i/>
+      <w:iCs/>
+      <w:color w:val="404040" w:themeColor="text1" w:themeTint="BF"/>
+    </w:rPr>
   </w:style>
-  <w:style w:type="table" w:customStyle="1" w:styleId="a1">
-    <w:basedOn w:val="TableNormal0"/>
-    <w:tblPr>
-      <w:tblStyleRowBandSize w:val="1"/>
-      <w:tblStyleColBandSize w:val="1"/>
-    </w:tblPr>
+  <w:style w:type="character" w:customStyle="1" w:styleId="QuoteChar">
+    <w:name w:val="Quote Char"/>
+    <w:basedOn w:val="DefaultParagraphFont"/>
+    <w:link w:val="Quote"/>
+    <w:uiPriority w:val="29"/>
+    <w:rsid w:val="009B768B"/>
+    <w:rPr>
+      <w:i/>
+      <w:iCs/>
+      <w:color w:val="404040" w:themeColor="text1" w:themeTint="BF"/>
+    </w:rPr>
   </w:style>
-  <w:style w:type="table" w:customStyle="1" w:styleId="a2">
-    <w:basedOn w:val="TableNormal0"/>
-    <w:tblPr>
-      <w:tblStyleRowBandSize w:val="1"/>
-      <w:tblStyleColBandSize w:val="1"/>
-    </w:tblPr>
+  <w:style w:type="paragraph" w:styleId="ListParagraph">
+    <w:name w:val="List Paragraph"/>
+    <w:basedOn w:val="Normal"/>
+    <w:uiPriority w:val="34"/>
+    <w:qFormat/>
+    <w:rsid w:val="009B768B"/>
+    <w:pPr>
+      <w:ind w:left="720"/>
+      <w:contextualSpacing/>
+    </w:pPr>
   </w:style>
-  <w:style w:type="table" w:customStyle="1" w:styleId="a3">
-    <w:basedOn w:val="TableNormal0"/>
-    <w:tblPr>
-      <w:tblStyleRowBandSize w:val="1"/>
-      <w:tblStyleColBandSize w:val="1"/>
-    </w:tblPr>
+  <w:style w:type="character" w:styleId="IntenseEmphasis">
+    <w:name w:val="Intense Emphasis"/>
+    <w:basedOn w:val="DefaultParagraphFont"/>
+    <w:uiPriority w:val="21"/>
+    <w:qFormat/>
+    <w:rsid w:val="009B768B"/>
+    <w:rPr>
+      <w:i/>
+      <w:iCs/>
+      <w:color w:val="2F5496" w:themeColor="accent1" w:themeShade="BF"/>
+    </w:rPr>
+  </w:style>
+  <w:style w:type="paragraph" w:styleId="IntenseQuote">
+    <w:name w:val="Intense Quote"/>
+    <w:basedOn w:val="Normal"/>
+    <w:next w:val="Normal"/>
+    <w:link w:val="IntenseQuoteChar"/>
+    <w:uiPriority w:val="30"/>
+    <w:qFormat/>
+    <w:rsid w:val="009B768B"/>
+    <w:pPr>
+      <w:pBdr>
+        <w:top w:val="single" w:sz="4" w:space="10" w:color="2F5496" w:themeColor="accent1" w:themeShade="BF"/>
+        <w:bottom w:val="single" w:sz="4" w:space="10" w:color="2F5496" w:themeColor="accent1" w:themeShade="BF"/>
+      </w:pBdr>
+      <w:spacing w:before="360" w:after="360"/>
+      <w:ind w:left="864" w:right="864"/>
+      <w:jc w:val="center"/>
+    </w:pPr>
+    <w:rPr>
+      <w:i/>
+      <w:iCs/>
+      <w:color w:val="2F5496" w:themeColor="accent1" w:themeShade="BF"/>
+    </w:rPr>
+  </w:style>
+  <w:style w:type="character" w:customStyle="1" w:styleId="IntenseQuoteChar">
+    <w:name w:val="Intense Quote Char"/>
+    <w:basedOn w:val="DefaultParagraphFont"/>
+    <w:link w:val="IntenseQuote"/>
+    <w:uiPriority w:val="30"/>
+    <w:rsid w:val="009B768B"/>
+    <w:rPr>
+      <w:i/>
+      <w:iCs/>
+      <w:color w:val="2F5496" w:themeColor="accent1" w:themeShade="BF"/>
+    </w:rPr>
+  </w:style>
+  <w:style w:type="character" w:styleId="IntenseReference">
+    <w:name w:val="Intense Reference"/>
+    <w:basedOn w:val="DefaultParagraphFont"/>
+    <w:uiPriority w:val="32"/>
+    <w:qFormat/>
+    <w:rsid w:val="009B768B"/>
+    <w:rPr>
+      <w:b/>
+      <w:bCs/>
+      <w:smallCaps/>
+      <w:color w:val="2F5496" w:themeColor="accent1" w:themeShade="BF"/>
+      <w:spacing w:val="5"/>
+    </w:rPr>
   </w:style>
 </w:styles>
 </file>
@@ -11500,44 +9837,44 @@
         <a:sysClr val="window" lastClr="FFFFFF"/>
       </a:lt1>
       <a:dk2>
-        <a:srgbClr val="1F497D"/>
+        <a:srgbClr val="44546A"/>
       </a:dk2>
       <a:lt2>
-        <a:srgbClr val="EEECE1"/>
+        <a:srgbClr val="E7E6E6"/>
       </a:lt2>
       <a:accent1>
-        <a:srgbClr val="4F81BD"/>
+        <a:srgbClr val="4472C4"/>
       </a:accent1>
       <a:accent2>
-        <a:srgbClr val="C0504D"/>
+        <a:srgbClr val="ED7D31"/>
       </a:accent2>
       <a:accent3>
-        <a:srgbClr val="9BBB59"/>
+        <a:srgbClr val="A5A5A5"/>
       </a:accent3>
       <a:accent4>
-        <a:srgbClr val="8064A2"/>
+        <a:srgbClr val="FFC000"/>
       </a:accent4>
       <a:accent5>
-        <a:srgbClr val="4BACC6"/>
+        <a:srgbClr val="5B9BD5"/>
       </a:accent5>
       <a:accent6>
-        <a:srgbClr val="F79646"/>
+        <a:srgbClr val="70AD47"/>
       </a:accent6>
       <a:hlink>
-        <a:srgbClr val="0000FF"/>
+        <a:srgbClr val="0563C1"/>
       </a:hlink>
       <a:folHlink>
-        <a:srgbClr val="800080"/>
+        <a:srgbClr val="954F72"/>
       </a:folHlink>
     </a:clrScheme>
     <a:fontScheme name="Office">
       <a:majorFont>
-        <a:latin typeface="Calibri"/>
+        <a:latin typeface="Calibri Light" panose="020F0302020204030204"/>
         <a:ea typeface=""/>
         <a:cs typeface=""/>
-        <a:font script="Jpan" typeface="ＭＳ ゴシック"/>
+        <a:font script="Jpan" typeface="游ゴシック Light"/>
         <a:font script="Hang" typeface="맑은 고딕"/>
-        <a:font script="Hans" typeface="宋体"/>
+        <a:font script="Hans" typeface="等线 Light"/>
         <a:font script="Hant" typeface="新細明體"/>
         <a:font script="Arab" typeface="Times New Roman"/>
         <a:font script="Hebr" typeface="Times New Roman"/>
@@ -11565,14 +9902,31 @@
         <a:font script="Viet" typeface="Times New Roman"/>
         <a:font script="Uigh" typeface="Microsoft Uighur"/>
         <a:font script="Geor" typeface="Sylfaen"/>
+        <a:font script="Armn" typeface="Arial"/>
+        <a:font script="Bugi" typeface="Leelawadee UI"/>
+        <a:font script="Bopo" typeface="Microsoft JhengHei"/>
+        <a:font script="Java" typeface="Javanese Text"/>
+        <a:font script="Lisu" typeface="Segoe UI"/>
+        <a:font script="Mymr" typeface="Myanmar Text"/>
+        <a:font script="Nkoo" typeface="Ebrima"/>
+        <a:font script="Olck" typeface="Nirmala UI"/>
+        <a:font script="Osma" typeface="Ebrima"/>
+        <a:font script="Phag" typeface="Phagspa"/>
+        <a:font script="Syrn" typeface="Estrangelo Edessa"/>
+        <a:font script="Syrj" typeface="Estrangelo Edessa"/>
+        <a:font script="Syre" typeface="Estrangelo Edessa"/>
+        <a:font script="Sora" typeface="Nirmala UI"/>
+        <a:font script="Tale" typeface="Microsoft Tai Le"/>
+        <a:font script="Talu" typeface="Microsoft New Tai Lue"/>
+        <a:font script="Tfng" typeface="Ebrima"/>
       </a:majorFont>
       <a:minorFont>
-        <a:latin typeface="Cambria"/>
+        <a:latin typeface="Calibri" panose="020F0502020204030204"/>
         <a:ea typeface=""/>
         <a:cs typeface=""/>
-        <a:font script="Jpan" typeface="ＭＳ 明朝"/>
+        <a:font script="Jpan" typeface="游ゴシック"/>
         <a:font script="Hang" typeface="맑은 고딕"/>
-        <a:font script="Hans" typeface="宋体"/>
+        <a:font script="Hans" typeface="等线"/>
         <a:font script="Hant" typeface="新細明體"/>
         <a:font script="Arab" typeface="Arial"/>
         <a:font script="Hebr" typeface="Arial"/>
@@ -11600,6 +9954,23 @@
         <a:font script="Viet" typeface="Arial"/>
         <a:font script="Uigh" typeface="Microsoft Uighur"/>
         <a:font script="Geor" typeface="Sylfaen"/>
+        <a:font script="Armn" typeface="Arial"/>
+        <a:font script="Bugi" typeface="Leelawadee UI"/>
+        <a:font script="Bopo" typeface="Microsoft JhengHei"/>
+        <a:font script="Java" typeface="Javanese Text"/>
+        <a:font script="Lisu" typeface="Segoe UI"/>
+        <a:font script="Mymr" typeface="Myanmar Text"/>
+        <a:font script="Nkoo" typeface="Ebrima"/>
+        <a:font script="Olck" typeface="Nirmala UI"/>
+        <a:font script="Osma" typeface="Ebrima"/>
+        <a:font script="Phag" typeface="Phagspa"/>
+        <a:font script="Syrn" typeface="Estrangelo Edessa"/>
+        <a:font script="Syrj" typeface="Estrangelo Edessa"/>
+        <a:font script="Syre" typeface="Estrangelo Edessa"/>
+        <a:font script="Sora" typeface="Nirmala UI"/>
+        <a:font script="Tale" typeface="Microsoft Tai Le"/>
+        <a:font script="Talu" typeface="Microsoft New Tai Lue"/>
+        <a:font script="Tfng" typeface="Ebrima"/>
       </a:minorFont>
     </a:fontScheme>
     <a:fmtScheme name="Office">
@@ -11611,200 +9982,141 @@
           <a:gsLst>
             <a:gs pos="0">
               <a:schemeClr val="phClr">
-                <a:tint val="50000"/>
-                <a:satMod val="300000"/>
+                <a:lumMod val="110000"/>
+                <a:satMod val="105000"/>
+                <a:tint val="67000"/>
               </a:schemeClr>
             </a:gs>
-            <a:gs pos="35000">
+            <a:gs pos="50000">
               <a:schemeClr val="phClr">
-                <a:tint val="37000"/>
-                <a:satMod val="300000"/>
+                <a:lumMod val="105000"/>
+                <a:satMod val="103000"/>
+                <a:tint val="73000"/>
               </a:schemeClr>
             </a:gs>
             <a:gs pos="100000">
               <a:schemeClr val="phClr">
-                <a:tint val="15000"/>
-                <a:satMod val="350000"/>
+                <a:lumMod val="105000"/>
+                <a:satMod val="109000"/>
+                <a:tint val="81000"/>
               </a:schemeClr>
             </a:gs>
           </a:gsLst>
-          <a:lin ang="16200000" scaled="1"/>
+          <a:lin ang="5400000" scaled="0"/>
         </a:gradFill>
         <a:gradFill rotWithShape="1">
           <a:gsLst>
             <a:gs pos="0">
               <a:schemeClr val="phClr">
-                <a:tint val="100000"/>
+                <a:satMod val="103000"/>
+                <a:lumMod val="102000"/>
+                <a:tint val="94000"/>
+              </a:schemeClr>
+            </a:gs>
+            <a:gs pos="50000">
+              <a:schemeClr val="phClr">
+                <a:satMod val="110000"/>
+                <a:lumMod val="100000"/>
                 <a:shade val="100000"/>
-                <a:satMod val="130000"/>
               </a:schemeClr>
             </a:gs>
             <a:gs pos="100000">
               <a:schemeClr val="phClr">
-                <a:tint val="50000"/>
-                <a:shade val="100000"/>
-                <a:satMod val="350000"/>
+                <a:lumMod val="99000"/>
+                <a:satMod val="120000"/>
+                <a:shade val="78000"/>
               </a:schemeClr>
             </a:gs>
           </a:gsLst>
-          <a:lin ang="16200000" scaled="0"/>
+          <a:lin ang="5400000" scaled="0"/>
         </a:gradFill>
       </a:fillStyleLst>
       <a:lnStyleLst>
-        <a:ln w="9525" cap="flat" cmpd="sng" algn="ctr">
-          <a:solidFill>
-            <a:schemeClr val="phClr">
-              <a:shade val="95000"/>
-              <a:satMod val="105000"/>
-            </a:schemeClr>
-          </a:solidFill>
-          <a:prstDash val="solid"/>
-        </a:ln>
-        <a:ln w="25400" cap="flat" cmpd="sng" algn="ctr">
+        <a:ln w="6350" cap="flat" cmpd="sng" algn="ctr">
           <a:solidFill>
             <a:schemeClr val="phClr"/>
           </a:solidFill>
           <a:prstDash val="solid"/>
+          <a:miter lim="800000"/>
         </a:ln>
-        <a:ln w="38100" cap="flat" cmpd="sng" algn="ctr">
+        <a:ln w="12700" cap="flat" cmpd="sng" algn="ctr">
           <a:solidFill>
             <a:schemeClr val="phClr"/>
           </a:solidFill>
           <a:prstDash val="solid"/>
+          <a:miter lim="800000"/>
+        </a:ln>
+        <a:ln w="19050" cap="flat" cmpd="sng" algn="ctr">
+          <a:solidFill>
+            <a:schemeClr val="phClr"/>
+          </a:solidFill>
+          <a:prstDash val="solid"/>
+          <a:miter lim="800000"/>
         </a:ln>
       </a:lnStyleLst>
       <a:effectStyleLst>
         <a:effectStyle>
+          <a:effectLst/>
+        </a:effectStyle>
+        <a:effectStyle>
+          <a:effectLst/>
+        </a:effectStyle>
+        <a:effectStyle>
           <a:effectLst>
-            <a:outerShdw blurRad="40000" dist="20000" dir="5400000" rotWithShape="0">
+            <a:outerShdw blurRad="57150" dist="19050" dir="5400000" algn="ctr" rotWithShape="0">
               <a:srgbClr val="000000">
-                <a:alpha val="38000"/>
+                <a:alpha val="63000"/>
               </a:srgbClr>
             </a:outerShdw>
           </a:effectLst>
-        </a:effectStyle>
-        <a:effectStyle>
-          <a:effectLst>
-            <a:outerShdw blurRad="40000" dist="23000" dir="5400000" rotWithShape="0">
-              <a:srgbClr val="000000">
-                <a:alpha val="35000"/>
-              </a:srgbClr>
-            </a:outerShdw>
-          </a:effectLst>
-        </a:effectStyle>
-        <a:effectStyle>
-          <a:effectLst>
-            <a:outerShdw blurRad="40000" dist="23000" dir="5400000" rotWithShape="0">
-              <a:srgbClr val="000000">
-                <a:alpha val="35000"/>
-              </a:srgbClr>
-            </a:outerShdw>
-          </a:effectLst>
-          <a:scene3d>
-            <a:camera prst="orthographicFront">
-              <a:rot lat="0" lon="0" rev="0"/>
-            </a:camera>
-            <a:lightRig rig="threePt" dir="t">
-              <a:rot lat="0" lon="0" rev="1200000"/>
-            </a:lightRig>
-          </a:scene3d>
-          <a:sp3d>
-            <a:bevelT w="63500" h="25400"/>
-          </a:sp3d>
         </a:effectStyle>
       </a:effectStyleLst>
       <a:bgFillStyleLst>
         <a:solidFill>
           <a:schemeClr val="phClr"/>
         </a:solidFill>
+        <a:solidFill>
+          <a:schemeClr val="phClr">
+            <a:tint val="95000"/>
+            <a:satMod val="170000"/>
+          </a:schemeClr>
+        </a:solidFill>
         <a:gradFill rotWithShape="1">
           <a:gsLst>
             <a:gs pos="0">
               <a:schemeClr val="phClr">
-                <a:tint val="40000"/>
-                <a:satMod val="350000"/>
+                <a:tint val="93000"/>
+                <a:satMod val="150000"/>
+                <a:shade val="98000"/>
+                <a:lumMod val="102000"/>
               </a:schemeClr>
             </a:gs>
-            <a:gs pos="40000">
+            <a:gs pos="50000">
               <a:schemeClr val="phClr">
-                <a:tint val="45000"/>
-                <a:shade val="99000"/>
-                <a:satMod val="350000"/>
+                <a:tint val="98000"/>
+                <a:satMod val="130000"/>
+                <a:shade val="90000"/>
+                <a:lumMod val="103000"/>
               </a:schemeClr>
             </a:gs>
             <a:gs pos="100000">
               <a:schemeClr val="phClr">
-                <a:shade val="20000"/>
-                <a:satMod val="255000"/>
+                <a:shade val="63000"/>
+                <a:satMod val="120000"/>
               </a:schemeClr>
             </a:gs>
           </a:gsLst>
-          <a:path path="circle">
-            <a:fillToRect l="50000" t="-80000" r="50000" b="180000"/>
-          </a:path>
-        </a:gradFill>
-        <a:gradFill rotWithShape="1">
-          <a:gsLst>
-            <a:gs pos="0">
-              <a:schemeClr val="phClr">
-                <a:tint val="80000"/>
-                <a:satMod val="300000"/>
-              </a:schemeClr>
-            </a:gs>
-            <a:gs pos="100000">
-              <a:schemeClr val="phClr">
-                <a:shade val="30000"/>
-                <a:satMod val="200000"/>
-              </a:schemeClr>
-            </a:gs>
-          </a:gsLst>
-          <a:path path="circle">
-            <a:fillToRect l="50000" t="50000" r="50000" b="50000"/>
-          </a:path>
+          <a:lin ang="5400000" scaled="0"/>
         </a:gradFill>
       </a:bgFillStyleLst>
     </a:fmtScheme>
   </a:themeElements>
-  <a:objectDefaults>
-    <a:spDef>
-      <a:spPr/>
-      <a:bodyPr/>
-      <a:lstStyle/>
-      <a:style>
-        <a:lnRef idx="1">
-          <a:schemeClr val="accent1"/>
-        </a:lnRef>
-        <a:fillRef idx="3">
-          <a:schemeClr val="accent1"/>
-        </a:fillRef>
-        <a:effectRef idx="2">
-          <a:schemeClr val="accent1"/>
-        </a:effectRef>
-        <a:fontRef idx="minor">
-          <a:schemeClr val="lt1"/>
-        </a:fontRef>
-      </a:style>
-    </a:spDef>
-    <a:lnDef>
-      <a:spPr/>
-      <a:bodyPr/>
-      <a:lstStyle/>
-      <a:style>
-        <a:lnRef idx="2">
-          <a:schemeClr val="accent1"/>
-        </a:lnRef>
-        <a:fillRef idx="0">
-          <a:schemeClr val="accent1"/>
-        </a:fillRef>
-        <a:effectRef idx="1">
-          <a:schemeClr val="accent1"/>
-        </a:effectRef>
-        <a:fontRef idx="minor">
-          <a:schemeClr val="tx1"/>
-        </a:fontRef>
-      </a:style>
-    </a:lnDef>
-  </a:objectDefaults>
+  <a:objectDefaults/>
   <a:extraClrSchemeLst/>
+  <a:extLst>
+    <a:ext uri="{05A4C25C-085E-4340-85A3-A5531E510DB2}">
+      <thm15:themeFamily xmlns:thm15="http://schemas.microsoft.com/office/thememl/2012/main" name="Office Theme" id="{62F939B6-93AF-4DB8-9C6B-D6C7DFDC589F}" vid="{4A3C46E8-61CC-4603-A589-7422A47A8E4A}"/>
+    </a:ext>
+  </a:extLst>
 </a:theme>
 </file>